--- a/optimization-critical-points.docx
+++ b/optimization-critical-points.docx
@@ -15,7 +15,7 @@
         <w:pStyle w:val="Date"/>
       </w:pPr>
       <w:r>
-        <w:t xml:space="preserve">Last modified: 2026-10-29 13:28:16 (PDT)</w:t>
+        <w:t xml:space="preserve">Last modified: 2026-10-29 14:56:31 (PDT)</w:t>
       </w:r>
     </w:p>
     <w:bookmarkStart w:id="72" w:name="sec-critical-points"/>

--- a/optimization-critical-points.docx
+++ b/optimization-critical-points.docx
@@ -15,10 +15,10 @@
         <w:pStyle w:val="Date"/>
       </w:pPr>
       <w:r>
-        <w:t xml:space="preserve">Last modified: 2026-10-29 14:56:31 (PDT)</w:t>
+        <w:t xml:space="preserve">Last modified: 2026-10-29 16:45:03 (PDT)</w:t>
       </w:r>
     </w:p>
-    <w:bookmarkStart w:id="72" w:name="sec-critical-points"/>
+    <w:bookmarkStart w:id="89" w:name="sec-critical-points"/>
     <w:p>
       <w:pPr>
         <w:pStyle w:val="Heading2"/>
@@ -3222,7 +3222,7 @@
         </w:tc>
       </w:tr>
     </w:tbl>
-    <w:bookmarkStart w:id="25" w:name="exr-flat-point"/>
+    <w:bookmarkStart w:id="28" w:name="exr-flat-point"/>
     <w:p>
       <w:pPr>
         <w:pStyle w:val="BodyText"/>
@@ -3238,8 +3238,76 @@
         <w:t xml:space="preserve"> </w:t>
       </w:r>
       <w:r>
-        <w:t xml:space="preserve">Let</w:t>
-      </w:r>
+        <w:t xml:space="preserve">A</w:t>
+      </w:r>
+      <w:r>
+        <w:t xml:space="preserve"> </w:t>
+      </w:r>
+      <w:hyperlink w:anchor="def-flat-point">
+        <w:r>
+          <w:rPr>
+            <w:rStyle w:val="Hyperlink"/>
+          </w:rPr>
+          <w:t xml:space="preserve">flat point</w:t>
+        </w:r>
+      </w:hyperlink>
+      <w:r>
+        <w:t xml:space="preserve"> </w:t>
+      </w:r>
+      <w:r>
+        <w:t xml:space="preserve">of a</w:t>
+      </w:r>
+      <w:r>
+        <w:t xml:space="preserve"> </w:t>
+      </w:r>
+      <w:hyperlink r:id="rId22">
+        <w:r>
+          <w:rPr>
+            <w:rStyle w:val="Hyperlink"/>
+          </w:rPr>
+          <w:t xml:space="preserve">function</w:t>
+        </w:r>
+      </w:hyperlink>
+      <w:r>
+        <w:t xml:space="preserve"> </w:t>
+      </w:r>
+      <w:r>
+        <w:t xml:space="preserve">is where its</w:t>
+      </w:r>
+      <w:r>
+        <w:t xml:space="preserve"> </w:t>
+      </w:r>
+      <w:hyperlink r:id="rId25">
+        <w:r>
+          <w:rPr>
+            <w:rStyle w:val="Hyperlink"/>
+          </w:rPr>
+          <w:t xml:space="preserve">derivative</w:t>
+        </w:r>
+      </w:hyperlink>
+      <w:r>
+        <w:t xml:space="preserve"> </w:t>
+      </w:r>
+      <w:r>
+        <w:t xml:space="preserve">is zero.</w:t>
+      </w:r>
+      <w:r>
+        <w:t xml:space="preserve"> </w:t>
+      </w:r>
+      <w:r>
+        <w:t xml:space="preserve">The next exercises use the</w:t>
+      </w:r>
+      <w:r>
+        <w:t xml:space="preserve"> </w:t>
+      </w:r>
+      <w:hyperlink r:id="rId26">
+        <w:r>
+          <w:rPr>
+            <w:rStyle w:val="Hyperlink"/>
+          </w:rPr>
+          <w:t xml:space="preserve">parabola</w:t>
+        </w:r>
+      </w:hyperlink>
       <w:r>
         <w:t xml:space="preserve"> </w:t>
       </w:r>
@@ -3303,6 +3371,60 @@
         </m:r>
       </m:oMath>
       <w:r>
+        <w:t xml:space="preserve"> </w:t>
+      </w:r>
+      <w:r>
+        <w:t xml:space="preserve">to find where</w:t>
+      </w:r>
+      <w:r>
+        <w:t xml:space="preserve"> </w:t>
+      </w:r>
+      <m:oMath>
+        <m:r>
+          <m:t>f</m:t>
+        </m:r>
+      </m:oMath>
+      <w:r>
+        <w:t xml:space="preserve"> </w:t>
+      </w:r>
+      <w:r>
+        <w:t xml:space="preserve">is flat</w:t>
+      </w:r>
+      <w:r>
+        <w:t xml:space="preserve"> </w:t>
+      </w:r>
+      <w:r>
+        <w:t xml:space="preserve">and to compare a</w:t>
+      </w:r>
+      <w:r>
+        <w:t xml:space="preserve"> </w:t>
+      </w:r>
+      <w:hyperlink r:id="rId27">
+        <w:r>
+          <w:rPr>
+            <w:rStyle w:val="Hyperlink"/>
+          </w:rPr>
+          <w:t xml:space="preserve">linear approximation</w:t>
+        </w:r>
+      </w:hyperlink>
+      <w:r>
+        <w:t xml:space="preserve"> </w:t>
+      </w:r>
+      <w:r>
+        <w:t xml:space="preserve">with the exact</w:t>
+      </w:r>
+      <w:r>
+        <w:t xml:space="preserve"> </w:t>
+      </w:r>
+      <w:hyperlink r:id="rId13">
+        <w:r>
+          <w:rPr>
+            <w:rStyle w:val="Hyperlink"/>
+          </w:rPr>
+          <w:t xml:space="preserve">value</w:t>
+        </w:r>
+      </w:hyperlink>
+      <w:r>
         <w:t xml:space="preserve">.</w:t>
       </w:r>
     </w:p>
@@ -3325,8 +3447,8 @@
         <w:t xml:space="preserve">.</w:t>
       </w:r>
     </w:p>
-    <w:bookmarkEnd w:id="25"/>
-    <w:bookmarkStart w:id="27" w:name="sol-flat-point"/>
+    <w:bookmarkEnd w:id="28"/>
+    <w:bookmarkStart w:id="30" w:name="sol-flat-point"/>
     <w:p>
       <w:pPr>
         <w:pStyle w:val="BodyText"/>
@@ -3347,7 +3469,7 @@
       <w:r>
         <w:t xml:space="preserve"> </w:t>
       </w:r>
-      <w:hyperlink r:id="rId26">
+      <w:hyperlink r:id="rId29">
         <w:r>
           <w:rPr>
             <w:rStyle w:val="Hyperlink"/>
@@ -3413,8 +3535,8 @@
         </m:oMath>
       </m:oMathPara>
     </w:p>
-    <w:bookmarkEnd w:id="27"/>
-    <w:bookmarkStart w:id="28" w:name="exr-flat-point-find"/>
+    <w:bookmarkEnd w:id="30"/>
+    <w:bookmarkStart w:id="31" w:name="exr-flat-point-find"/>
     <w:p>
       <w:pPr>
         <w:pStyle w:val="FirstParagraph"/>
@@ -3489,8 +3611,8 @@
         <w:t xml:space="preserve">.</w:t>
       </w:r>
     </w:p>
-    <w:bookmarkEnd w:id="28"/>
-    <w:bookmarkStart w:id="30" w:name="sol-flat-point-find"/>
+    <w:bookmarkEnd w:id="31"/>
+    <w:bookmarkStart w:id="32" w:name="sol-flat-point-find"/>
     <w:p>
       <w:pPr>
         <w:pStyle w:val="BodyText"/>
@@ -3511,7 +3633,7 @@
       <w:r>
         <w:t xml:space="preserve"> </w:t>
       </w:r>
-      <w:hyperlink r:id="rId29">
+      <w:hyperlink r:id="rId25">
         <w:r>
           <w:rPr>
             <w:rStyle w:val="Hyperlink"/>
@@ -3590,8 +3712,8 @@
         <w:t xml:space="preserve">.</w:t>
       </w:r>
     </w:p>
-    <w:bookmarkEnd w:id="30"/>
-    <w:bookmarkStart w:id="31" w:name="exr-flat-point-minimum"/>
+    <w:bookmarkEnd w:id="32"/>
+    <w:bookmarkStart w:id="33" w:name="exr-flat-point-minimum"/>
     <w:p>
       <w:pPr>
         <w:pStyle w:val="BodyText"/>
@@ -3721,8 +3843,8 @@
         <w:t xml:space="preserve">.</w:t>
       </w:r>
     </w:p>
-    <w:bookmarkEnd w:id="31"/>
-    <w:bookmarkStart w:id="32" w:name="sol-flat-point-minimum"/>
+    <w:bookmarkEnd w:id="33"/>
+    <w:bookmarkStart w:id="34" w:name="sol-flat-point-minimum"/>
     <w:p>
       <w:pPr>
         <w:pStyle w:val="BodyText"/>
@@ -4339,7 +4461,7 @@
       <w:r>
         <w:t xml:space="preserve"> </w:t>
       </w:r>
-      <w:hyperlink r:id="rId29">
+      <w:hyperlink r:id="rId25">
         <w:r>
           <w:rPr>
             <w:rStyle w:val="Hyperlink"/>
@@ -4383,8 +4505,8 @@
         <w:t xml:space="preserve">so the function falls into that point and rises out of it.</w:t>
       </w:r>
     </w:p>
-    <w:bookmarkEnd w:id="32"/>
-    <w:bookmarkStart w:id="33" w:name="exr-flat-point-slope"/>
+    <w:bookmarkEnd w:id="34"/>
+    <w:bookmarkStart w:id="35" w:name="exr-flat-point-slope"/>
     <w:p>
       <w:pPr>
         <w:pStyle w:val="BodyText"/>
@@ -4453,7 +4575,7 @@
       <w:r>
         <w:t xml:space="preserve"> </w:t>
       </w:r>
-      <w:hyperlink r:id="rId29">
+      <w:hyperlink r:id="rId25">
         <w:r>
           <w:rPr>
             <w:rStyle w:val="Hyperlink"/>
@@ -4488,8 +4610,8 @@
         <w:t xml:space="preserve">.</w:t>
       </w:r>
     </w:p>
-    <w:bookmarkEnd w:id="33"/>
-    <w:bookmarkStart w:id="34" w:name="sol-flat-point-slope"/>
+    <w:bookmarkEnd w:id="35"/>
+    <w:bookmarkStart w:id="36" w:name="sol-flat-point-slope"/>
     <w:p>
       <w:pPr>
         <w:pStyle w:val="BodyText"/>
@@ -4533,7 +4655,7 @@
       <w:r>
         <w:t xml:space="preserve"> </w:t>
       </w:r>
-      <w:hyperlink r:id="rId29">
+      <w:hyperlink r:id="rId25">
         <w:r>
           <w:rPr>
             <w:rStyle w:val="Hyperlink"/>
@@ -4618,8 +4740,8 @@
         <w:t xml:space="preserve">is falling there.</w:t>
       </w:r>
     </w:p>
-    <w:bookmarkEnd w:id="34"/>
-    <w:bookmarkStart w:id="36" w:name="exr-flat-point-predict"/>
+    <w:bookmarkEnd w:id="36"/>
+    <w:bookmarkStart w:id="37" w:name="exr-flat-point-predict"/>
     <w:p>
       <w:pPr>
         <w:pStyle w:val="BodyText"/>
@@ -4660,7 +4782,7 @@
       <w:r>
         <w:t xml:space="preserve"> </w:t>
       </w:r>
-      <w:hyperlink r:id="rId35">
+      <w:hyperlink r:id="rId27">
         <w:r>
           <w:rPr>
             <w:rStyle w:val="Hyperlink"/>
@@ -4677,7 +4799,7 @@
       <w:r>
         <w:t xml:space="preserve"> </w:t>
       </w:r>
-      <w:hyperlink r:id="rId29">
+      <w:hyperlink r:id="rId25">
         <w:r>
           <w:rPr>
             <w:rStyle w:val="Hyperlink"/>
@@ -4758,8 +4880,8 @@
         <w:t xml:space="preserve">.</w:t>
       </w:r>
     </w:p>
-    <w:bookmarkEnd w:id="36"/>
-    <w:bookmarkStart w:id="37" w:name="sol-flat-point-predict"/>
+    <w:bookmarkEnd w:id="37"/>
+    <w:bookmarkStart w:id="38" w:name="sol-flat-point-predict"/>
     <w:p>
       <w:pPr>
         <w:pStyle w:val="BodyText"/>
@@ -4800,7 +4922,7 @@
       <w:r>
         <w:t xml:space="preserve"> </w:t>
       </w:r>
-      <w:hyperlink r:id="rId35">
+      <w:hyperlink r:id="rId27">
         <w:r>
           <w:rPr>
             <w:rStyle w:val="Hyperlink"/>
@@ -4971,8 +5093,8 @@
         <w:t xml:space="preserve">.</w:t>
       </w:r>
     </w:p>
-    <w:bookmarkEnd w:id="37"/>
-    <w:bookmarkStart w:id="38" w:name="exr-flat-point-exact"/>
+    <w:bookmarkEnd w:id="38"/>
+    <w:bookmarkStart w:id="39" w:name="exr-flat-point-exact"/>
     <w:p>
       <w:pPr>
         <w:pStyle w:val="BodyText"/>
@@ -5054,8 +5176,8 @@
         <w:t xml:space="preserve">.</w:t>
       </w:r>
     </w:p>
-    <w:bookmarkEnd w:id="38"/>
-    <w:bookmarkStart w:id="39" w:name="sol-flat-point-exact"/>
+    <w:bookmarkEnd w:id="39"/>
+    <w:bookmarkStart w:id="40" w:name="sol-flat-point-exact"/>
     <w:p>
       <w:pPr>
         <w:pStyle w:val="BodyText"/>
@@ -5300,8 +5422,8 @@
         <w:t xml:space="preserve">.</w:t>
       </w:r>
     </w:p>
-    <w:bookmarkEnd w:id="39"/>
-    <w:bookmarkStart w:id="40" w:name="exr-flat-point-compare"/>
+    <w:bookmarkEnd w:id="40"/>
+    <w:bookmarkStart w:id="41" w:name="exr-flat-point-compare"/>
     <w:p>
       <w:pPr>
         <w:pStyle w:val="BodyText"/>
@@ -5397,8 +5519,8 @@
         <w:t xml:space="preserve">.</w:t>
       </w:r>
     </w:p>
-    <w:bookmarkEnd w:id="40"/>
-    <w:bookmarkStart w:id="43" w:name="sol-flat-point-compare"/>
+    <w:bookmarkEnd w:id="41"/>
+    <w:bookmarkStart w:id="44" w:name="sol-flat-point-compare"/>
     <w:p>
       <w:pPr>
         <w:pStyle w:val="BodyText"/>
@@ -5530,12 +5652,67 @@
         <w:t xml:space="preserve"> </w:t>
       </w:r>
       <w:r>
-        <w:t xml:space="preserve">The</w:t>
-      </w:r>
-      <w:r>
-        <w:t xml:space="preserve"> </w:t>
-      </w:r>
-      <w:hyperlink r:id="rId41">
+        <w:t xml:space="preserve">For this</w:t>
+      </w:r>
+      <w:r>
+        <w:t xml:space="preserve"> </w:t>
+      </w:r>
+      <m:oMath>
+        <m:r>
+          <m:t>f</m:t>
+        </m:r>
+      </m:oMath>
+      <w:r>
+        <w:t xml:space="preserve">,</w:t>
+      </w:r>
+      <w:r>
+        <w:t xml:space="preserve"> </w:t>
+      </w:r>
+      <w:r>
+        <w:t xml:space="preserve">the difference between</w:t>
+      </w:r>
+      <w:r>
+        <w:t xml:space="preserve"> </w:t>
+      </w:r>
+      <m:oMath>
+        <m:r>
+          <m:t>f</m:t>
+        </m:r>
+        <m:r>
+          <m:rPr>
+            <m:sty m:val="p"/>
+          </m:rPr>
+          <m:t>(</m:t>
+        </m:r>
+        <m:r>
+          <m:t>w</m:t>
+        </m:r>
+        <m:r>
+          <m:rPr>
+            <m:sty m:val="p"/>
+          </m:rPr>
+          <m:t>+</m:t>
+        </m:r>
+        <m:r>
+          <m:t>ε</m:t>
+        </m:r>
+        <m:r>
+          <m:rPr>
+            <m:sty m:val="p"/>
+          </m:rPr>
+          <m:t>)</m:t>
+        </m:r>
+      </m:oMath>
+      <w:r>
+        <w:t xml:space="preserve"> </w:t>
+      </w:r>
+      <w:r>
+        <w:t xml:space="preserve">and its</w:t>
+      </w:r>
+      <w:r>
+        <w:t xml:space="preserve"> </w:t>
+      </w:r>
+      <w:hyperlink r:id="rId42">
         <w:r>
           <w:rPr>
             <w:rStyle w:val="Hyperlink"/>
@@ -5547,24 +5724,180 @@
         <w:t xml:space="preserve"> </w:t>
       </w:r>
       <w:r>
-        <w:t xml:space="preserve">drops everything of that order and smaller,</w:t>
-      </w:r>
-      <w:r>
-        <w:t xml:space="preserve"> </w:t>
-      </w:r>
-      <w:r>
-        <w:t xml:space="preserve">so halving the step quarters the error.</w:t>
-      </w:r>
-      <w:r>
-        <w:t xml:space="preserve"> </w:t>
-      </w:r>
-      <w:r>
-        <w:t xml:space="preserve">That trade is the whole bargain of</w:t>
-      </w:r>
-      <w:r>
-        <w:t xml:space="preserve"> </w:t>
-      </w:r>
-      <w:hyperlink r:id="rId42">
+        <w:t xml:space="preserve">is, at any</w:t>
+      </w:r>
+      <w:r>
+        <w:t xml:space="preserve"> </w:t>
+      </w:r>
+      <m:oMath>
+        <m:r>
+          <m:t>w</m:t>
+        </m:r>
+      </m:oMath>
+      <w:r>
+        <w:t xml:space="preserve">, exactly</w:t>
+      </w:r>
+    </w:p>
+    <w:p>
+      <w:pPr>
+        <w:pStyle w:val="BodyText"/>
+      </w:pPr>
+      <m:oMathPara>
+        <m:oMathParaPr>
+          <m:jc m:val="center"/>
+        </m:oMathParaPr>
+        <m:oMath>
+          <m:r>
+            <m:t>f</m:t>
+          </m:r>
+          <m:r>
+            <m:rPr>
+              <m:sty m:val="p"/>
+            </m:rPr>
+            <m:t>(</m:t>
+          </m:r>
+          <m:r>
+            <m:t>w</m:t>
+          </m:r>
+          <m:r>
+            <m:rPr>
+              <m:sty m:val="p"/>
+            </m:rPr>
+            <m:t>+</m:t>
+          </m:r>
+          <m:r>
+            <m:t>ε</m:t>
+          </m:r>
+          <m:r>
+            <m:rPr>
+              <m:sty m:val="p"/>
+            </m:rPr>
+            <m:t>)</m:t>
+          </m:r>
+          <m:r>
+            <m:rPr>
+              <m:sty m:val="p"/>
+            </m:rPr>
+            <m:t>−</m:t>
+          </m:r>
+          <m:r>
+            <m:rPr>
+              <m:sty m:val="p"/>
+            </m:rPr>
+            <m:t>[</m:t>
+          </m:r>
+          <m:r>
+            <m:t>f</m:t>
+          </m:r>
+          <m:r>
+            <m:rPr>
+              <m:sty m:val="p"/>
+            </m:rPr>
+            <m:t>(</m:t>
+          </m:r>
+          <m:r>
+            <m:t>w</m:t>
+          </m:r>
+          <m:r>
+            <m:rPr>
+              <m:sty m:val="p"/>
+            </m:rPr>
+            <m:t>)</m:t>
+          </m:r>
+          <m:r>
+            <m:rPr>
+              <m:sty m:val="p"/>
+            </m:rPr>
+            <m:t>+</m:t>
+          </m:r>
+          <m:sSup>
+            <m:e>
+              <m:r>
+                <m:t>f</m:t>
+              </m:r>
+            </m:e>
+            <m:sup>
+              <m:r>
+                <m:rPr>
+                  <m:sty m:val="p"/>
+                </m:rPr>
+                <m:t>′</m:t>
+              </m:r>
+            </m:sup>
+          </m:sSup>
+          <m:r>
+            <m:rPr>
+              <m:sty m:val="p"/>
+            </m:rPr>
+            <m:t>(</m:t>
+          </m:r>
+          <m:r>
+            <m:t>w</m:t>
+          </m:r>
+          <m:r>
+            <m:rPr>
+              <m:sty m:val="p"/>
+            </m:rPr>
+            <m:t>)</m:t>
+          </m:r>
+          <m:r>
+            <m:t> </m:t>
+          </m:r>
+          <m:r>
+            <m:t>ε</m:t>
+          </m:r>
+          <m:r>
+            <m:rPr>
+              <m:sty m:val="p"/>
+            </m:rPr>
+            <m:t>]</m:t>
+          </m:r>
+          <m:r>
+            <m:rPr>
+              <m:sty m:val="p"/>
+            </m:rPr>
+            <m:t>=</m:t>
+          </m:r>
+          <m:sSup>
+            <m:e>
+              <m:r>
+                <m:t>ε</m:t>
+              </m:r>
+            </m:e>
+            <m:sup>
+              <m:r>
+                <m:t>2</m:t>
+              </m:r>
+            </m:sup>
+          </m:sSup>
+          <m:r>
+            <m:rPr>
+              <m:sty m:val="p"/>
+            </m:rPr>
+            <m:t>,</m:t>
+          </m:r>
+        </m:oMath>
+      </m:oMathPara>
+    </w:p>
+    <w:p>
+      <w:pPr>
+        <w:pStyle w:val="FirstParagraph"/>
+      </w:pPr>
+      <w:r>
+        <w:t xml:space="preserve">so halving the step quarters that difference.</w:t>
+      </w:r>
+    </w:p>
+    <w:p>
+      <w:pPr>
+        <w:pStyle w:val="BodyText"/>
+      </w:pPr>
+      <w:r>
+        <w:t xml:space="preserve">A step of</w:t>
+      </w:r>
+      <w:r>
+        <w:t xml:space="preserve"> </w:t>
+      </w:r>
+      <w:hyperlink r:id="rId43">
         <w:r>
           <w:rPr>
             <w:rStyle w:val="Hyperlink"/>
@@ -5573,154 +5906,72 @@
         </w:r>
       </w:hyperlink>
       <w:r>
-        <w:t xml:space="preserve">,</w:t>
-      </w:r>
-      <w:r>
-        <w:t xml:space="preserve"> </w:t>
-      </w:r>
-      <w:r>
-        <w:t xml:space="preserve">the step-by-step method of fitting models</w:t>
-      </w:r>
-      <w:r>
-        <w:t xml:space="preserve"> </w:t>
-      </w:r>
-      <w:r>
-        <w:t xml:space="preserve">that the optimization page defines.</w:t>
-      </w:r>
-      <w:r>
-        <w:t xml:space="preserve"> </w:t>
-      </w:r>
-      <w:r>
-        <w:t xml:space="preserve">We take a step in the direction the derivative recommends,</w:t>
-      </w:r>
-      <w:r>
-        <w:t xml:space="preserve"> </w:t>
-      </w:r>
-      <w:r>
-        <w:t xml:space="preserve">and the recommendation is trustworthy</w:t>
-      </w:r>
-      <w:r>
-        <w:t xml:space="preserve"> </w:t>
-      </w:r>
-      <w:r>
-        <w:t xml:space="preserve">only as far as the step is small.</w:t>
-      </w:r>
-    </w:p>
-    <w:bookmarkEnd w:id="43"/>
-    <w:bookmarkStart w:id="44" w:name="def-critical-point"/>
-    <w:p>
-      <w:pPr>
-        <w:pStyle w:val="BodyText"/>
-      </w:pPr>
-      <w:r>
-        <w:rPr>
-          <w:b/>
-          <w:bCs/>
-        </w:rPr>
-        <w:t xml:space="preserve">Definition 2 (Critical point)</w:t>
-      </w:r>
-      <w:r>
-        <w:t xml:space="preserve"> </w:t>
-      </w:r>
-      <w:r>
-        <w:t xml:space="preserve">Let</w:t>
-      </w:r>
-      <w:r>
-        <w:t xml:space="preserve"> </w:t>
-      </w:r>
-      <m:oMath>
-        <m:r>
-          <m:t>f</m:t>
-        </m:r>
-      </m:oMath>
-      <w:r>
-        <w:t xml:space="preserve"> </w:t>
-      </w:r>
-      <w:r>
-        <w:t xml:space="preserve">be a function defined on an</w:t>
-      </w:r>
-      <w:r>
-        <w:t xml:space="preserve"> </w:t>
-      </w:r>
-      <w:hyperlink r:id="rId14">
+        <w:t xml:space="preserve"> </w:t>
+      </w:r>
+      <w:r>
+        <w:t xml:space="preserve">with</w:t>
+      </w:r>
+      <w:r>
+        <w:t xml:space="preserve"> </w:t>
+      </w:r>
+      <w:hyperlink r:id="rId43">
         <w:r>
           <w:rPr>
             <w:rStyle w:val="Hyperlink"/>
           </w:rPr>
-          <w:t xml:space="preserve">open interval</w:t>
+          <w:t xml:space="preserve">step length</w:t>
         </w:r>
       </w:hyperlink>
       <w:r>
         <w:t xml:space="preserve"> </w:t>
       </w:r>
-      <w:r>
-        <w:t xml:space="preserve">containing</w:t>
-      </w:r>
-      <w:r>
-        <w:t xml:space="preserve"> </w:t>
-      </w:r>
-      <m:oMath>
-        <m:r>
-          <m:t>c</m:t>
-        </m:r>
-      </m:oMath>
-      <w:r>
-        <w:t xml:space="preserve">.</w:t>
-      </w:r>
-      <w:r>
-        <w:t xml:space="preserve"> </w:t>
-      </w:r>
-      <w:r>
-        <w:t xml:space="preserve">The point</w:t>
-      </w:r>
-      <w:r>
-        <w:t xml:space="preserve"> </w:t>
-      </w:r>
-      <m:oMath>
-        <m:r>
-          <m:t>c</m:t>
-        </m:r>
-      </m:oMath>
-      <w:r>
-        <w:t xml:space="preserve"> </w:t>
-      </w:r>
-      <w:r>
-        <w:t xml:space="preserve">is a</w:t>
-      </w:r>
-      <w:r>
-        <w:t xml:space="preserve"> </w:t>
-      </w:r>
-      <w:r>
-        <w:rPr>
-          <w:b/>
-          <w:bCs/>
-        </w:rPr>
-        <w:t xml:space="preserve">critical point</w:t>
-      </w:r>
-      <w:r>
-        <w:t xml:space="preserve"> </w:t>
-      </w:r>
-      <w:r>
-        <w:t xml:space="preserve">of</w:t>
-      </w:r>
-      <w:r>
-        <w:t xml:space="preserve"> </w:t>
-      </w:r>
-      <m:oMath>
-        <m:r>
-          <m:t>f</m:t>
-        </m:r>
-      </m:oMath>
-      <w:r>
-        <w:t xml:space="preserve"> </w:t>
-      </w:r>
-      <w:r>
-        <w:t xml:space="preserve">if either</w:t>
-      </w:r>
-      <w:r>
-        <w:t xml:space="preserve"> </w:t>
-      </w:r>
-      <m:oMath>
+      <m:oMath>
+        <m:r>
+          <m:t>s</m:t>
+        </m:r>
+      </m:oMath>
+      <w:r>
+        <w:t xml:space="preserve"> </w:t>
+      </w:r>
+      <w:r>
+        <w:t xml:space="preserve">changes</w:t>
+      </w:r>
+      <w:r>
+        <w:t xml:space="preserve"> </w:t>
+      </w:r>
+      <m:oMath>
+        <m:r>
+          <m:t>w</m:t>
+        </m:r>
+      </m:oMath>
+      <w:r>
+        <w:t xml:space="preserve"> </w:t>
+      </w:r>
+      <w:r>
+        <w:t xml:space="preserve">by</w:t>
+      </w:r>
+      <w:r>
+        <w:t xml:space="preserve"> </w:t>
+      </w:r>
+      <m:oMath>
+        <m:r>
+          <m:t>ε</m:t>
+        </m:r>
+        <m:r>
+          <m:rPr>
+            <m:sty m:val="p"/>
+          </m:rPr>
+          <m:t>=</m:t>
+        </m:r>
+        <m:r>
+          <m:rPr>
+            <m:sty m:val="p"/>
+          </m:rPr>
+          <m:t>−</m:t>
+        </m:r>
+        <m:r>
+          <m:t>s</m:t>
+        </m:r>
         <m:sSup>
           <m:e>
             <m:r>
@@ -5743,6 +5994,619 @@
           <m:t>(</m:t>
         </m:r>
         <m:r>
+          <m:t>w</m:t>
+        </m:r>
+        <m:r>
+          <m:rPr>
+            <m:sty m:val="p"/>
+          </m:rPr>
+          <m:t>)</m:t>
+        </m:r>
+      </m:oMath>
+      <w:r>
+        <w:t xml:space="preserve">.</w:t>
+      </w:r>
+      <w:r>
+        <w:t xml:space="preserve"> </w:t>
+      </w:r>
+      <w:r>
+        <w:t xml:space="preserve">The linear approximation predicts the change</w:t>
+      </w:r>
+      <w:r>
+        <w:t xml:space="preserve"> </w:t>
+      </w:r>
+      <m:oMath>
+        <m:r>
+          <m:rPr>
+            <m:sty m:val="p"/>
+          </m:rPr>
+          <m:t>−</m:t>
+        </m:r>
+        <m:r>
+          <m:t>s</m:t>
+        </m:r>
+        <m:r>
+          <m:t> </m:t>
+        </m:r>
+        <m:sSup>
+          <m:e>
+            <m:r>
+              <m:t>f</m:t>
+            </m:r>
+          </m:e>
+          <m:sup>
+            <m:r>
+              <m:rPr>
+                <m:sty m:val="p"/>
+              </m:rPr>
+              <m:t>′</m:t>
+            </m:r>
+          </m:sup>
+        </m:sSup>
+        <m:r>
+          <m:rPr>
+            <m:sty m:val="p"/>
+          </m:rPr>
+          <m:t>(</m:t>
+        </m:r>
+        <m:r>
+          <m:t>w</m:t>
+        </m:r>
+        <m:sSup>
+          <m:e>
+            <m:r>
+              <m:rPr>
+                <m:sty m:val="p"/>
+              </m:rPr>
+              <m:t>)</m:t>
+            </m:r>
+          </m:e>
+          <m:sup>
+            <m:r>
+              <m:t>2</m:t>
+            </m:r>
+          </m:sup>
+        </m:sSup>
+      </m:oMath>
+      <w:r>
+        <w:t xml:space="preserve"> </w:t>
+      </w:r>
+      <w:r>
+        <w:t xml:space="preserve">in</w:t>
+      </w:r>
+      <w:r>
+        <w:t xml:space="preserve"> </w:t>
+      </w:r>
+      <m:oMath>
+        <m:r>
+          <m:t>f</m:t>
+        </m:r>
+      </m:oMath>
+      <w:r>
+        <w:t xml:space="preserve">,</w:t>
+      </w:r>
+      <w:r>
+        <w:t xml:space="preserve"> </w:t>
+      </w:r>
+      <w:r>
+        <w:t xml:space="preserve">and the difference between</w:t>
+      </w:r>
+      <w:r>
+        <w:t xml:space="preserve"> </w:t>
+      </w:r>
+      <m:oMath>
+        <m:r>
+          <m:t>f</m:t>
+        </m:r>
+        <m:r>
+          <m:rPr>
+            <m:sty m:val="p"/>
+          </m:rPr>
+          <m:t>(</m:t>
+        </m:r>
+        <m:r>
+          <m:t>w</m:t>
+        </m:r>
+        <m:r>
+          <m:rPr>
+            <m:sty m:val="p"/>
+          </m:rPr>
+          <m:t>+</m:t>
+        </m:r>
+        <m:r>
+          <m:t>ε</m:t>
+        </m:r>
+        <m:r>
+          <m:rPr>
+            <m:sty m:val="p"/>
+          </m:rPr>
+          <m:t>)</m:t>
+        </m:r>
+      </m:oMath>
+      <w:r>
+        <w:t xml:space="preserve"> </w:t>
+      </w:r>
+      <w:r>
+        <w:t xml:space="preserve">and its linear approximation is</w:t>
+      </w:r>
+      <w:r>
+        <w:t xml:space="preserve"> </w:t>
+      </w:r>
+      <m:oMath>
+        <m:sSup>
+          <m:e>
+            <m:r>
+              <m:t>ε</m:t>
+            </m:r>
+          </m:e>
+          <m:sup>
+            <m:r>
+              <m:t>2</m:t>
+            </m:r>
+          </m:sup>
+        </m:sSup>
+        <m:r>
+          <m:rPr>
+            <m:sty m:val="p"/>
+          </m:rPr>
+          <m:t>=</m:t>
+        </m:r>
+        <m:sSup>
+          <m:e>
+            <m:r>
+              <m:t>s</m:t>
+            </m:r>
+          </m:e>
+          <m:sup>
+            <m:r>
+              <m:t>2</m:t>
+            </m:r>
+          </m:sup>
+        </m:sSup>
+        <m:sSup>
+          <m:e>
+            <m:r>
+              <m:t>f</m:t>
+            </m:r>
+          </m:e>
+          <m:sup>
+            <m:r>
+              <m:rPr>
+                <m:sty m:val="p"/>
+              </m:rPr>
+              <m:t>′</m:t>
+            </m:r>
+          </m:sup>
+        </m:sSup>
+        <m:r>
+          <m:rPr>
+            <m:sty m:val="p"/>
+          </m:rPr>
+          <m:t>(</m:t>
+        </m:r>
+        <m:r>
+          <m:t>w</m:t>
+        </m:r>
+        <m:sSup>
+          <m:e>
+            <m:r>
+              <m:rPr>
+                <m:sty m:val="p"/>
+              </m:rPr>
+              <m:t>)</m:t>
+            </m:r>
+          </m:e>
+          <m:sup>
+            <m:r>
+              <m:t>2</m:t>
+            </m:r>
+          </m:sup>
+        </m:sSup>
+      </m:oMath>
+      <w:r>
+        <w:t xml:space="preserve">.</w:t>
+      </w:r>
+      <w:r>
+        <w:t xml:space="preserve"> </w:t>
+      </w:r>
+      <w:r>
+        <w:t xml:space="preserve">The actual change in</w:t>
+      </w:r>
+      <w:r>
+        <w:t xml:space="preserve"> </w:t>
+      </w:r>
+      <m:oMath>
+        <m:r>
+          <m:t>f</m:t>
+        </m:r>
+      </m:oMath>
+      <w:r>
+        <w:t xml:space="preserve"> </w:t>
+      </w:r>
+      <w:r>
+        <w:t xml:space="preserve">is therefore</w:t>
+      </w:r>
+      <w:r>
+        <w:t xml:space="preserve"> </w:t>
+      </w:r>
+      <m:oMath>
+        <m:r>
+          <m:rPr>
+            <m:sty m:val="p"/>
+          </m:rPr>
+          <m:t>−</m:t>
+        </m:r>
+        <m:r>
+          <m:t>s</m:t>
+        </m:r>
+        <m:r>
+          <m:t> </m:t>
+        </m:r>
+        <m:sSup>
+          <m:e>
+            <m:r>
+              <m:t>f</m:t>
+            </m:r>
+          </m:e>
+          <m:sup>
+            <m:r>
+              <m:rPr>
+                <m:sty m:val="p"/>
+              </m:rPr>
+              <m:t>′</m:t>
+            </m:r>
+          </m:sup>
+        </m:sSup>
+        <m:r>
+          <m:rPr>
+            <m:sty m:val="p"/>
+          </m:rPr>
+          <m:t>(</m:t>
+        </m:r>
+        <m:r>
+          <m:t>w</m:t>
+        </m:r>
+        <m:sSup>
+          <m:e>
+            <m:r>
+              <m:rPr>
+                <m:sty m:val="p"/>
+              </m:rPr>
+              <m:t>)</m:t>
+            </m:r>
+          </m:e>
+          <m:sup>
+            <m:r>
+              <m:t>2</m:t>
+            </m:r>
+          </m:sup>
+        </m:sSup>
+        <m:r>
+          <m:t> </m:t>
+        </m:r>
+        <m:r>
+          <m:rPr>
+            <m:sty m:val="p"/>
+          </m:rPr>
+          <m:t>(</m:t>
+        </m:r>
+        <m:r>
+          <m:t>1</m:t>
+        </m:r>
+        <m:r>
+          <m:rPr>
+            <m:sty m:val="p"/>
+          </m:rPr>
+          <m:t>−</m:t>
+        </m:r>
+        <m:r>
+          <m:t>s</m:t>
+        </m:r>
+        <m:r>
+          <m:rPr>
+            <m:sty m:val="p"/>
+          </m:rPr>
+          <m:t>)</m:t>
+        </m:r>
+      </m:oMath>
+      <w:r>
+        <w:t xml:space="preserve">.</w:t>
+      </w:r>
+      <w:r>
+        <w:t xml:space="preserve"> </w:t>
+      </w:r>
+      <w:r>
+        <w:t xml:space="preserve">This change is negative exactly when</w:t>
+      </w:r>
+      <w:r>
+        <w:t xml:space="preserve"> </w:t>
+      </w:r>
+      <m:oMath>
+        <m:r>
+          <m:t>0</m:t>
+        </m:r>
+        <m:r>
+          <m:rPr>
+            <m:sty m:val="p"/>
+          </m:rPr>
+          <m:t>&lt;</m:t>
+        </m:r>
+        <m:r>
+          <m:t>s</m:t>
+        </m:r>
+        <m:r>
+          <m:rPr>
+            <m:sty m:val="p"/>
+          </m:rPr>
+          <m:t>&lt;</m:t>
+        </m:r>
+        <m:r>
+          <m:t>1</m:t>
+        </m:r>
+      </m:oMath>
+      <w:r>
+        <w:t xml:space="preserve">, for</w:t>
+      </w:r>
+      <w:r>
+        <w:t xml:space="preserve"> </w:t>
+      </w:r>
+      <m:oMath>
+        <m:sSup>
+          <m:e>
+            <m:r>
+              <m:t>f</m:t>
+            </m:r>
+          </m:e>
+          <m:sup>
+            <m:r>
+              <m:rPr>
+                <m:sty m:val="p"/>
+              </m:rPr>
+              <m:t>′</m:t>
+            </m:r>
+          </m:sup>
+        </m:sSup>
+        <m:r>
+          <m:rPr>
+            <m:sty m:val="p"/>
+          </m:rPr>
+          <m:t>(</m:t>
+        </m:r>
+        <m:r>
+          <m:t>w</m:t>
+        </m:r>
+        <m:r>
+          <m:rPr>
+            <m:sty m:val="p"/>
+          </m:rPr>
+          <m:t>)</m:t>
+        </m:r>
+        <m:r>
+          <m:rPr>
+            <m:sty m:val="p"/>
+          </m:rPr>
+          <m:t>≠</m:t>
+        </m:r>
+        <m:r>
+          <m:t>0</m:t>
+        </m:r>
+      </m:oMath>
+      <w:r>
+        <w:t xml:space="preserve">,</w:t>
+      </w:r>
+      <w:r>
+        <w:t xml:space="preserve"> </w:t>
+      </w:r>
+      <w:r>
+        <w:t xml:space="preserve">so</w:t>
+      </w:r>
+      <w:r>
+        <w:t xml:space="preserve"> </w:t>
+      </w:r>
+      <m:oMath>
+        <m:r>
+          <m:t>f</m:t>
+        </m:r>
+      </m:oMath>
+      <w:r>
+        <w:t xml:space="preserve"> </w:t>
+      </w:r>
+      <w:r>
+        <w:t xml:space="preserve">decreases only for those steps.</w:t>
+      </w:r>
+      <w:r>
+        <w:t xml:space="preserve"> </w:t>
+      </w:r>
+      <w:r>
+        <w:t xml:space="preserve">For this</w:t>
+      </w:r>
+      <w:r>
+        <w:t xml:space="preserve"> </w:t>
+      </w:r>
+      <m:oMath>
+        <m:r>
+          <m:t>f</m:t>
+        </m:r>
+      </m:oMath>
+      <w:r>
+        <w:t xml:space="preserve">,</w:t>
+      </w:r>
+      <w:r>
+        <w:t xml:space="preserve"> </w:t>
+      </w:r>
+      <w:r>
+        <w:t xml:space="preserve">the difference is smaller than the predicted decrease</w:t>
+      </w:r>
+      <w:r>
+        <w:t xml:space="preserve"> </w:t>
+      </w:r>
+      <w:r>
+        <w:t xml:space="preserve">only when</w:t>
+      </w:r>
+      <w:r>
+        <w:t xml:space="preserve"> </w:t>
+      </w:r>
+      <m:oMath>
+        <m:r>
+          <m:t>s</m:t>
+        </m:r>
+        <m:r>
+          <m:rPr>
+            <m:sty m:val="p"/>
+          </m:rPr>
+          <m:t>&lt;</m:t>
+        </m:r>
+        <m:r>
+          <m:t>1</m:t>
+        </m:r>
+      </m:oMath>
+      <w:r>
+        <w:t xml:space="preserve">:</w:t>
+      </w:r>
+      <w:r>
+        <w:t xml:space="preserve"> </w:t>
+      </w:r>
+      <w:r>
+        <w:t xml:space="preserve">the step must be short enough.</w:t>
+      </w:r>
+    </w:p>
+    <w:bookmarkEnd w:id="44"/>
+    <w:bookmarkStart w:id="45" w:name="def-critical-point"/>
+    <w:p>
+      <w:pPr>
+        <w:pStyle w:val="BodyText"/>
+      </w:pPr>
+      <w:r>
+        <w:rPr>
+          <w:b/>
+          <w:bCs/>
+        </w:rPr>
+        <w:t xml:space="preserve">Definition 2 (Critical point)</w:t>
+      </w:r>
+      <w:r>
+        <w:t xml:space="preserve"> </w:t>
+      </w:r>
+      <w:r>
+        <w:t xml:space="preserve">Let</w:t>
+      </w:r>
+      <w:r>
+        <w:t xml:space="preserve"> </w:t>
+      </w:r>
+      <m:oMath>
+        <m:r>
+          <m:t>f</m:t>
+        </m:r>
+      </m:oMath>
+      <w:r>
+        <w:t xml:space="preserve"> </w:t>
+      </w:r>
+      <w:r>
+        <w:t xml:space="preserve">be a function defined on an</w:t>
+      </w:r>
+      <w:r>
+        <w:t xml:space="preserve"> </w:t>
+      </w:r>
+      <w:hyperlink r:id="rId14">
+        <w:r>
+          <w:rPr>
+            <w:rStyle w:val="Hyperlink"/>
+          </w:rPr>
+          <w:t xml:space="preserve">open interval</w:t>
+        </w:r>
+      </w:hyperlink>
+      <w:r>
+        <w:t xml:space="preserve"> </w:t>
+      </w:r>
+      <w:r>
+        <w:t xml:space="preserve">containing</w:t>
+      </w:r>
+      <w:r>
+        <w:t xml:space="preserve"> </w:t>
+      </w:r>
+      <m:oMath>
+        <m:r>
+          <m:t>c</m:t>
+        </m:r>
+      </m:oMath>
+      <w:r>
+        <w:t xml:space="preserve">.</w:t>
+      </w:r>
+      <w:r>
+        <w:t xml:space="preserve"> </w:t>
+      </w:r>
+      <w:r>
+        <w:t xml:space="preserve">The point</w:t>
+      </w:r>
+      <w:r>
+        <w:t xml:space="preserve"> </w:t>
+      </w:r>
+      <m:oMath>
+        <m:r>
+          <m:t>c</m:t>
+        </m:r>
+      </m:oMath>
+      <w:r>
+        <w:t xml:space="preserve"> </w:t>
+      </w:r>
+      <w:r>
+        <w:t xml:space="preserve">is a</w:t>
+      </w:r>
+      <w:r>
+        <w:t xml:space="preserve"> </w:t>
+      </w:r>
+      <w:r>
+        <w:rPr>
+          <w:b/>
+          <w:bCs/>
+        </w:rPr>
+        <w:t xml:space="preserve">critical point</w:t>
+      </w:r>
+      <w:r>
+        <w:t xml:space="preserve"> </w:t>
+      </w:r>
+      <w:r>
+        <w:t xml:space="preserve">of</w:t>
+      </w:r>
+      <w:r>
+        <w:t xml:space="preserve"> </w:t>
+      </w:r>
+      <m:oMath>
+        <m:r>
+          <m:t>f</m:t>
+        </m:r>
+      </m:oMath>
+      <w:r>
+        <w:t xml:space="preserve"> </w:t>
+      </w:r>
+      <w:r>
+        <w:t xml:space="preserve">if either</w:t>
+      </w:r>
+      <w:r>
+        <w:t xml:space="preserve"> </w:t>
+      </w:r>
+      <m:oMath>
+        <m:sSup>
+          <m:e>
+            <m:r>
+              <m:t>f</m:t>
+            </m:r>
+          </m:e>
+          <m:sup>
+            <m:r>
+              <m:rPr>
+                <m:sty m:val="p"/>
+              </m:rPr>
+              <m:t>′</m:t>
+            </m:r>
+          </m:sup>
+        </m:sSup>
+        <m:r>
+          <m:rPr>
+            <m:sty m:val="p"/>
+          </m:rPr>
+          <m:t>(</m:t>
+        </m:r>
+        <m:r>
           <m:t>c</m:t>
         </m:r>
         <m:r>
@@ -5807,8 +6671,8 @@
         <w:t xml:space="preserve">).</w:t>
       </w:r>
     </w:p>
-    <w:bookmarkEnd w:id="44"/>
-    <w:bookmarkStart w:id="50" w:name="exm-critical-point"/>
+    <w:bookmarkEnd w:id="45"/>
+    <w:bookmarkStart w:id="51" w:name="exm-critical-point"/>
     <w:p>
       <w:pPr>
         <w:pStyle w:val="BodyText"/>
@@ -5914,7 +6778,7 @@
       <w:r>
         <w:t xml:space="preserve"> </w:t>
       </w:r>
-      <w:hyperlink r:id="rId45">
+      <w:hyperlink r:id="rId46">
         <w:r>
           <w:rPr>
             <w:rStyle w:val="Hyperlink"/>
@@ -5962,7 +6826,7 @@
       <w:r>
         <w:t xml:space="preserve">(</w:t>
       </w:r>
-      <w:hyperlink r:id="rId46">
+      <w:hyperlink r:id="rId47">
         <w:r>
           <w:rPr>
             <w:rStyle w:val="Hyperlink"/>
@@ -5982,7 +6846,7 @@
       <w:r>
         <w:t xml:space="preserve"> </w:t>
       </w:r>
-      <w:hyperlink r:id="rId47">
+      <w:hyperlink r:id="rId48">
         <w:r>
           <w:rPr>
             <w:rStyle w:val="Hyperlink"/>
@@ -6044,7 +6908,7 @@
       <w:r>
         <w:t xml:space="preserve"> </w:t>
       </w:r>
-      <w:hyperlink r:id="rId48">
+      <w:hyperlink r:id="rId49">
         <w:r>
           <w:rPr>
             <w:rStyle w:val="Hyperlink"/>
@@ -6090,7 +6954,7 @@
       <w:r>
         <w:t xml:space="preserve">(</w:t>
       </w:r>
-      <w:hyperlink r:id="rId49">
+      <w:hyperlink r:id="rId50">
         <w:r>
           <w:rPr>
             <w:rStyle w:val="Hyperlink"/>
@@ -6581,7 +7445,7 @@
         <w:t xml:space="preserve">is not one.</w:t>
       </w:r>
     </w:p>
-    <w:bookmarkEnd w:id="50"/>
+    <w:bookmarkEnd w:id="51"/>
     <w:tbl>
       <w:tblPr>
         <w:tblStyle w:val="Table"/>
@@ -6595,7 +7459,7 @@
       <w:tr>
         <w:tc>
           <w:tcPr/>
-          <w:bookmarkStart w:id="57" w:name="fig-critical-point"/>
+          <w:bookmarkStart w:id="58" w:name="fig-critical-point"/>
           <w:p>
             <w:pPr>
               <w:pStyle w:val="Heading3"/>
@@ -8102,18 +8966,18 @@
                 <wp:inline>
                   <wp:extent cx="5334000" cy="2286000"/>
                   <wp:effectExtent b="0" l="0" r="0" t="0"/>
-                  <wp:docPr descr="" title="" id="52" name="Picture"/>
+                  <wp:docPr descr="" title="" id="53" name="Picture"/>
                   <a:graphic>
                     <a:graphicData uri="http://schemas.openxmlformats.org/drawingml/2006/picture">
                       <pic:pic>
                         <pic:nvPicPr>
-                          <pic:cNvPr descr="optimization-critical-points_files/figure-docx/critical-point-r-3.png" id="53" name="Picture"/>
+                          <pic:cNvPr descr="optimization-critical-points_files/figure-docx/critical-point-r-3.png" id="54" name="Picture"/>
                           <pic:cNvPicPr>
                             <a:picLocks noChangeArrowheads="1" noChangeAspect="1"/>
                           </pic:cNvPicPr>
                         </pic:nvPicPr>
                         <pic:blipFill>
-                          <a:blip r:embed="rId51"/>
+                          <a:blip r:embed="rId52"/>
                           <a:stretch>
                             <a:fillRect/>
                           </a:stretch>
@@ -8713,18 +9577,18 @@
                 <wp:inline>
                   <wp:extent cx="5334000" cy="2286000"/>
                   <wp:effectExtent b="0" l="0" r="0" t="0"/>
-                  <wp:docPr descr="" title="" id="55" name="Picture"/>
+                  <wp:docPr descr="" title="" id="56" name="Picture"/>
                   <a:graphic>
                     <a:graphicData uri="http://schemas.openxmlformats.org/drawingml/2006/picture">
                       <pic:pic>
                         <pic:nvPicPr>
-                          <pic:cNvPr descr="optimization-critical-points_files/figure-docx/critical-point-python-1.png" id="56" name="Picture"/>
+                          <pic:cNvPr descr="optimization-critical-points_files/figure-docx/critical-point-python-1.png" id="57" name="Picture"/>
                           <pic:cNvPicPr>
                             <a:picLocks noChangeArrowheads="1" noChangeAspect="1"/>
                           </pic:cNvPicPr>
                         </pic:nvPicPr>
                         <pic:blipFill>
-                          <a:blip r:embed="rId54"/>
+                          <a:blip r:embed="rId55"/>
                           <a:stretch>
                             <a:fillRect/>
                           </a:stretch>
@@ -8953,11 +9817,11 @@
               <w:t xml:space="preserve">(circles).</w:t>
             </w:r>
           </w:p>
-          <w:bookmarkEnd w:id="57"/>
+          <w:bookmarkEnd w:id="58"/>
         </w:tc>
       </w:tr>
     </w:tbl>
-    <w:bookmarkStart w:id="58" w:name="thm-flat-point-critical"/>
+    <w:bookmarkStart w:id="59" w:name="thm-flat-point-critical"/>
     <w:p>
       <w:pPr>
         <w:pStyle w:val="BodyText"/>
@@ -9054,7 +9918,7 @@
         <w:t xml:space="preserve">).</w:t>
       </w:r>
     </w:p>
-    <w:bookmarkEnd w:id="58"/>
+    <w:bookmarkEnd w:id="59"/>
     <w:p>
       <w:pPr>
         <w:pStyle w:val="BodyText"/>
@@ -9258,7 +10122,7 @@
         <w:t xml:space="preserve">is a critical point.</w:t>
       </w:r>
     </w:p>
-    <w:bookmarkStart w:id="59" w:name="exm-flat-point-critical"/>
+    <w:bookmarkStart w:id="60" w:name="exm-flat-point-critical"/>
     <w:p>
       <w:pPr>
         <w:pStyle w:val="BodyText"/>
@@ -10203,7 +11067,24 @@
         <w:t xml:space="preserve"> </w:t>
       </w:r>
       <w:r>
-        <w:t xml:space="preserve">These are flat points of</w:t>
+        <w:t xml:space="preserve">Both points are</w:t>
+      </w:r>
+      <w:r>
+        <w:t xml:space="preserve"> </w:t>
+      </w:r>
+      <w:hyperlink w:anchor="def-flat-point">
+        <w:r>
+          <w:rPr>
+            <w:rStyle w:val="Hyperlink"/>
+          </w:rPr>
+          <w:t xml:space="preserve">flat points</w:t>
+        </w:r>
+      </w:hyperlink>
+      <w:r>
+        <w:t xml:space="preserve"> </w:t>
+      </w:r>
+      <w:r>
+        <w:t xml:space="preserve">of</w:t>
       </w:r>
       <w:r>
         <w:t xml:space="preserve"> </w:t>
@@ -10214,7 +11095,33 @@
         </m:r>
       </m:oMath>
       <w:r>
-        <w:t xml:space="preserve">, so by</w:t>
+        <w:t xml:space="preserve">,</w:t>
+      </w:r>
+      <w:r>
+        <w:t xml:space="preserve"> </w:t>
+      </w:r>
+      <w:r>
+        <w:t xml:space="preserve">since the derivative is</w:t>
+      </w:r>
+      <w:r>
+        <w:t xml:space="preserve"> </w:t>
+      </w:r>
+      <m:oMath>
+        <m:r>
+          <m:t>0</m:t>
+        </m:r>
+      </m:oMath>
+      <w:r>
+        <w:t xml:space="preserve"> </w:t>
+      </w:r>
+      <w:r>
+        <w:t xml:space="preserve">there,</w:t>
+      </w:r>
+      <w:r>
+        <w:t xml:space="preserve"> </w:t>
+      </w:r>
+      <w:r>
+        <w:t xml:space="preserve">so by</w:t>
       </w:r>
       <w:r>
         <w:t xml:space="preserve"> </w:t>
@@ -10231,7 +11138,21 @@
         <w:t xml:space="preserve"> </w:t>
       </w:r>
       <w:r>
-        <w:t xml:space="preserve">they are critical points.</w:t>
+        <w:t xml:space="preserve">they are</w:t>
+      </w:r>
+      <w:r>
+        <w:t xml:space="preserve"> </w:t>
+      </w:r>
+      <w:hyperlink w:anchor="def-critical-point">
+        <w:r>
+          <w:rPr>
+            <w:rStyle w:val="Hyperlink"/>
+          </w:rPr>
+          <w:t xml:space="preserve">critical points</w:t>
+        </w:r>
+      </w:hyperlink>
+      <w:r>
+        <w:t xml:space="preserve">.</w:t>
       </w:r>
       <w:r>
         <w:t xml:space="preserve"> </w:t>
@@ -10344,7 +11265,7 @@
         <w:t xml:space="preserve">), but not a flat point.</w:t>
       </w:r>
     </w:p>
-    <w:bookmarkEnd w:id="59"/>
+    <w:bookmarkEnd w:id="60"/>
     <w:tbl>
       <w:tblPr>
         <w:tblStyle w:val="Table"/>
@@ -10358,7 +11279,7 @@
       <w:tr>
         <w:tc>
           <w:tcPr/>
-          <w:bookmarkStart w:id="67" w:name="fig-flat-point-critical"/>
+          <w:bookmarkStart w:id="68" w:name="fig-flat-point-critical"/>
           <w:p>
             <w:pPr>
               <w:pStyle w:val="Heading3"/>
@@ -11082,18 +12003,18 @@
                 <wp:inline>
                   <wp:extent cx="4620126" cy="3696101"/>
                   <wp:effectExtent b="0" l="0" r="0" t="0"/>
-                  <wp:docPr descr="" title="" id="61" name="Picture"/>
+                  <wp:docPr descr="" title="" id="62" name="Picture"/>
                   <a:graphic>
                     <a:graphicData uri="http://schemas.openxmlformats.org/drawingml/2006/picture">
                       <pic:pic>
                         <pic:nvPicPr>
-                          <pic:cNvPr descr="optimization-critical-points_files/figure-docx/flat-point-critical-r-1.png" id="62" name="Picture"/>
+                          <pic:cNvPr descr="optimization-critical-points_files/figure-docx/flat-point-critical-r-1.png" id="63" name="Picture"/>
                           <pic:cNvPicPr>
                             <a:picLocks noChangeArrowheads="1" noChangeAspect="1"/>
                           </pic:cNvPicPr>
                         </pic:nvPicPr>
                         <pic:blipFill>
-                          <a:blip r:embed="rId60"/>
+                          <a:blip r:embed="rId61"/>
                           <a:stretch>
                             <a:fillRect/>
                           </a:stretch>
@@ -11639,18 +12560,18 @@
                 <wp:inline>
                   <wp:extent cx="4572000" cy="3657600"/>
                   <wp:effectExtent b="0" l="0" r="0" t="0"/>
-                  <wp:docPr descr="" title="" id="64" name="Picture"/>
+                  <wp:docPr descr="" title="" id="65" name="Picture"/>
                   <a:graphic>
                     <a:graphicData uri="http://schemas.openxmlformats.org/drawingml/2006/picture">
                       <pic:pic>
                         <pic:nvPicPr>
-                          <pic:cNvPr descr="optimization-critical-points_files/figure-docx/flat-point-critical-python-1.png" id="65" name="Picture"/>
+                          <pic:cNvPr descr="optimization-critical-points_files/figure-docx/flat-point-critical-python-1.png" id="66" name="Picture"/>
                           <pic:cNvPicPr>
                             <a:picLocks noChangeArrowheads="1" noChangeAspect="1"/>
                           </pic:cNvPicPr>
                         </pic:nvPicPr>
                         <pic:blipFill>
-                          <a:blip r:embed="rId63"/>
+                          <a:blip r:embed="rId64"/>
                           <a:stretch>
                             <a:fillRect/>
                           </a:stretch>
@@ -11692,7 +12613,7 @@
             <w:r>
               <w:t xml:space="preserve"> </w:t>
             </w:r>
-            <w:hyperlink r:id="rId66">
+            <w:hyperlink r:id="rId67">
               <w:r>
                 <w:rPr>
                   <w:rStyle w:val="Hyperlink"/>
@@ -11941,11 +12862,11 @@
               <w:t xml:space="preserve">a local peak and a local trough.</w:t>
             </w:r>
           </w:p>
-          <w:bookmarkEnd w:id="67"/>
+          <w:bookmarkEnd w:id="68"/>
         </w:tc>
       </w:tr>
     </w:tbl>
-    <w:bookmarkStart w:id="68" w:name="exr-miller-deriv-opt-gamma-kernel"/>
+    <w:bookmarkStart w:id="70" w:name="thm-second-derivative-test"/>
     <w:p>
       <w:pPr>
         <w:pStyle w:val="BodyText"/>
@@ -11955,30 +12876,2694 @@
           <w:b/>
           <w:bCs/>
         </w:rPr>
-        <w:t xml:space="preserve">Exercise 8 (Maximizing a gamma-family kernel)</w:t>
-      </w:r>
-      <w:r>
-        <w:t xml:space="preserve"> </w:t>
-      </w:r>
-      <w:r>
-        <w:t xml:space="preserve">Adapted from</w:t>
-      </w:r>
-      <w:r>
-        <w:t xml:space="preserve"> </w:t>
-      </w:r>
-      <w:r>
-        <w:t xml:space="preserve">Miller [2]</w:t>
-      </w:r>
-      <w:r>
-        <w:t xml:space="preserve">, Question 1.1.10.</w:t>
+        <w:t xml:space="preserve">Theorem 2 (Second derivative test)</w:t>
+      </w:r>
+      <w:r>
+        <w:t xml:space="preserve"> </w:t>
+      </w:r>
+      <w:r>
+        <w:t xml:space="preserve">Let</w:t>
+      </w:r>
+      <w:r>
+        <w:t xml:space="preserve"> </w:t>
+      </w:r>
+      <m:oMath>
+        <m:r>
+          <m:t>c</m:t>
+        </m:r>
+      </m:oMath>
+      <w:r>
+        <w:t xml:space="preserve"> </w:t>
+      </w:r>
+      <w:r>
+        <w:t xml:space="preserve">be a</w:t>
+      </w:r>
+      <w:r>
+        <w:t xml:space="preserve"> </w:t>
+      </w:r>
+      <w:hyperlink w:anchor="def-flat-point">
+        <w:r>
+          <w:rPr>
+            <w:rStyle w:val="Hyperlink"/>
+          </w:rPr>
+          <w:t xml:space="preserve">flat point</w:t>
+        </w:r>
+      </w:hyperlink>
+      <w:r>
+        <w:t xml:space="preserve"> </w:t>
+      </w:r>
+      <w:r>
+        <w:t xml:space="preserve">of</w:t>
+      </w:r>
+      <w:r>
+        <w:t xml:space="preserve"> </w:t>
+      </w:r>
+      <m:oMath>
+        <m:r>
+          <m:t>f</m:t>
+        </m:r>
+      </m:oMath>
+      <w:r>
+        <w:t xml:space="preserve">,</w:t>
+      </w:r>
+      <w:r>
+        <w:t xml:space="preserve"> </w:t>
+      </w:r>
+      <w:r>
+        <w:t xml:space="preserve">where the</w:t>
+      </w:r>
+      <w:r>
+        <w:t xml:space="preserve"> </w:t>
+      </w:r>
+      <w:hyperlink r:id="rId69">
+        <w:r>
+          <w:rPr>
+            <w:rStyle w:val="Hyperlink"/>
+          </w:rPr>
+          <w:t xml:space="preserve">second derivative</w:t>
+        </w:r>
+      </w:hyperlink>
+      <w:r>
+        <w:t xml:space="preserve"> </w:t>
+      </w:r>
+      <m:oMath>
+        <m:sSup>
+          <m:e>
+            <m:r>
+              <m:t>f</m:t>
+            </m:r>
+          </m:e>
+          <m:sup>
+            <m:r>
+              <m:rPr>
+                <m:sty m:val="p"/>
+              </m:rPr>
+              <m:t>″</m:t>
+            </m:r>
+          </m:sup>
+        </m:sSup>
+        <m:r>
+          <m:rPr>
+            <m:sty m:val="p"/>
+          </m:rPr>
+          <m:t>(</m:t>
+        </m:r>
+        <m:r>
+          <m:t>c</m:t>
+        </m:r>
+        <m:r>
+          <m:rPr>
+            <m:sty m:val="p"/>
+          </m:rPr>
+          <m:t>)</m:t>
+        </m:r>
+      </m:oMath>
+      <w:r>
+        <w:t xml:space="preserve"> </w:t>
+      </w:r>
+      <w:r>
+        <w:t xml:space="preserve">is defined.</w:t>
+      </w:r>
+    </w:p>
+    <w:p>
+      <w:pPr>
+        <w:pStyle w:val="Compact"/>
+        <w:numPr>
+          <w:ilvl w:val="0"/>
+          <w:numId w:val="1003"/>
+        </w:numPr>
+      </w:pPr>
+      <w:r>
+        <w:t xml:space="preserve">If</w:t>
+      </w:r>
+      <w:r>
+        <w:t xml:space="preserve"> </w:t>
+      </w:r>
+      <m:oMath>
+        <m:sSup>
+          <m:e>
+            <m:r>
+              <m:t>f</m:t>
+            </m:r>
+          </m:e>
+          <m:sup>
+            <m:r>
+              <m:rPr>
+                <m:sty m:val="p"/>
+              </m:rPr>
+              <m:t>″</m:t>
+            </m:r>
+          </m:sup>
+        </m:sSup>
+        <m:r>
+          <m:rPr>
+            <m:sty m:val="p"/>
+          </m:rPr>
+          <m:t>(</m:t>
+        </m:r>
+        <m:r>
+          <m:t>c</m:t>
+        </m:r>
+        <m:r>
+          <m:rPr>
+            <m:sty m:val="p"/>
+          </m:rPr>
+          <m:t>)</m:t>
+        </m:r>
+        <m:r>
+          <m:rPr>
+            <m:sty m:val="p"/>
+          </m:rPr>
+          <m:t>&gt;</m:t>
+        </m:r>
+        <m:r>
+          <m:t>0</m:t>
+        </m:r>
+      </m:oMath>
+      <w:r>
+        <w:t xml:space="preserve">, then</w:t>
+      </w:r>
+      <w:r>
+        <w:t xml:space="preserve"> </w:t>
+      </w:r>
+      <m:oMath>
+        <m:r>
+          <m:t>f</m:t>
+        </m:r>
+        <m:r>
+          <m:rPr>
+            <m:sty m:val="p"/>
+          </m:rPr>
+          <m:t>(</m:t>
+        </m:r>
+        <m:r>
+          <m:t>x</m:t>
+        </m:r>
+        <m:r>
+          <m:rPr>
+            <m:sty m:val="p"/>
+          </m:rPr>
+          <m:t>)</m:t>
+        </m:r>
+        <m:r>
+          <m:rPr>
+            <m:sty m:val="p"/>
+          </m:rPr>
+          <m:t>&gt;</m:t>
+        </m:r>
+        <m:r>
+          <m:t>f</m:t>
+        </m:r>
+        <m:r>
+          <m:rPr>
+            <m:sty m:val="p"/>
+          </m:rPr>
+          <m:t>(</m:t>
+        </m:r>
+        <m:r>
+          <m:t>c</m:t>
+        </m:r>
+        <m:r>
+          <m:rPr>
+            <m:sty m:val="p"/>
+          </m:rPr>
+          <m:t>)</m:t>
+        </m:r>
+      </m:oMath>
+      <w:r>
+        <w:t xml:space="preserve"> </w:t>
+      </w:r>
+      <w:r>
+        <w:t xml:space="preserve">for every</w:t>
+      </w:r>
+      <w:r>
+        <w:t xml:space="preserve"> </w:t>
+      </w:r>
+      <m:oMath>
+        <m:r>
+          <m:t>x</m:t>
+        </m:r>
+        <m:r>
+          <m:rPr>
+            <m:sty m:val="p"/>
+          </m:rPr>
+          <m:t>≠</m:t>
+        </m:r>
+        <m:r>
+          <m:t>c</m:t>
+        </m:r>
+      </m:oMath>
+      <w:r>
+        <w:t xml:space="preserve"> </w:t>
+      </w:r>
+      <w:r>
+        <w:t xml:space="preserve">in some</w:t>
+      </w:r>
+      <w:r>
+        <w:t xml:space="preserve"> </w:t>
+      </w:r>
+      <w:hyperlink r:id="rId14">
+        <w:r>
+          <w:rPr>
+            <w:rStyle w:val="Hyperlink"/>
+          </w:rPr>
+          <w:t xml:space="preserve">open interval</w:t>
+        </w:r>
+      </w:hyperlink>
+      <w:r>
+        <w:t xml:space="preserve"> </w:t>
+      </w:r>
+      <w:r>
+        <w:t xml:space="preserve">around</w:t>
+      </w:r>
+      <w:r>
+        <w:t xml:space="preserve"> </w:t>
+      </w:r>
+      <m:oMath>
+        <m:r>
+          <m:t>c</m:t>
+        </m:r>
+      </m:oMath>
+      <w:r>
+        <w:t xml:space="preserve">.</w:t>
+      </w:r>
+    </w:p>
+    <w:p>
+      <w:pPr>
+        <w:pStyle w:val="Compact"/>
+        <w:numPr>
+          <w:ilvl w:val="0"/>
+          <w:numId w:val="1003"/>
+        </w:numPr>
+      </w:pPr>
+      <w:r>
+        <w:t xml:space="preserve">If</w:t>
+      </w:r>
+      <w:r>
+        <w:t xml:space="preserve"> </w:t>
+      </w:r>
+      <m:oMath>
+        <m:sSup>
+          <m:e>
+            <m:r>
+              <m:t>f</m:t>
+            </m:r>
+          </m:e>
+          <m:sup>
+            <m:r>
+              <m:rPr>
+                <m:sty m:val="p"/>
+              </m:rPr>
+              <m:t>″</m:t>
+            </m:r>
+          </m:sup>
+        </m:sSup>
+        <m:r>
+          <m:rPr>
+            <m:sty m:val="p"/>
+          </m:rPr>
+          <m:t>(</m:t>
+        </m:r>
+        <m:r>
+          <m:t>c</m:t>
+        </m:r>
+        <m:r>
+          <m:rPr>
+            <m:sty m:val="p"/>
+          </m:rPr>
+          <m:t>)</m:t>
+        </m:r>
+        <m:r>
+          <m:rPr>
+            <m:sty m:val="p"/>
+          </m:rPr>
+          <m:t>&lt;</m:t>
+        </m:r>
+        <m:r>
+          <m:t>0</m:t>
+        </m:r>
+      </m:oMath>
+      <w:r>
+        <w:t xml:space="preserve">, then</w:t>
+      </w:r>
+      <w:r>
+        <w:t xml:space="preserve"> </w:t>
+      </w:r>
+      <m:oMath>
+        <m:r>
+          <m:t>f</m:t>
+        </m:r>
+        <m:r>
+          <m:rPr>
+            <m:sty m:val="p"/>
+          </m:rPr>
+          <m:t>(</m:t>
+        </m:r>
+        <m:r>
+          <m:t>x</m:t>
+        </m:r>
+        <m:r>
+          <m:rPr>
+            <m:sty m:val="p"/>
+          </m:rPr>
+          <m:t>)</m:t>
+        </m:r>
+        <m:r>
+          <m:rPr>
+            <m:sty m:val="p"/>
+          </m:rPr>
+          <m:t>&lt;</m:t>
+        </m:r>
+        <m:r>
+          <m:t>f</m:t>
+        </m:r>
+        <m:r>
+          <m:rPr>
+            <m:sty m:val="p"/>
+          </m:rPr>
+          <m:t>(</m:t>
+        </m:r>
+        <m:r>
+          <m:t>c</m:t>
+        </m:r>
+        <m:r>
+          <m:rPr>
+            <m:sty m:val="p"/>
+          </m:rPr>
+          <m:t>)</m:t>
+        </m:r>
+      </m:oMath>
+      <w:r>
+        <w:t xml:space="preserve"> </w:t>
+      </w:r>
+      <w:r>
+        <w:t xml:space="preserve">for every</w:t>
+      </w:r>
+      <w:r>
+        <w:t xml:space="preserve"> </w:t>
+      </w:r>
+      <m:oMath>
+        <m:r>
+          <m:t>x</m:t>
+        </m:r>
+        <m:r>
+          <m:rPr>
+            <m:sty m:val="p"/>
+          </m:rPr>
+          <m:t>≠</m:t>
+        </m:r>
+        <m:r>
+          <m:t>c</m:t>
+        </m:r>
+      </m:oMath>
+      <w:r>
+        <w:t xml:space="preserve"> </w:t>
+      </w:r>
+      <w:r>
+        <w:t xml:space="preserve">in some open interval around</w:t>
+      </w:r>
+      <w:r>
+        <w:t xml:space="preserve"> </w:t>
+      </w:r>
+      <m:oMath>
+        <m:r>
+          <m:t>c</m:t>
+        </m:r>
+      </m:oMath>
+      <w:r>
+        <w:t xml:space="preserve">.</w:t>
+      </w:r>
+    </w:p>
+    <w:bookmarkEnd w:id="70"/>
+    <w:p>
+      <w:pPr>
+        <w:pStyle w:val="FirstParagraph"/>
+      </w:pPr>
+      <w:r>
+        <w:rPr>
+          <w:i/>
+          <w:iCs/>
+        </w:rPr>
+        <w:t xml:space="preserve">Proof</w:t>
+      </w:r>
+      <w:r>
+        <w:t xml:space="preserve">. </w:t>
+      </w:r>
+      <w:r>
+        <w:t xml:space="preserve">Suppose</w:t>
+      </w:r>
+      <w:r>
+        <w:t xml:space="preserve"> </w:t>
+      </w:r>
+      <m:oMath>
+        <m:sSup>
+          <m:e>
+            <m:r>
+              <m:t>f</m:t>
+            </m:r>
+          </m:e>
+          <m:sup>
+            <m:r>
+              <m:rPr>
+                <m:sty m:val="p"/>
+              </m:rPr>
+              <m:t>″</m:t>
+            </m:r>
+          </m:sup>
+        </m:sSup>
+        <m:r>
+          <m:rPr>
+            <m:sty m:val="p"/>
+          </m:rPr>
+          <m:t>(</m:t>
+        </m:r>
+        <m:r>
+          <m:t>c</m:t>
+        </m:r>
+        <m:r>
+          <m:rPr>
+            <m:sty m:val="p"/>
+          </m:rPr>
+          <m:t>)</m:t>
+        </m:r>
+        <m:r>
+          <m:rPr>
+            <m:sty m:val="p"/>
+          </m:rPr>
+          <m:t>&gt;</m:t>
+        </m:r>
+        <m:r>
+          <m:t>0</m:t>
+        </m:r>
+      </m:oMath>
+      <w:r>
+        <w:t xml:space="preserve">.</w:t>
+      </w:r>
+      <w:r>
+        <w:t xml:space="preserve"> </w:t>
+      </w:r>
+      <w:r>
+        <w:t xml:space="preserve">Because</w:t>
+      </w:r>
+      <w:r>
+        <w:t xml:space="preserve"> </w:t>
+      </w:r>
+      <m:oMath>
+        <m:sSup>
+          <m:e>
+            <m:r>
+              <m:t>f</m:t>
+            </m:r>
+          </m:e>
+          <m:sup>
+            <m:r>
+              <m:rPr>
+                <m:sty m:val="p"/>
+              </m:rPr>
+              <m:t>′</m:t>
+            </m:r>
+          </m:sup>
+        </m:sSup>
+        <m:r>
+          <m:rPr>
+            <m:sty m:val="p"/>
+          </m:rPr>
+          <m:t>(</m:t>
+        </m:r>
+        <m:r>
+          <m:t>c</m:t>
+        </m:r>
+        <m:r>
+          <m:rPr>
+            <m:sty m:val="p"/>
+          </m:rPr>
+          <m:t>)</m:t>
+        </m:r>
+        <m:r>
+          <m:rPr>
+            <m:sty m:val="p"/>
+          </m:rPr>
+          <m:t>=</m:t>
+        </m:r>
+        <m:r>
+          <m:t>0</m:t>
+        </m:r>
+      </m:oMath>
+      <w:r>
+        <w:t xml:space="preserve">, the</w:t>
+      </w:r>
+      <w:r>
+        <w:t xml:space="preserve"> </w:t>
+      </w:r>
+      <w:hyperlink r:id="rId25">
+        <w:r>
+          <w:rPr>
+            <w:rStyle w:val="Hyperlink"/>
+          </w:rPr>
+          <w:t xml:space="preserve">derivative</w:t>
+        </w:r>
+      </w:hyperlink>
+      <w:r>
+        <w:t xml:space="preserve"> </w:t>
+      </w:r>
+      <w:r>
+        <w:t xml:space="preserve">of</w:t>
+      </w:r>
+      <w:r>
+        <w:t xml:space="preserve"> </w:t>
+      </w:r>
+      <m:oMath>
+        <m:sSup>
+          <m:e>
+            <m:r>
+              <m:t>f</m:t>
+            </m:r>
+          </m:e>
+          <m:sup>
+            <m:r>
+              <m:rPr>
+                <m:sty m:val="p"/>
+              </m:rPr>
+              <m:t>′</m:t>
+            </m:r>
+          </m:sup>
+        </m:sSup>
+      </m:oMath>
+      <w:r>
+        <w:t xml:space="preserve"> </w:t>
+      </w:r>
+      <w:r>
+        <w:t xml:space="preserve">at</w:t>
+      </w:r>
+      <w:r>
+        <w:t xml:space="preserve"> </w:t>
+      </w:r>
+      <m:oMath>
+        <m:r>
+          <m:t>c</m:t>
+        </m:r>
+      </m:oMath>
+      <w:r>
+        <w:t xml:space="preserve"> </w:t>
+      </w:r>
+      <w:r>
+        <w:t xml:space="preserve">is</w:t>
       </w:r>
     </w:p>
     <w:p>
       <w:pPr>
         <w:pStyle w:val="BodyText"/>
       </w:pPr>
-      <w:r>
-        <w:t xml:space="preserve">Find the maximum value of</w:t>
+      <m:oMathPara>
+        <m:oMathParaPr>
+          <m:jc m:val="center"/>
+        </m:oMathParaPr>
+        <m:oMath>
+          <m:sSup>
+            <m:e>
+              <m:r>
+                <m:t>f</m:t>
+              </m:r>
+            </m:e>
+            <m:sup>
+              <m:r>
+                <m:rPr>
+                  <m:sty m:val="p"/>
+                </m:rPr>
+                <m:t>″</m:t>
+              </m:r>
+            </m:sup>
+          </m:sSup>
+          <m:r>
+            <m:rPr>
+              <m:sty m:val="p"/>
+            </m:rPr>
+            <m:t>(</m:t>
+          </m:r>
+          <m:r>
+            <m:t>c</m:t>
+          </m:r>
+          <m:r>
+            <m:rPr>
+              <m:sty m:val="p"/>
+            </m:rPr>
+            <m:t>)</m:t>
+          </m:r>
+          <m:r>
+            <m:rPr>
+              <m:sty m:val="p"/>
+            </m:rPr>
+            <m:t>=</m:t>
+          </m:r>
+          <m:limLow>
+            <m:e>
+              <m:r>
+                <m:rPr>
+                  <m:sty m:val="p"/>
+                </m:rPr>
+                <m:t>lim</m:t>
+              </m:r>
+            </m:e>
+            <m:lim>
+              <m:r>
+                <m:t>x</m:t>
+              </m:r>
+              <m:r>
+                <m:rPr>
+                  <m:sty m:val="p"/>
+                </m:rPr>
+                <m:t>→</m:t>
+              </m:r>
+              <m:r>
+                <m:t>c</m:t>
+              </m:r>
+            </m:lim>
+          </m:limLow>
+          <m:f>
+            <m:fPr>
+              <m:type m:val="bar"/>
+            </m:fPr>
+            <m:num>
+              <m:sSup>
+                <m:e>
+                  <m:r>
+                    <m:t>f</m:t>
+                  </m:r>
+                </m:e>
+                <m:sup>
+                  <m:r>
+                    <m:rPr>
+                      <m:sty m:val="p"/>
+                    </m:rPr>
+                    <m:t>′</m:t>
+                  </m:r>
+                </m:sup>
+              </m:sSup>
+              <m:r>
+                <m:rPr>
+                  <m:sty m:val="p"/>
+                </m:rPr>
+                <m:t>(</m:t>
+              </m:r>
+              <m:r>
+                <m:t>x</m:t>
+              </m:r>
+              <m:r>
+                <m:rPr>
+                  <m:sty m:val="p"/>
+                </m:rPr>
+                <m:t>)</m:t>
+              </m:r>
+            </m:num>
+            <m:den>
+              <m:r>
+                <m:t>x</m:t>
+              </m:r>
+              <m:r>
+                <m:rPr>
+                  <m:sty m:val="p"/>
+                </m:rPr>
+                <m:t>−</m:t>
+              </m:r>
+              <m:r>
+                <m:t>c</m:t>
+              </m:r>
+            </m:den>
+          </m:f>
+          <m:r>
+            <m:rPr>
+              <m:sty m:val="p"/>
+            </m:rPr>
+            <m:t>.</m:t>
+          </m:r>
+        </m:oMath>
+      </m:oMathPara>
+    </w:p>
+    <w:p>
+      <w:pPr>
+        <w:pStyle w:val="FirstParagraph"/>
+      </w:pPr>
+      <w:r>
+        <w:t xml:space="preserve">A</w:t>
+      </w:r>
+      <w:r>
+        <w:t xml:space="preserve"> </w:t>
+      </w:r>
+      <w:hyperlink r:id="rId49">
+        <w:r>
+          <w:rPr>
+            <w:rStyle w:val="Hyperlink"/>
+          </w:rPr>
+          <w:t xml:space="preserve">limit</w:t>
+        </w:r>
+      </w:hyperlink>
+      <w:r>
+        <w:t xml:space="preserve"> </w:t>
+      </w:r>
+      <w:r>
+        <w:t xml:space="preserve">that is positive forces the</w:t>
+      </w:r>
+      <w:r>
+        <w:t xml:space="preserve"> </w:t>
+      </w:r>
+      <w:hyperlink r:id="rId71">
+        <w:r>
+          <w:rPr>
+            <w:rStyle w:val="Hyperlink"/>
+          </w:rPr>
+          <w:t xml:space="preserve">quotient</w:t>
+        </w:r>
+      </w:hyperlink>
+      <w:r>
+        <w:t xml:space="preserve"> </w:t>
+      </w:r>
+      <m:oMath>
+        <m:sSup>
+          <m:e>
+            <m:r>
+              <m:t>f</m:t>
+            </m:r>
+          </m:e>
+          <m:sup>
+            <m:r>
+              <m:rPr>
+                <m:sty m:val="p"/>
+              </m:rPr>
+              <m:t>′</m:t>
+            </m:r>
+          </m:sup>
+        </m:sSup>
+        <m:r>
+          <m:rPr>
+            <m:sty m:val="p"/>
+          </m:rPr>
+          <m:t>(</m:t>
+        </m:r>
+        <m:r>
+          <m:t>x</m:t>
+        </m:r>
+        <m:r>
+          <m:rPr>
+            <m:sty m:val="p"/>
+          </m:rPr>
+          <m:t>)</m:t>
+        </m:r>
+        <m:r>
+          <m:rPr>
+            <m:sty m:val="p"/>
+          </m:rPr>
+          <m:t>/</m:t>
+        </m:r>
+        <m:r>
+          <m:rPr>
+            <m:sty m:val="p"/>
+          </m:rPr>
+          <m:t>(</m:t>
+        </m:r>
+        <m:r>
+          <m:t>x</m:t>
+        </m:r>
+        <m:r>
+          <m:rPr>
+            <m:sty m:val="p"/>
+          </m:rPr>
+          <m:t>−</m:t>
+        </m:r>
+        <m:r>
+          <m:t>c</m:t>
+        </m:r>
+        <m:r>
+          <m:rPr>
+            <m:sty m:val="p"/>
+          </m:rPr>
+          <m:t>)</m:t>
+        </m:r>
+      </m:oMath>
+      <w:r>
+        <w:t xml:space="preserve"> </w:t>
+      </w:r>
+      <w:r>
+        <w:t xml:space="preserve">to be positive for</w:t>
+      </w:r>
+      <w:r>
+        <w:t xml:space="preserve"> </w:t>
+      </w:r>
+      <m:oMath>
+        <m:r>
+          <m:t>x</m:t>
+        </m:r>
+      </m:oMath>
+      <w:r>
+        <w:t xml:space="preserve"> </w:t>
+      </w:r>
+      <w:r>
+        <w:t xml:space="preserve">near</w:t>
+      </w:r>
+      <w:r>
+        <w:t xml:space="preserve"> </w:t>
+      </w:r>
+      <m:oMath>
+        <m:r>
+          <m:t>c</m:t>
+        </m:r>
+      </m:oMath>
+      <w:r>
+        <w:t xml:space="preserve">.</w:t>
+      </w:r>
+      <w:r>
+        <w:t xml:space="preserve"> </w:t>
+      </w:r>
+      <w:r>
+        <w:t xml:space="preserve">So</w:t>
+      </w:r>
+      <w:r>
+        <w:t xml:space="preserve"> </w:t>
+      </w:r>
+      <m:oMath>
+        <m:sSup>
+          <m:e>
+            <m:r>
+              <m:t>f</m:t>
+            </m:r>
+          </m:e>
+          <m:sup>
+            <m:r>
+              <m:rPr>
+                <m:sty m:val="p"/>
+              </m:rPr>
+              <m:t>′</m:t>
+            </m:r>
+          </m:sup>
+        </m:sSup>
+        <m:r>
+          <m:rPr>
+            <m:sty m:val="p"/>
+          </m:rPr>
+          <m:t>(</m:t>
+        </m:r>
+        <m:r>
+          <m:t>x</m:t>
+        </m:r>
+        <m:r>
+          <m:rPr>
+            <m:sty m:val="p"/>
+          </m:rPr>
+          <m:t>)</m:t>
+        </m:r>
+      </m:oMath>
+      <w:r>
+        <w:t xml:space="preserve"> </w:t>
+      </w:r>
+      <w:r>
+        <w:t xml:space="preserve">has the same sign as</w:t>
+      </w:r>
+      <w:r>
+        <w:t xml:space="preserve"> </w:t>
+      </w:r>
+      <m:oMath>
+        <m:r>
+          <m:t>x</m:t>
+        </m:r>
+        <m:r>
+          <m:rPr>
+            <m:sty m:val="p"/>
+          </m:rPr>
+          <m:t>−</m:t>
+        </m:r>
+        <m:r>
+          <m:t>c</m:t>
+        </m:r>
+      </m:oMath>
+      <w:r>
+        <w:t xml:space="preserve"> </w:t>
+      </w:r>
+      <w:r>
+        <w:t xml:space="preserve">on some</w:t>
+      </w:r>
+      <w:r>
+        <w:t xml:space="preserve"> </w:t>
+      </w:r>
+      <w:hyperlink r:id="rId14">
+        <w:r>
+          <w:rPr>
+            <w:rStyle w:val="Hyperlink"/>
+          </w:rPr>
+          <w:t xml:space="preserve">open interval</w:t>
+        </w:r>
+      </w:hyperlink>
+      <w:r>
+        <w:t xml:space="preserve"> </w:t>
+      </w:r>
+      <w:r>
+        <w:t xml:space="preserve">around</w:t>
+      </w:r>
+      <w:r>
+        <w:t xml:space="preserve"> </w:t>
+      </w:r>
+      <m:oMath>
+        <m:r>
+          <m:t>c</m:t>
+        </m:r>
+      </m:oMath>
+      <w:r>
+        <w:t xml:space="preserve">.</w:t>
+      </w:r>
+      <w:r>
+        <w:t xml:space="preserve"> </w:t>
+      </w:r>
+      <w:r>
+        <w:t xml:space="preserve">Hence</w:t>
+      </w:r>
+      <w:r>
+        <w:t xml:space="preserve"> </w:t>
+      </w:r>
+      <m:oMath>
+        <m:sSup>
+          <m:e>
+            <m:r>
+              <m:t>f</m:t>
+            </m:r>
+          </m:e>
+          <m:sup>
+            <m:r>
+              <m:rPr>
+                <m:sty m:val="p"/>
+              </m:rPr>
+              <m:t>′</m:t>
+            </m:r>
+          </m:sup>
+        </m:sSup>
+        <m:r>
+          <m:rPr>
+            <m:sty m:val="p"/>
+          </m:rPr>
+          <m:t>&lt;</m:t>
+        </m:r>
+        <m:r>
+          <m:t>0</m:t>
+        </m:r>
+      </m:oMath>
+      <w:r>
+        <w:t xml:space="preserve"> </w:t>
+      </w:r>
+      <w:r>
+        <w:t xml:space="preserve">to the left of</w:t>
+      </w:r>
+      <w:r>
+        <w:t xml:space="preserve"> </w:t>
+      </w:r>
+      <m:oMath>
+        <m:r>
+          <m:t>c</m:t>
+        </m:r>
+      </m:oMath>
+      <w:r>
+        <w:t xml:space="preserve"> </w:t>
+      </w:r>
+      <w:r>
+        <w:t xml:space="preserve">and</w:t>
+      </w:r>
+      <w:r>
+        <w:t xml:space="preserve"> </w:t>
+      </w:r>
+      <m:oMath>
+        <m:sSup>
+          <m:e>
+            <m:r>
+              <m:t>f</m:t>
+            </m:r>
+          </m:e>
+          <m:sup>
+            <m:r>
+              <m:rPr>
+                <m:sty m:val="p"/>
+              </m:rPr>
+              <m:t>′</m:t>
+            </m:r>
+          </m:sup>
+        </m:sSup>
+        <m:r>
+          <m:rPr>
+            <m:sty m:val="p"/>
+          </m:rPr>
+          <m:t>&gt;</m:t>
+        </m:r>
+        <m:r>
+          <m:t>0</m:t>
+        </m:r>
+      </m:oMath>
+      <w:r>
+        <w:t xml:space="preserve"> </w:t>
+      </w:r>
+      <w:r>
+        <w:t xml:space="preserve">to the right of</w:t>
+      </w:r>
+      <w:r>
+        <w:t xml:space="preserve"> </w:t>
+      </w:r>
+      <m:oMath>
+        <m:r>
+          <m:t>c</m:t>
+        </m:r>
+      </m:oMath>
+      <w:r>
+        <w:t xml:space="preserve">,</w:t>
+      </w:r>
+      <w:r>
+        <w:t xml:space="preserve"> </w:t>
+      </w:r>
+      <w:r>
+        <w:t xml:space="preserve">so</w:t>
+      </w:r>
+      <w:r>
+        <w:t xml:space="preserve"> </w:t>
+      </w:r>
+      <m:oMath>
+        <m:r>
+          <m:t>f</m:t>
+        </m:r>
+      </m:oMath>
+      <w:r>
+        <w:t xml:space="preserve"> </w:t>
+      </w:r>
+      <w:r>
+        <w:t xml:space="preserve">is decreasing to the left of</w:t>
+      </w:r>
+      <w:r>
+        <w:t xml:space="preserve"> </w:t>
+      </w:r>
+      <m:oMath>
+        <m:r>
+          <m:t>c</m:t>
+        </m:r>
+      </m:oMath>
+      <w:r>
+        <w:t xml:space="preserve"> </w:t>
+      </w:r>
+      <w:r>
+        <w:t xml:space="preserve">and increasing to the right of</w:t>
+      </w:r>
+      <w:r>
+        <w:t xml:space="preserve"> </w:t>
+      </w:r>
+      <m:oMath>
+        <m:r>
+          <m:t>c</m:t>
+        </m:r>
+      </m:oMath>
+      <w:r>
+        <w:t xml:space="preserve">.</w:t>
+      </w:r>
+      <w:r>
+        <w:t xml:space="preserve"> </w:t>
+      </w:r>
+      <w:r>
+        <w:t xml:space="preserve">Therefore</w:t>
+      </w:r>
+      <w:r>
+        <w:t xml:space="preserve"> </w:t>
+      </w:r>
+      <m:oMath>
+        <m:r>
+          <m:t>f</m:t>
+        </m:r>
+        <m:r>
+          <m:rPr>
+            <m:sty m:val="p"/>
+          </m:rPr>
+          <m:t>(</m:t>
+        </m:r>
+        <m:r>
+          <m:t>x</m:t>
+        </m:r>
+        <m:r>
+          <m:rPr>
+            <m:sty m:val="p"/>
+          </m:rPr>
+          <m:t>)</m:t>
+        </m:r>
+        <m:r>
+          <m:rPr>
+            <m:sty m:val="p"/>
+          </m:rPr>
+          <m:t>&gt;</m:t>
+        </m:r>
+        <m:r>
+          <m:t>f</m:t>
+        </m:r>
+        <m:r>
+          <m:rPr>
+            <m:sty m:val="p"/>
+          </m:rPr>
+          <m:t>(</m:t>
+        </m:r>
+        <m:r>
+          <m:t>c</m:t>
+        </m:r>
+        <m:r>
+          <m:rPr>
+            <m:sty m:val="p"/>
+          </m:rPr>
+          <m:t>)</m:t>
+        </m:r>
+      </m:oMath>
+      <w:r>
+        <w:t xml:space="preserve"> </w:t>
+      </w:r>
+      <w:r>
+        <w:t xml:space="preserve">for every</w:t>
+      </w:r>
+      <w:r>
+        <w:t xml:space="preserve"> </w:t>
+      </w:r>
+      <m:oMath>
+        <m:r>
+          <m:t>x</m:t>
+        </m:r>
+        <m:r>
+          <m:rPr>
+            <m:sty m:val="p"/>
+          </m:rPr>
+          <m:t>≠</m:t>
+        </m:r>
+        <m:r>
+          <m:t>c</m:t>
+        </m:r>
+      </m:oMath>
+      <w:r>
+        <w:t xml:space="preserve"> </w:t>
+      </w:r>
+      <w:r>
+        <w:t xml:space="preserve">in that open interval.</w:t>
+      </w:r>
+    </w:p>
+    <w:p>
+      <w:pPr>
+        <w:pStyle w:val="BodyText"/>
+      </w:pPr>
+      <w:r>
+        <w:t xml:space="preserve">For</w:t>
+      </w:r>
+      <w:r>
+        <w:t xml:space="preserve"> </w:t>
+      </w:r>
+      <m:oMath>
+        <m:sSup>
+          <m:e>
+            <m:r>
+              <m:t>f</m:t>
+            </m:r>
+          </m:e>
+          <m:sup>
+            <m:r>
+              <m:rPr>
+                <m:sty m:val="p"/>
+              </m:rPr>
+              <m:t>″</m:t>
+            </m:r>
+          </m:sup>
+        </m:sSup>
+        <m:r>
+          <m:rPr>
+            <m:sty m:val="p"/>
+          </m:rPr>
+          <m:t>(</m:t>
+        </m:r>
+        <m:r>
+          <m:t>c</m:t>
+        </m:r>
+        <m:r>
+          <m:rPr>
+            <m:sty m:val="p"/>
+          </m:rPr>
+          <m:t>)</m:t>
+        </m:r>
+        <m:r>
+          <m:rPr>
+            <m:sty m:val="p"/>
+          </m:rPr>
+          <m:t>&lt;</m:t>
+        </m:r>
+        <m:r>
+          <m:t>0</m:t>
+        </m:r>
+      </m:oMath>
+      <w:r>
+        <w:t xml:space="preserve">, apply the same reasoning to</w:t>
+      </w:r>
+      <w:r>
+        <w:t xml:space="preserve"> </w:t>
+      </w:r>
+      <m:oMath>
+        <m:r>
+          <m:rPr>
+            <m:sty m:val="p"/>
+          </m:rPr>
+          <m:t>−</m:t>
+        </m:r>
+        <m:r>
+          <m:t>f</m:t>
+        </m:r>
+      </m:oMath>
+      <w:r>
+        <w:t xml:space="preserve">,</w:t>
+      </w:r>
+      <w:r>
+        <w:t xml:space="preserve"> </w:t>
+      </w:r>
+      <w:r>
+        <w:t xml:space="preserve">since</w:t>
+      </w:r>
+      <w:r>
+        <w:t xml:space="preserve"> </w:t>
+      </w:r>
+      <m:oMath>
+        <m:r>
+          <m:rPr>
+            <m:sty m:val="p"/>
+          </m:rPr>
+          <m:t>(</m:t>
+        </m:r>
+        <m:r>
+          <m:rPr>
+            <m:sty m:val="p"/>
+          </m:rPr>
+          <m:t>−</m:t>
+        </m:r>
+        <m:r>
+          <m:t>f</m:t>
+        </m:r>
+        <m:sSup>
+          <m:e>
+            <m:r>
+              <m:rPr>
+                <m:sty m:val="p"/>
+              </m:rPr>
+              <m:t>)</m:t>
+            </m:r>
+          </m:e>
+          <m:sup>
+            <m:r>
+              <m:rPr>
+                <m:sty m:val="p"/>
+              </m:rPr>
+              <m:t>″</m:t>
+            </m:r>
+          </m:sup>
+        </m:sSup>
+        <m:r>
+          <m:rPr>
+            <m:sty m:val="p"/>
+          </m:rPr>
+          <m:t>(</m:t>
+        </m:r>
+        <m:r>
+          <m:t>c</m:t>
+        </m:r>
+        <m:r>
+          <m:rPr>
+            <m:sty m:val="p"/>
+          </m:rPr>
+          <m:t>)</m:t>
+        </m:r>
+        <m:r>
+          <m:rPr>
+            <m:sty m:val="p"/>
+          </m:rPr>
+          <m:t>=</m:t>
+        </m:r>
+        <m:r>
+          <m:rPr>
+            <m:sty m:val="p"/>
+          </m:rPr>
+          <m:t>−</m:t>
+        </m:r>
+        <m:sSup>
+          <m:e>
+            <m:r>
+              <m:t>f</m:t>
+            </m:r>
+          </m:e>
+          <m:sup>
+            <m:r>
+              <m:rPr>
+                <m:sty m:val="p"/>
+              </m:rPr>
+              <m:t>″</m:t>
+            </m:r>
+          </m:sup>
+        </m:sSup>
+        <m:r>
+          <m:rPr>
+            <m:sty m:val="p"/>
+          </m:rPr>
+          <m:t>(</m:t>
+        </m:r>
+        <m:r>
+          <m:t>c</m:t>
+        </m:r>
+        <m:r>
+          <m:rPr>
+            <m:sty m:val="p"/>
+          </m:rPr>
+          <m:t>)</m:t>
+        </m:r>
+        <m:r>
+          <m:rPr>
+            <m:sty m:val="p"/>
+          </m:rPr>
+          <m:t>&gt;</m:t>
+        </m:r>
+        <m:r>
+          <m:t>0</m:t>
+        </m:r>
+      </m:oMath>
+      <w:r>
+        <w:t xml:space="preserve">.</w:t>
+      </w:r>
+      <w:r>
+        <w:t xml:space="preserve"> </w:t>
+      </w:r>
+      <w:r>
+        <w:t xml:space="preserve">Then</w:t>
+      </w:r>
+      <w:r>
+        <w:t xml:space="preserve"> </w:t>
+      </w:r>
+      <m:oMath>
+        <m:r>
+          <m:rPr>
+            <m:sty m:val="p"/>
+          </m:rPr>
+          <m:t>−</m:t>
+        </m:r>
+        <m:r>
+          <m:t>f</m:t>
+        </m:r>
+        <m:r>
+          <m:rPr>
+            <m:sty m:val="p"/>
+          </m:rPr>
+          <m:t>(</m:t>
+        </m:r>
+        <m:r>
+          <m:t>x</m:t>
+        </m:r>
+        <m:r>
+          <m:rPr>
+            <m:sty m:val="p"/>
+          </m:rPr>
+          <m:t>)</m:t>
+        </m:r>
+        <m:r>
+          <m:rPr>
+            <m:sty m:val="p"/>
+          </m:rPr>
+          <m:t>&gt;</m:t>
+        </m:r>
+        <m:r>
+          <m:rPr>
+            <m:sty m:val="p"/>
+          </m:rPr>
+          <m:t>−</m:t>
+        </m:r>
+        <m:r>
+          <m:t>f</m:t>
+        </m:r>
+        <m:r>
+          <m:rPr>
+            <m:sty m:val="p"/>
+          </m:rPr>
+          <m:t>(</m:t>
+        </m:r>
+        <m:r>
+          <m:t>c</m:t>
+        </m:r>
+        <m:r>
+          <m:rPr>
+            <m:sty m:val="p"/>
+          </m:rPr>
+          <m:t>)</m:t>
+        </m:r>
+      </m:oMath>
+      <w:r>
+        <w:t xml:space="preserve"> </w:t>
+      </w:r>
+      <w:r>
+        <w:t xml:space="preserve">near</w:t>
+      </w:r>
+      <w:r>
+        <w:t xml:space="preserve"> </w:t>
+      </w:r>
+      <m:oMath>
+        <m:r>
+          <m:t>c</m:t>
+        </m:r>
+      </m:oMath>
+      <w:r>
+        <w:t xml:space="preserve">,</w:t>
+      </w:r>
+      <w:r>
+        <w:t xml:space="preserve"> </w:t>
+      </w:r>
+      <w:r>
+        <w:t xml:space="preserve">which says</w:t>
+      </w:r>
+      <w:r>
+        <w:t xml:space="preserve"> </w:t>
+      </w:r>
+      <m:oMath>
+        <m:r>
+          <m:t>f</m:t>
+        </m:r>
+        <m:r>
+          <m:rPr>
+            <m:sty m:val="p"/>
+          </m:rPr>
+          <m:t>(</m:t>
+        </m:r>
+        <m:r>
+          <m:t>x</m:t>
+        </m:r>
+        <m:r>
+          <m:rPr>
+            <m:sty m:val="p"/>
+          </m:rPr>
+          <m:t>)</m:t>
+        </m:r>
+        <m:r>
+          <m:rPr>
+            <m:sty m:val="p"/>
+          </m:rPr>
+          <m:t>&lt;</m:t>
+        </m:r>
+        <m:r>
+          <m:t>f</m:t>
+        </m:r>
+        <m:r>
+          <m:rPr>
+            <m:sty m:val="p"/>
+          </m:rPr>
+          <m:t>(</m:t>
+        </m:r>
+        <m:r>
+          <m:t>c</m:t>
+        </m:r>
+        <m:r>
+          <m:rPr>
+            <m:sty m:val="p"/>
+          </m:rPr>
+          <m:t>)</m:t>
+        </m:r>
+      </m:oMath>
+      <w:r>
+        <w:t xml:space="preserve"> </w:t>
+      </w:r>
+      <w:r>
+        <w:t xml:space="preserve">near</w:t>
+      </w:r>
+      <w:r>
+        <w:t xml:space="preserve"> </w:t>
+      </w:r>
+      <m:oMath>
+        <m:r>
+          <m:t>c</m:t>
+        </m:r>
+      </m:oMath>
+      <w:r>
+        <w:t xml:space="preserve">.</w:t>
+      </w:r>
+    </w:p>
+    <w:bookmarkStart w:id="73" w:name="exm-second-derivative-test"/>
+    <w:p>
+      <w:pPr>
+        <w:pStyle w:val="BodyText"/>
+      </w:pPr>
+      <w:r>
+        <w:rPr>
+          <w:b/>
+          <w:bCs/>
+        </w:rPr>
+        <w:t xml:space="preserve">Example 4 (Second derivative test for powers of</w:t>
+      </w:r>
+      <w:r>
+        <w:rPr>
+          <w:b/>
+          <w:bCs/>
+        </w:rPr>
+        <w:t xml:space="preserve"> </w:t>
+      </w:r>
+      <m:oMath>
+        <m:r>
+          <m:t>x</m:t>
+        </m:r>
+      </m:oMath>
+      <w:r>
+        <w:rPr>
+          <w:b/>
+          <w:bCs/>
+        </w:rPr>
+        <w:t xml:space="preserve">)</w:t>
+      </w:r>
+      <w:r>
+        <w:t xml:space="preserve"> </w:t>
+      </w:r>
+      <w:r>
+        <w:t xml:space="preserve">The</w:t>
+      </w:r>
+      <w:r>
+        <w:t xml:space="preserve"> </w:t>
+      </w:r>
+      <w:hyperlink r:id="rId22">
+        <w:r>
+          <w:rPr>
+            <w:rStyle w:val="Hyperlink"/>
+          </w:rPr>
+          <w:t xml:space="preserve">function</w:t>
+        </w:r>
+      </w:hyperlink>
+      <w:r>
+        <w:t xml:space="preserve"> </w:t>
+      </w:r>
+      <m:oMath>
+        <m:r>
+          <m:t>f</m:t>
+        </m:r>
+        <m:r>
+          <m:rPr>
+            <m:sty m:val="p"/>
+          </m:rPr>
+          <m:t>(</m:t>
+        </m:r>
+        <m:r>
+          <m:t>x</m:t>
+        </m:r>
+        <m:r>
+          <m:rPr>
+            <m:sty m:val="p"/>
+          </m:rPr>
+          <m:t>)</m:t>
+        </m:r>
+        <m:r>
+          <m:rPr>
+            <m:sty m:val="p"/>
+          </m:rPr>
+          <m:t>=</m:t>
+        </m:r>
+        <m:sSup>
+          <m:e>
+            <m:r>
+              <m:t>x</m:t>
+            </m:r>
+          </m:e>
+          <m:sup>
+            <m:r>
+              <m:t>2</m:t>
+            </m:r>
+          </m:sup>
+        </m:sSup>
+      </m:oMath>
+      <w:r>
+        <w:t xml:space="preserve"> </w:t>
+      </w:r>
+      <w:r>
+        <w:t xml:space="preserve">has the</w:t>
+      </w:r>
+      <w:r>
+        <w:t xml:space="preserve"> </w:t>
+      </w:r>
+      <w:hyperlink w:anchor="def-flat-point">
+        <w:r>
+          <w:rPr>
+            <w:rStyle w:val="Hyperlink"/>
+          </w:rPr>
+          <w:t xml:space="preserve">flat point</w:t>
+        </w:r>
+      </w:hyperlink>
+      <w:r>
+        <w:t xml:space="preserve"> </w:t>
+      </w:r>
+      <m:oMath>
+        <m:r>
+          <m:t>c</m:t>
+        </m:r>
+        <m:r>
+          <m:rPr>
+            <m:sty m:val="p"/>
+          </m:rPr>
+          <m:t>=</m:t>
+        </m:r>
+        <m:r>
+          <m:t>0</m:t>
+        </m:r>
+      </m:oMath>
+      <w:r>
+        <w:t xml:space="preserve"> </w:t>
+      </w:r>
+      <w:r>
+        <w:t xml:space="preserve">and</w:t>
+      </w:r>
+      <w:r>
+        <w:t xml:space="preserve"> </w:t>
+      </w:r>
+      <w:hyperlink r:id="rId69">
+        <w:r>
+          <w:rPr>
+            <w:rStyle w:val="Hyperlink"/>
+          </w:rPr>
+          <w:t xml:space="preserve">second derivative</w:t>
+        </w:r>
+      </w:hyperlink>
+      <w:r>
+        <w:t xml:space="preserve"> </w:t>
+      </w:r>
+      <m:oMath>
+        <m:sSup>
+          <m:e>
+            <m:r>
+              <m:t>f</m:t>
+            </m:r>
+          </m:e>
+          <m:sup>
+            <m:r>
+              <m:rPr>
+                <m:sty m:val="p"/>
+              </m:rPr>
+              <m:t>″</m:t>
+            </m:r>
+          </m:sup>
+        </m:sSup>
+        <m:r>
+          <m:rPr>
+            <m:sty m:val="p"/>
+          </m:rPr>
+          <m:t>(</m:t>
+        </m:r>
+        <m:r>
+          <m:t>0</m:t>
+        </m:r>
+        <m:r>
+          <m:rPr>
+            <m:sty m:val="p"/>
+          </m:rPr>
+          <m:t>)</m:t>
+        </m:r>
+        <m:r>
+          <m:rPr>
+            <m:sty m:val="p"/>
+          </m:rPr>
+          <m:t>=</m:t>
+        </m:r>
+        <m:r>
+          <m:t>2</m:t>
+        </m:r>
+        <m:r>
+          <m:rPr>
+            <m:sty m:val="p"/>
+          </m:rPr>
+          <m:t>&gt;</m:t>
+        </m:r>
+        <m:r>
+          <m:t>0</m:t>
+        </m:r>
+      </m:oMath>
+      <w:r>
+        <w:t xml:space="preserve">,</w:t>
+      </w:r>
+      <w:r>
+        <w:t xml:space="preserve"> </w:t>
+      </w:r>
+      <w:r>
+        <w:t xml:space="preserve">so</w:t>
+      </w:r>
+      <w:r>
+        <w:t xml:space="preserve"> </w:t>
+      </w:r>
+      <m:oMath>
+        <m:r>
+          <m:t>0</m:t>
+        </m:r>
+      </m:oMath>
+      <w:r>
+        <w:t xml:space="preserve"> </w:t>
+      </w:r>
+      <w:r>
+        <w:t xml:space="preserve">is a</w:t>
+      </w:r>
+      <w:r>
+        <w:t xml:space="preserve"> </w:t>
+      </w:r>
+      <w:hyperlink r:id="rId72">
+        <w:r>
+          <w:rPr>
+            <w:rStyle w:val="Hyperlink"/>
+          </w:rPr>
+          <w:t xml:space="preserve">local minimizer</w:t>
+        </w:r>
+      </w:hyperlink>
+      <w:r>
+        <w:t xml:space="preserve"> </w:t>
+      </w:r>
+      <w:r>
+        <w:t xml:space="preserve">by</w:t>
+      </w:r>
+      <w:r>
+        <w:t xml:space="preserve"> </w:t>
+      </w:r>
+      <w:hyperlink w:anchor="thm-second-derivative-test">
+        <w:r>
+          <w:rPr>
+            <w:rStyle w:val="Hyperlink"/>
+          </w:rPr>
+          <w:t xml:space="preserve">Theorem 2</w:t>
+        </w:r>
+      </w:hyperlink>
+      <w:r>
+        <w:t xml:space="preserve">.</w:t>
+      </w:r>
+    </w:p>
+    <w:p>
+      <w:pPr>
+        <w:pStyle w:val="BodyText"/>
+      </w:pPr>
+      <w:r>
+        <w:t xml:space="preserve">The</w:t>
+      </w:r>
+      <w:r>
+        <w:t xml:space="preserve"> </w:t>
+      </w:r>
+      <w:hyperlink r:id="rId22">
+        <w:r>
+          <w:rPr>
+            <w:rStyle w:val="Hyperlink"/>
+          </w:rPr>
+          <w:t xml:space="preserve">functions</w:t>
+        </w:r>
+      </w:hyperlink>
+      <w:r>
+        <w:t xml:space="preserve"> </w:t>
+      </w:r>
+      <m:oMath>
+        <m:sSup>
+          <m:e>
+            <m:r>
+              <m:t>x</m:t>
+            </m:r>
+          </m:e>
+          <m:sup>
+            <m:r>
+              <m:t>3</m:t>
+            </m:r>
+          </m:sup>
+        </m:sSup>
+      </m:oMath>
+      <w:r>
+        <w:t xml:space="preserve"> </w:t>
+      </w:r>
+      <w:r>
+        <w:t xml:space="preserve">and</w:t>
+      </w:r>
+      <w:r>
+        <w:t xml:space="preserve"> </w:t>
+      </w:r>
+      <m:oMath>
+        <m:sSup>
+          <m:e>
+            <m:r>
+              <m:t>x</m:t>
+            </m:r>
+          </m:e>
+          <m:sup>
+            <m:r>
+              <m:t>4</m:t>
+            </m:r>
+          </m:sup>
+        </m:sSup>
+      </m:oMath>
+      <w:r>
+        <w:t xml:space="preserve"> </w:t>
+      </w:r>
+      <w:r>
+        <w:t xml:space="preserve">both have the flat point</w:t>
+      </w:r>
+      <w:r>
+        <w:t xml:space="preserve"> </w:t>
+      </w:r>
+      <m:oMath>
+        <m:r>
+          <m:t>0</m:t>
+        </m:r>
+      </m:oMath>
+      <w:r>
+        <w:t xml:space="preserve"> </w:t>
+      </w:r>
+      <w:r>
+        <w:t xml:space="preserve">and second derivative</w:t>
+      </w:r>
+      <w:r>
+        <w:t xml:space="preserve"> </w:t>
+      </w:r>
+      <m:oMath>
+        <m:r>
+          <m:t>0</m:t>
+        </m:r>
+      </m:oMath>
+      <w:r>
+        <w:t xml:space="preserve"> </w:t>
+      </w:r>
+      <w:r>
+        <w:t xml:space="preserve">there,</w:t>
+      </w:r>
+      <w:r>
+        <w:t xml:space="preserve"> </w:t>
+      </w:r>
+      <w:r>
+        <w:t xml:space="preserve">so the test does not decide.</w:t>
+      </w:r>
+      <w:r>
+        <w:t xml:space="preserve"> </w:t>
+      </w:r>
+      <w:r>
+        <w:t xml:space="preserve">Yet</w:t>
+      </w:r>
+      <w:r>
+        <w:t xml:space="preserve"> </w:t>
+      </w:r>
+      <m:oMath>
+        <m:sSup>
+          <m:e>
+            <m:r>
+              <m:t>x</m:t>
+            </m:r>
+          </m:e>
+          <m:sup>
+            <m:r>
+              <m:t>4</m:t>
+            </m:r>
+          </m:sup>
+        </m:sSup>
+      </m:oMath>
+      <w:r>
+        <w:t xml:space="preserve"> </w:t>
+      </w:r>
+      <w:r>
+        <w:t xml:space="preserve">is smallest at</w:t>
+      </w:r>
+      <w:r>
+        <w:t xml:space="preserve"> </w:t>
+      </w:r>
+      <m:oMath>
+        <m:r>
+          <m:t>0</m:t>
+        </m:r>
+      </m:oMath>
+      <w:r>
+        <w:t xml:space="preserve"> </w:t>
+      </w:r>
+      <w:r>
+        <w:t xml:space="preserve">among nearby points,</w:t>
+      </w:r>
+      <w:r>
+        <w:t xml:space="preserve"> </w:t>
+      </w:r>
+      <w:r>
+        <w:t xml:space="preserve">while</w:t>
+      </w:r>
+      <w:r>
+        <w:t xml:space="preserve"> </w:t>
+      </w:r>
+      <m:oMath>
+        <m:sSup>
+          <m:e>
+            <m:r>
+              <m:t>x</m:t>
+            </m:r>
+          </m:e>
+          <m:sup>
+            <m:r>
+              <m:t>3</m:t>
+            </m:r>
+          </m:sup>
+        </m:sSup>
+      </m:oMath>
+      <w:r>
+        <w:t xml:space="preserve"> </w:t>
+      </w:r>
+      <w:r>
+        <w:t xml:space="preserve">is smaller to the left of</w:t>
+      </w:r>
+      <w:r>
+        <w:t xml:space="preserve"> </w:t>
+      </w:r>
+      <m:oMath>
+        <m:r>
+          <m:t>0</m:t>
+        </m:r>
+      </m:oMath>
+      <w:r>
+        <w:t xml:space="preserve"> </w:t>
+      </w:r>
+      <w:r>
+        <w:t xml:space="preserve">and larger to the right of</w:t>
+      </w:r>
+      <w:r>
+        <w:t xml:space="preserve"> </w:t>
+      </w:r>
+      <m:oMath>
+        <m:r>
+          <m:t>0</m:t>
+        </m:r>
+      </m:oMath>
+      <w:r>
+        <w:t xml:space="preserve">.</w:t>
+      </w:r>
+    </w:p>
+    <w:bookmarkEnd w:id="73"/>
+    <w:bookmarkStart w:id="74" w:name="def-inflection-point"/>
+    <w:p>
+      <w:pPr>
+        <w:pStyle w:val="BodyText"/>
+      </w:pPr>
+      <w:r>
+        <w:rPr>
+          <w:b/>
+          <w:bCs/>
+        </w:rPr>
+        <w:t xml:space="preserve">Definition 3 (Inflection point)</w:t>
+      </w:r>
+      <w:r>
+        <w:t xml:space="preserve"> </w:t>
+      </w:r>
+      <w:r>
+        <w:t xml:space="preserve">An</w:t>
+      </w:r>
+      <w:r>
+        <w:t xml:space="preserve"> </w:t>
+      </w:r>
+      <w:r>
+        <w:rPr>
+          <w:b/>
+          <w:bCs/>
+        </w:rPr>
+        <w:t xml:space="preserve">inflection point</w:t>
+      </w:r>
+      <w:r>
+        <w:t xml:space="preserve"> </w:t>
+      </w:r>
+      <w:r>
+        <w:t xml:space="preserve">of a</w:t>
+      </w:r>
+      <w:r>
+        <w:t xml:space="preserve"> </w:t>
+      </w:r>
+      <w:hyperlink r:id="rId22">
+        <w:r>
+          <w:rPr>
+            <w:rStyle w:val="Hyperlink"/>
+          </w:rPr>
+          <w:t xml:space="preserve">function</w:t>
+        </w:r>
+      </w:hyperlink>
+      <w:r>
+        <w:t xml:space="preserve"> </w:t>
+      </w:r>
+      <m:oMath>
+        <m:r>
+          <m:t>f</m:t>
+        </m:r>
+      </m:oMath>
+      <w:r>
+        <w:t xml:space="preserve"> </w:t>
+      </w:r>
+      <w:r>
+        <w:t xml:space="preserve">is a point</w:t>
+      </w:r>
+      <w:r>
+        <w:t xml:space="preserve"> </w:t>
+      </w:r>
+      <m:oMath>
+        <m:r>
+          <m:t>c</m:t>
+        </m:r>
+      </m:oMath>
+      <w:r>
+        <w:t xml:space="preserve"> </w:t>
+      </w:r>
+      <w:r>
+        <w:t xml:space="preserve">such that, on some</w:t>
+      </w:r>
+      <w:r>
+        <w:t xml:space="preserve"> </w:t>
+      </w:r>
+      <w:hyperlink r:id="rId14">
+        <w:r>
+          <w:rPr>
+            <w:rStyle w:val="Hyperlink"/>
+          </w:rPr>
+          <w:t xml:space="preserve">open interval</w:t>
+        </w:r>
+      </w:hyperlink>
+      <w:r>
+        <w:t xml:space="preserve"> </w:t>
+      </w:r>
+      <w:r>
+        <w:t xml:space="preserve">around</w:t>
+      </w:r>
+      <w:r>
+        <w:t xml:space="preserve"> </w:t>
+      </w:r>
+      <m:oMath>
+        <m:r>
+          <m:t>c</m:t>
+        </m:r>
+      </m:oMath>
+      <w:r>
+        <w:t xml:space="preserve">,</w:t>
+      </w:r>
+      <w:r>
+        <w:t xml:space="preserve"> </w:t>
+      </w:r>
+      <w:r>
+        <w:t xml:space="preserve">the</w:t>
+      </w:r>
+      <w:r>
+        <w:t xml:space="preserve"> </w:t>
+      </w:r>
+      <w:hyperlink r:id="rId69">
+        <w:r>
+          <w:rPr>
+            <w:rStyle w:val="Hyperlink"/>
+          </w:rPr>
+          <w:t xml:space="preserve">second derivative</w:t>
+        </w:r>
+      </w:hyperlink>
+      <w:r>
+        <w:t xml:space="preserve"> </w:t>
+      </w:r>
+      <m:oMath>
+        <m:sSup>
+          <m:e>
+            <m:r>
+              <m:t>f</m:t>
+            </m:r>
+          </m:e>
+          <m:sup>
+            <m:r>
+              <m:rPr>
+                <m:sty m:val="p"/>
+              </m:rPr>
+              <m:t>″</m:t>
+            </m:r>
+          </m:sup>
+        </m:sSup>
+      </m:oMath>
+      <w:r>
+        <w:t xml:space="preserve"> </w:t>
+      </w:r>
+      <w:r>
+        <w:t xml:space="preserve">is positive on one side of</w:t>
+      </w:r>
+      <w:r>
+        <w:t xml:space="preserve"> </w:t>
+      </w:r>
+      <m:oMath>
+        <m:r>
+          <m:t>c</m:t>
+        </m:r>
+      </m:oMath>
+      <w:r>
+        <w:t xml:space="preserve"> </w:t>
+      </w:r>
+      <w:r>
+        <w:t xml:space="preserve">and negative on the other.</w:t>
+      </w:r>
+    </w:p>
+    <w:bookmarkEnd w:id="74"/>
+    <w:bookmarkStart w:id="76" w:name="rem-inflection-point"/>
+    <w:p>
+      <w:pPr>
+        <w:pStyle w:val="BodyText"/>
+      </w:pPr>
+      <w:r>
+        <w:rPr>
+          <w:i/>
+          <w:iCs/>
+        </w:rPr>
+        <w:t xml:space="preserve">Remark 1</w:t>
+      </w:r>
+      <w:r>
+        <w:t xml:space="preserve"> (Inflection points change the curvature). </w:t>
+      </w:r>
+      <w:r>
+        <w:t xml:space="preserve">At an</w:t>
+      </w:r>
+      <w:r>
+        <w:t xml:space="preserve"> </w:t>
+      </w:r>
+      <w:hyperlink w:anchor="def-inflection-point">
+        <w:r>
+          <w:rPr>
+            <w:rStyle w:val="Hyperlink"/>
+          </w:rPr>
+          <w:t xml:space="preserve">inflection point</w:t>
+        </w:r>
+      </w:hyperlink>
+      <w:r>
+        <w:t xml:space="preserve">, the</w:t>
+      </w:r>
+      <w:r>
+        <w:t xml:space="preserve"> </w:t>
+      </w:r>
+      <w:hyperlink r:id="rId75">
+        <w:r>
+          <w:rPr>
+            <w:rStyle w:val="Hyperlink"/>
+          </w:rPr>
+          <w:t xml:space="preserve">graph</w:t>
+        </w:r>
+      </w:hyperlink>
+      <w:r>
+        <w:t xml:space="preserve"> </w:t>
+      </w:r>
+      <w:r>
+        <w:t xml:space="preserve">changes between curving up and curving down.</w:t>
+      </w:r>
+    </w:p>
+    <w:bookmarkEnd w:id="76"/>
+    <w:bookmarkStart w:id="77" w:name="exm-inflection-point"/>
+    <w:p>
+      <w:pPr>
+        <w:pStyle w:val="BodyText"/>
+      </w:pPr>
+      <w:r>
+        <w:rPr>
+          <w:b/>
+          <w:bCs/>
+        </w:rPr>
+        <w:t xml:space="preserve">Example 5 (An inflection point of</w:t>
+      </w:r>
+      <w:r>
+        <w:rPr>
+          <w:b/>
+          <w:bCs/>
+        </w:rPr>
+        <w:t xml:space="preserve"> </w:t>
+      </w:r>
+      <m:oMath>
+        <m:sSup>
+          <m:e>
+            <m:r>
+              <m:t>x</m:t>
+            </m:r>
+          </m:e>
+          <m:sup>
+            <m:r>
+              <m:t>3</m:t>
+            </m:r>
+          </m:sup>
+        </m:sSup>
+      </m:oMath>
+      <w:r>
+        <w:rPr>
+          <w:b/>
+          <w:bCs/>
+        </w:rPr>
+        <w:t xml:space="preserve">)</w:t>
+      </w:r>
+      <w:r>
+        <w:t xml:space="preserve"> </w:t>
+      </w:r>
+      <w:r>
+        <w:t xml:space="preserve">For</w:t>
+      </w:r>
+      <w:r>
+        <w:t xml:space="preserve"> </w:t>
+      </w:r>
+      <m:oMath>
+        <m:r>
+          <m:t>f</m:t>
+        </m:r>
+        <m:r>
+          <m:rPr>
+            <m:sty m:val="p"/>
+          </m:rPr>
+          <m:t>(</m:t>
+        </m:r>
+        <m:r>
+          <m:t>x</m:t>
+        </m:r>
+        <m:r>
+          <m:rPr>
+            <m:sty m:val="p"/>
+          </m:rPr>
+          <m:t>)</m:t>
+        </m:r>
+        <m:r>
+          <m:rPr>
+            <m:sty m:val="p"/>
+          </m:rPr>
+          <m:t>=</m:t>
+        </m:r>
+        <m:sSup>
+          <m:e>
+            <m:r>
+              <m:t>x</m:t>
+            </m:r>
+          </m:e>
+          <m:sup>
+            <m:r>
+              <m:t>3</m:t>
+            </m:r>
+          </m:sup>
+        </m:sSup>
+      </m:oMath>
+      <w:r>
+        <w:t xml:space="preserve">, the</w:t>
+      </w:r>
+      <w:r>
+        <w:t xml:space="preserve"> </w:t>
+      </w:r>
+      <w:hyperlink r:id="rId69">
+        <w:r>
+          <w:rPr>
+            <w:rStyle w:val="Hyperlink"/>
+          </w:rPr>
+          <w:t xml:space="preserve">second derivative</w:t>
+        </w:r>
+      </w:hyperlink>
+      <w:r>
+        <w:t xml:space="preserve"> </w:t>
+      </w:r>
+      <w:r>
+        <w:t xml:space="preserve">is</w:t>
+      </w:r>
+      <w:r>
+        <w:t xml:space="preserve"> </w:t>
+      </w:r>
+      <m:oMath>
+        <m:sSup>
+          <m:e>
+            <m:r>
+              <m:t>f</m:t>
+            </m:r>
+          </m:e>
+          <m:sup>
+            <m:r>
+              <m:rPr>
+                <m:sty m:val="p"/>
+              </m:rPr>
+              <m:t>″</m:t>
+            </m:r>
+          </m:sup>
+        </m:sSup>
+        <m:r>
+          <m:rPr>
+            <m:sty m:val="p"/>
+          </m:rPr>
+          <m:t>(</m:t>
+        </m:r>
+        <m:r>
+          <m:t>x</m:t>
+        </m:r>
+        <m:r>
+          <m:rPr>
+            <m:sty m:val="p"/>
+          </m:rPr>
+          <m:t>)</m:t>
+        </m:r>
+        <m:r>
+          <m:rPr>
+            <m:sty m:val="p"/>
+          </m:rPr>
+          <m:t>=</m:t>
+        </m:r>
+        <m:r>
+          <m:t>6</m:t>
+        </m:r>
+        <m:r>
+          <m:t>x</m:t>
+        </m:r>
+      </m:oMath>
+      <w:r>
+        <w:t xml:space="preserve">,</w:t>
+      </w:r>
+      <w:r>
+        <w:t xml:space="preserve"> </w:t>
+      </w:r>
+      <w:r>
+        <w:t xml:space="preserve">which is negative for</w:t>
+      </w:r>
+      <w:r>
+        <w:t xml:space="preserve"> </w:t>
+      </w:r>
+      <m:oMath>
+        <m:r>
+          <m:t>x</m:t>
+        </m:r>
+        <m:r>
+          <m:rPr>
+            <m:sty m:val="p"/>
+          </m:rPr>
+          <m:t>&lt;</m:t>
+        </m:r>
+        <m:r>
+          <m:t>0</m:t>
+        </m:r>
+      </m:oMath>
+      <w:r>
+        <w:t xml:space="preserve"> </w:t>
+      </w:r>
+      <w:r>
+        <w:t xml:space="preserve">and positive for</w:t>
+      </w:r>
+      <w:r>
+        <w:t xml:space="preserve"> </w:t>
+      </w:r>
+      <m:oMath>
+        <m:r>
+          <m:t>x</m:t>
+        </m:r>
+        <m:r>
+          <m:rPr>
+            <m:sty m:val="p"/>
+          </m:rPr>
+          <m:t>&gt;</m:t>
+        </m:r>
+        <m:r>
+          <m:t>0</m:t>
+        </m:r>
+      </m:oMath>
+      <w:r>
+        <w:t xml:space="preserve">.</w:t>
+      </w:r>
+      <w:r>
+        <w:t xml:space="preserve"> </w:t>
+      </w:r>
+      <w:r>
+        <w:t xml:space="preserve">So</w:t>
+      </w:r>
+      <w:r>
+        <w:t xml:space="preserve"> </w:t>
+      </w:r>
+      <m:oMath>
+        <m:r>
+          <m:t>0</m:t>
+        </m:r>
+      </m:oMath>
+      <w:r>
+        <w:t xml:space="preserve"> </w:t>
+      </w:r>
+      <w:r>
+        <w:t xml:space="preserve">is an</w:t>
+      </w:r>
+      <w:r>
+        <w:t xml:space="preserve"> </w:t>
+      </w:r>
+      <w:hyperlink w:anchor="def-inflection-point">
+        <w:r>
+          <w:rPr>
+            <w:rStyle w:val="Hyperlink"/>
+          </w:rPr>
+          <w:t xml:space="preserve">inflection point</w:t>
+        </w:r>
+      </w:hyperlink>
+      <w:r>
+        <w:t xml:space="preserve"> </w:t>
+      </w:r>
+      <w:r>
+        <w:t xml:space="preserve">of</w:t>
+      </w:r>
+      <w:r>
+        <w:t xml:space="preserve"> </w:t>
+      </w:r>
+      <m:oMath>
+        <m:r>
+          <m:t>f</m:t>
+        </m:r>
+      </m:oMath>
+      <w:r>
+        <w:t xml:space="preserve">.</w:t>
+      </w:r>
+    </w:p>
+    <w:bookmarkEnd w:id="77"/>
+    <w:bookmarkStart w:id="83" w:name="exr-miller-deriv-opt-gamma-kernel"/>
+    <w:p>
+      <w:pPr>
+        <w:pStyle w:val="BodyText"/>
+      </w:pPr>
+      <w:r>
+        <w:rPr>
+          <w:b/>
+          <w:bCs/>
+        </w:rPr>
+        <w:t xml:space="preserve">Exercise 8 (Maximizing a gamma-family kernel)</w:t>
+      </w:r>
+      <w:r>
+        <w:t xml:space="preserve"> </w:t>
+      </w:r>
+      <w:r>
+        <w:t xml:space="preserve">Adapted from</w:t>
+      </w:r>
+      <w:r>
+        <w:t xml:space="preserve"> </w:t>
+      </w:r>
+      <w:r>
+        <w:t xml:space="preserve">Miller [2]</w:t>
+      </w:r>
+      <w:r>
+        <w:t xml:space="preserve">, Question 1.1.10.</w:t>
+      </w:r>
+    </w:p>
+    <w:p>
+      <w:pPr>
+        <w:pStyle w:val="BodyText"/>
+      </w:pPr>
+      <w:r>
+        <w:t xml:space="preserve">The</w:t>
+      </w:r>
+      <w:r>
+        <w:t xml:space="preserve"> </w:t>
+      </w:r>
+      <w:hyperlink r:id="rId78">
+        <w:r>
+          <w:rPr>
+            <w:rStyle w:val="Hyperlink"/>
+          </w:rPr>
+          <w:t xml:space="preserve">gamma distribution</w:t>
+        </w:r>
+      </w:hyperlink>
+      <w:r>
+        <w:t xml:space="preserve"> </w:t>
+      </w:r>
+      <w:r>
+        <w:t xml:space="preserve">with shape</w:t>
+      </w:r>
+      <w:r>
+        <w:t xml:space="preserve"> </w:t>
+      </w:r>
+      <m:oMath>
+        <m:r>
+          <m:t>a</m:t>
+        </m:r>
+        <m:r>
+          <m:rPr>
+            <m:sty m:val="p"/>
+          </m:rPr>
+          <m:t>&gt;</m:t>
+        </m:r>
+        <m:r>
+          <m:t>0</m:t>
+        </m:r>
+      </m:oMath>
+      <w:r>
+        <w:t xml:space="preserve"> </w:t>
+      </w:r>
+      <w:r>
+        <w:t xml:space="preserve">has the</w:t>
+      </w:r>
+      <w:r>
+        <w:t xml:space="preserve"> </w:t>
+      </w:r>
+      <w:hyperlink r:id="rId79">
+        <w:r>
+          <w:rPr>
+            <w:rStyle w:val="Hyperlink"/>
+          </w:rPr>
+          <w:t xml:space="preserve">kernel</w:t>
+        </w:r>
+      </w:hyperlink>
+      <w:r>
+        <w:t xml:space="preserve"> </w:t>
+      </w:r>
+      <m:oMath>
+        <m:sSup>
+          <m:e>
+            <m:r>
+              <m:t>x</m:t>
+            </m:r>
+          </m:e>
+          <m:sup>
+            <m:r>
+              <m:t>a</m:t>
+            </m:r>
+            <m:r>
+              <m:rPr>
+                <m:sty m:val="p"/>
+              </m:rPr>
+              <m:t>−</m:t>
+            </m:r>
+            <m:r>
+              <m:t>1</m:t>
+            </m:r>
+          </m:sup>
+        </m:sSup>
+        <m:sSup>
+          <m:e>
+            <m:r>
+              <m:t>e</m:t>
+            </m:r>
+          </m:e>
+          <m:sup>
+            <m:r>
+              <m:rPr>
+                <m:sty m:val="p"/>
+              </m:rPr>
+              <m:t>−</m:t>
+            </m:r>
+            <m:r>
+              <m:t>x</m:t>
+            </m:r>
+          </m:sup>
+        </m:sSup>
+      </m:oMath>
+      <w:r>
+        <w:t xml:space="preserve"> </w:t>
+      </w:r>
+      <w:r>
+        <w:t xml:space="preserve">on</w:t>
+      </w:r>
+      <w:r>
+        <w:t xml:space="preserve"> </w:t>
+      </w:r>
+      <m:oMath>
+        <m:r>
+          <m:rPr>
+            <m:sty m:val="p"/>
+          </m:rPr>
+          <m:t>[</m:t>
+        </m:r>
+        <m:r>
+          <m:t>0</m:t>
+        </m:r>
+        <m:r>
+          <m:rPr>
+            <m:sty m:val="p"/>
+          </m:rPr>
+          <m:t>,</m:t>
+        </m:r>
+        <m:r>
+          <m:rPr>
+            <m:sty m:val="p"/>
+          </m:rPr>
+          <m:t>∞</m:t>
+        </m:r>
+        <m:r>
+          <m:rPr>
+            <m:sty m:val="p"/>
+          </m:rPr>
+          <m:t>)</m:t>
+        </m:r>
+      </m:oMath>
+      <w:r>
+        <w:t xml:space="preserve">.</w:t>
+      </w:r>
+      <w:r>
+        <w:t xml:space="preserve"> </w:t>
+      </w:r>
+      <w:r>
+        <w:t xml:space="preserve">A kernel has the same</w:t>
+      </w:r>
+      <w:r>
+        <w:t xml:space="preserve"> </w:t>
+      </w:r>
+      <w:hyperlink r:id="rId80">
+        <w:r>
+          <w:rPr>
+            <w:rStyle w:val="Hyperlink"/>
+          </w:rPr>
+          <w:t xml:space="preserve">mode</w:t>
+        </w:r>
+      </w:hyperlink>
+      <w:r>
+        <w:t xml:space="preserve"> </w:t>
+      </w:r>
+      <w:r>
+        <w:t xml:space="preserve">as its density</w:t>
+      </w:r>
+      <w:r>
+        <w:t xml:space="preserve"> </w:t>
+      </w:r>
+      <w:r>
+        <w:t xml:space="preserve">(</w:t>
+      </w:r>
+      <w:hyperlink r:id="rId81">
+        <w:r>
+          <w:rPr>
+            <w:rStyle w:val="Hyperlink"/>
+          </w:rPr>
+          <w:t xml:space="preserve">why</w:t>
+        </w:r>
+      </w:hyperlink>
+      <w:r>
+        <w:t xml:space="preserve">),</w:t>
+      </w:r>
+      <w:r>
+        <w:t xml:space="preserve"> </w:t>
+      </w:r>
+      <w:r>
+        <w:t xml:space="preserve">so maximizing it finds the mode without computing the</w:t>
+      </w:r>
+      <w:r>
+        <w:t xml:space="preserve"> </w:t>
+      </w:r>
+      <w:hyperlink r:id="rId82">
+        <w:r>
+          <w:rPr>
+            <w:rStyle w:val="Hyperlink"/>
+          </w:rPr>
+          <w:t xml:space="preserve">normalizing constant</w:t>
+        </w:r>
+      </w:hyperlink>
+      <w:r>
+        <w:t xml:space="preserve">.</w:t>
+      </w:r>
+    </w:p>
+    <w:p>
+      <w:pPr>
+        <w:pStyle w:val="BodyText"/>
+      </w:pPr>
+      <w:r>
+        <w:t xml:space="preserve">For shape</w:t>
+      </w:r>
+      <w:r>
+        <w:t xml:space="preserve"> </w:t>
+      </w:r>
+      <m:oMath>
+        <m:r>
+          <m:t>a</m:t>
+        </m:r>
+        <m:r>
+          <m:rPr>
+            <m:sty m:val="p"/>
+          </m:rPr>
+          <m:t>=</m:t>
+        </m:r>
+        <m:r>
+          <m:t>5</m:t>
+        </m:r>
+      </m:oMath>
+      <w:r>
+        <w:t xml:space="preserve">, the kernel is</w:t>
       </w:r>
     </w:p>
     <w:p>
@@ -12044,6 +15629,12 @@
               </m:r>
             </m:sup>
           </m:sSup>
+          <m:r>
+            <m:rPr>
+              <m:sty m:val="p"/>
+            </m:rPr>
+            <m:t>.</m:t>
+          </m:r>
         </m:oMath>
       </m:oMathPara>
     </w:p>
@@ -12052,7 +15643,38 @@
         <w:pStyle w:val="FirstParagraph"/>
       </w:pPr>
       <w:r>
-        <w:t xml:space="preserve">on the interval</w:t>
+        <w:t xml:space="preserve">Find the</w:t>
+      </w:r>
+      <w:r>
+        <w:t xml:space="preserve"> </w:t>
+      </w:r>
+      <w:hyperlink r:id="rId12">
+        <w:r>
+          <w:rPr>
+            <w:rStyle w:val="Hyperlink"/>
+          </w:rPr>
+          <w:t xml:space="preserve">maximum</w:t>
+        </w:r>
+      </w:hyperlink>
+      <w:r>
+        <w:t xml:space="preserve"> </w:t>
+      </w:r>
+      <w:r>
+        <w:t xml:space="preserve">of</w:t>
+      </w:r>
+      <w:r>
+        <w:t xml:space="preserve"> </w:t>
+      </w:r>
+      <m:oMath>
+        <m:r>
+          <m:t>f</m:t>
+        </m:r>
+      </m:oMath>
+      <w:r>
+        <w:t xml:space="preserve"> </w:t>
+      </w:r>
+      <w:r>
+        <w:t xml:space="preserve">on</w:t>
       </w:r>
       <w:r>
         <w:t xml:space="preserve"> </w:t>
@@ -12090,8 +15712,8 @@
         <w:t xml:space="preserve">.</w:t>
       </w:r>
     </w:p>
-    <w:bookmarkEnd w:id="68"/>
-    <w:bookmarkStart w:id="69" w:name="sol-miller-deriv-opt-gamma-kernel"/>
+    <w:bookmarkEnd w:id="83"/>
+    <w:bookmarkStart w:id="84" w:name="sol-miller-deriv-opt-gamma-kernel"/>
     <w:p>
       <w:pPr>
         <w:pStyle w:val="BodyText"/>
@@ -12496,7 +16118,7 @@
       <w:pPr>
         <w:numPr>
           <w:ilvl w:val="0"/>
-          <w:numId w:val="1003"/>
+          <w:numId w:val="1004"/>
         </w:numPr>
       </w:pPr>
       <w:r>
@@ -12562,7 +16184,7 @@
       <w:pPr>
         <w:numPr>
           <w:ilvl w:val="0"/>
-          <w:numId w:val="1003"/>
+          <w:numId w:val="1004"/>
         </w:numPr>
       </w:pPr>
       <w:r>
@@ -12718,7 +16340,7 @@
       <w:pPr>
         <w:numPr>
           <w:ilvl w:val="0"/>
-          <w:numId w:val="1003"/>
+          <w:numId w:val="1004"/>
         </w:numPr>
       </w:pPr>
       <w:r>
@@ -12975,8 +16597,8 @@
         <w:t xml:space="preserve">.</w:t>
       </w:r>
     </w:p>
-    <w:bookmarkEnd w:id="69"/>
-    <w:bookmarkStart w:id="70" w:name="X2af8583915c3d6755df2ace9fe2e1b48908f679"/>
+    <w:bookmarkEnd w:id="84"/>
+    <w:bookmarkStart w:id="87" w:name="X2af8583915c3d6755df2ace9fe2e1b48908f679"/>
     <w:p>
       <w:pPr>
         <w:pStyle w:val="BodyText"/>
@@ -13009,8 +16631,149 @@
         <w:pStyle w:val="BodyText"/>
       </w:pPr>
       <w:r>
-        <w:t xml:space="preserve">Find the critical points of</w:t>
-      </w:r>
+        <w:t xml:space="preserve">An</w:t>
+      </w:r>
+      <w:r>
+        <w:t xml:space="preserve"> </w:t>
+      </w:r>
+      <w:hyperlink r:id="rId85">
+        <w:r>
+          <w:rPr>
+            <w:rStyle w:val="Hyperlink"/>
+          </w:rPr>
+          <w:t xml:space="preserve">optimization algorithm</w:t>
+        </w:r>
+      </w:hyperlink>
+      <w:r>
+        <w:t xml:space="preserve"> </w:t>
+      </w:r>
+      <w:r>
+        <w:t xml:space="preserve">such as</w:t>
+      </w:r>
+      <w:r>
+        <w:t xml:space="preserve"> </w:t>
+      </w:r>
+      <w:hyperlink r:id="rId86">
+        <w:r>
+          <w:rPr>
+            <w:rStyle w:val="Hyperlink"/>
+          </w:rPr>
+          <w:t xml:space="preserve">Newton’s method</w:t>
+        </w:r>
+      </w:hyperlink>
+      <w:r>
+        <w:t xml:space="preserve"> </w:t>
+      </w:r>
+      <w:r>
+        <w:t xml:space="preserve">or</w:t>
+      </w:r>
+      <w:r>
+        <w:t xml:space="preserve"> </w:t>
+      </w:r>
+      <w:hyperlink r:id="rId43">
+        <w:r>
+          <w:rPr>
+            <w:rStyle w:val="Hyperlink"/>
+          </w:rPr>
+          <w:t xml:space="preserve">gradient descent</w:t>
+        </w:r>
+      </w:hyperlink>
+      <w:r>
+        <w:t xml:space="preserve"> </w:t>
+      </w:r>
+      <w:r>
+        <w:t xml:space="preserve">can stop at a</w:t>
+      </w:r>
+      <w:r>
+        <w:t xml:space="preserve"> </w:t>
+      </w:r>
+      <w:hyperlink w:anchor="def-critical-point">
+        <w:r>
+          <w:rPr>
+            <w:rStyle w:val="Hyperlink"/>
+          </w:rPr>
+          <w:t xml:space="preserve">critical point</w:t>
+        </w:r>
+      </w:hyperlink>
+      <w:r>
+        <w:t xml:space="preserve">,</w:t>
+      </w:r>
+      <w:r>
+        <w:t xml:space="preserve"> </w:t>
+      </w:r>
+      <w:r>
+        <w:t xml:space="preserve">which may be a local</w:t>
+      </w:r>
+      <w:r>
+        <w:t xml:space="preserve"> </w:t>
+      </w:r>
+      <w:hyperlink r:id="rId12">
+        <w:r>
+          <w:rPr>
+            <w:rStyle w:val="Hyperlink"/>
+          </w:rPr>
+          <w:t xml:space="preserve">maximum</w:t>
+        </w:r>
+      </w:hyperlink>
+      <w:r>
+        <w:t xml:space="preserve">, a local</w:t>
+      </w:r>
+      <w:r>
+        <w:t xml:space="preserve"> </w:t>
+      </w:r>
+      <w:hyperlink r:id="rId11">
+        <w:r>
+          <w:rPr>
+            <w:rStyle w:val="Hyperlink"/>
+          </w:rPr>
+          <w:t xml:space="preserve">minimum</w:t>
+        </w:r>
+      </w:hyperlink>
+      <w:r>
+        <w:t xml:space="preserve">, or neither.</w:t>
+      </w:r>
+      <w:r>
+        <w:t xml:space="preserve"> </w:t>
+      </w:r>
+      <w:r>
+        <w:t xml:space="preserve">The</w:t>
+      </w:r>
+      <w:r>
+        <w:t xml:space="preserve"> </w:t>
+      </w:r>
+      <w:hyperlink w:anchor="thm-second-derivative-test">
+        <w:r>
+          <w:rPr>
+            <w:rStyle w:val="Hyperlink"/>
+          </w:rPr>
+          <w:t xml:space="preserve">second derivative test</w:t>
+        </w:r>
+      </w:hyperlink>
+      <w:r>
+        <w:t xml:space="preserve"> </w:t>
+      </w:r>
+      <w:r>
+        <w:t xml:space="preserve">tells these apart.</w:t>
+      </w:r>
+    </w:p>
+    <w:p>
+      <w:pPr>
+        <w:pStyle w:val="BodyText"/>
+      </w:pPr>
+      <w:r>
+        <w:t xml:space="preserve">Consider the</w:t>
+      </w:r>
+      <w:r>
+        <w:t xml:space="preserve"> </w:t>
+      </w:r>
+      <w:hyperlink r:id="rId67">
+        <w:r>
+          <w:rPr>
+            <w:rStyle w:val="Hyperlink"/>
+          </w:rPr>
+          <w:t xml:space="preserve">cubic</w:t>
+        </w:r>
+      </w:hyperlink>
     </w:p>
     <w:p>
       <w:pPr>
@@ -13081,6 +16844,12 @@
               </m:r>
             </m:sup>
           </m:sSup>
+          <m:r>
+            <m:rPr>
+              <m:sty m:val="p"/>
+            </m:rPr>
+            <m:t>.</m:t>
+          </m:r>
         </m:oMath>
       </m:oMathPara>
     </w:p>
@@ -13089,11 +16858,31 @@
         <w:pStyle w:val="FirstParagraph"/>
       </w:pPr>
       <w:r>
-        <w:t xml:space="preserve">and decide whether each is a local maximum, a local minimum, or an inflection point.</w:t>
+        <w:t xml:space="preserve">Find its critical points,</w:t>
+      </w:r>
+      <w:r>
+        <w:t xml:space="preserve"> </w:t>
+      </w:r>
+      <w:r>
+        <w:t xml:space="preserve">and decide whether each is a local maximum, a local minimum, or an</w:t>
+      </w:r>
+      <w:r>
+        <w:t xml:space="preserve"> </w:t>
+      </w:r>
+      <w:hyperlink w:anchor="def-inflection-point">
+        <w:r>
+          <w:rPr>
+            <w:rStyle w:val="Hyperlink"/>
+          </w:rPr>
+          <w:t xml:space="preserve">inflection point</w:t>
+        </w:r>
+      </w:hyperlink>
+      <w:r>
+        <w:t xml:space="preserve">.</w:t>
       </w:r>
     </w:p>
-    <w:bookmarkEnd w:id="70"/>
-    <w:bookmarkStart w:id="71" w:name="X9a58de6c6ab4baf2df3e3111c406b3abe7c25e0"/>
+    <w:bookmarkEnd w:id="87"/>
+    <w:bookmarkStart w:id="88" w:name="X9a58de6c6ab4baf2df3e3111c406b3abe7c25e0"/>
     <w:p>
       <w:pPr>
         <w:pStyle w:val="BodyText"/>
@@ -13431,7 +17220,7 @@
       <w:pPr>
         <w:numPr>
           <w:ilvl w:val="0"/>
-          <w:numId w:val="1004"/>
+          <w:numId w:val="1005"/>
         </w:numPr>
       </w:pPr>
       <w:r>
@@ -13547,7 +17336,7 @@
       <w:pPr>
         <w:numPr>
           <w:ilvl w:val="0"/>
-          <w:numId w:val="1004"/>
+          <w:numId w:val="1005"/>
         </w:numPr>
       </w:pPr>
       <w:r>
@@ -13870,9 +17659,9 @@
         <w:t xml:space="preserve">is non-zero at both critical points, neither is an inflection point.</w:t>
       </w:r>
     </w:p>
-    <w:bookmarkEnd w:id="71"/>
-    <w:bookmarkEnd w:id="72"/>
-    <w:bookmarkStart w:id="154" w:name="sec-optimality-vector"/>
+    <w:bookmarkEnd w:id="88"/>
+    <w:bookmarkEnd w:id="89"/>
+    <w:bookmarkStart w:id="169" w:name="sec-optimality-vector"/>
     <w:p>
       <w:pPr>
         <w:pStyle w:val="Heading2"/>
@@ -13922,18 +17711,18 @@
                 <wp:inline>
                   <wp:extent cx="152400" cy="152400"/>
                   <wp:effectExtent b="0" l="0" r="0" t="0"/>
-                  <wp:docPr descr="" title="" id="74" name="Picture"/>
+                  <wp:docPr descr="" title="" id="91" name="Picture"/>
                   <a:graphic>
                     <a:graphicData uri="http://schemas.openxmlformats.org/drawingml/2006/picture">
                       <pic:pic>
                         <pic:nvPicPr>
-                          <pic:cNvPr descr="/opt/quarto/share/formats/docx/note.png" id="75" name="Picture"/>
+                          <pic:cNvPr descr="/opt/quarto/share/formats/docx/note.png" id="92" name="Picture"/>
                           <pic:cNvPicPr>
                             <a:picLocks noChangeArrowheads="1" noChangeAspect="1"/>
                           </pic:cNvPicPr>
                         </pic:nvPicPr>
                         <pic:blipFill>
-                          <a:blip r:embed="rId73"/>
+                          <a:blip r:embed="rId90"/>
                           <a:stretch>
                             <a:fillRect/>
                           </a:stretch>
@@ -14016,7 +17805,7 @@
             <w:r>
               <w:t xml:space="preserve"> </w:t>
             </w:r>
-            <w:hyperlink r:id="rId76">
+            <w:hyperlink r:id="rId93">
               <w:r>
                 <w:rPr>
                   <w:rStyle w:val="Hyperlink"/>
@@ -14036,7 +17825,7 @@
             <w:r>
               <w:t xml:space="preserve"> </w:t>
             </w:r>
-            <w:hyperlink r:id="rId77">
+            <w:hyperlink r:id="rId94">
               <w:r>
                 <w:rPr>
                   <w:rStyle w:val="Hyperlink"/>
@@ -14151,7 +17940,7 @@
               <w:pStyle w:val="Compact"/>
               <w:numPr>
                 <w:ilvl w:val="0"/>
-                <w:numId w:val="1005"/>
+                <w:numId w:val="1006"/>
               </w:numPr>
             </w:pPr>
             <w:r>
@@ -14194,7 +17983,7 @@
               <w:pStyle w:val="Compact"/>
               <w:numPr>
                 <w:ilvl w:val="0"/>
-                <w:numId w:val="1005"/>
+                <w:numId w:val="1006"/>
               </w:numPr>
             </w:pPr>
             <w:r>
@@ -14206,7 +17995,7 @@
               <w:pStyle w:val="Compact"/>
               <w:numPr>
                 <w:ilvl w:val="0"/>
-                <w:numId w:val="1005"/>
+                <w:numId w:val="1006"/>
               </w:numPr>
             </w:pPr>
             <w:r>
@@ -14218,7 +18007,7 @@
               <w:pStyle w:val="Compact"/>
               <w:numPr>
                 <w:ilvl w:val="0"/>
-                <w:numId w:val="1005"/>
+                <w:numId w:val="1006"/>
               </w:numPr>
             </w:pPr>
             <w:r>
@@ -14230,7 +18019,7 @@
               <w:pStyle w:val="Compact"/>
               <w:numPr>
                 <w:ilvl w:val="0"/>
-                <w:numId w:val="1005"/>
+                <w:numId w:val="1006"/>
               </w:numPr>
             </w:pPr>
             <w:r>
@@ -14242,7 +18031,7 @@
               <w:pStyle w:val="Compact"/>
               <w:numPr>
                 <w:ilvl w:val="0"/>
-                <w:numId w:val="1005"/>
+                <w:numId w:val="1006"/>
               </w:numPr>
             </w:pPr>
             <w:r>
@@ -14254,7 +18043,7 @@
               <w:pStyle w:val="Compact"/>
               <w:numPr>
                 <w:ilvl w:val="0"/>
-                <w:numId w:val="1005"/>
+                <w:numId w:val="1006"/>
               </w:numPr>
             </w:pPr>
             <w:r>
@@ -14298,7 +18087,7 @@
       <w:r>
         <w:t xml:space="preserve"> </w:t>
       </w:r>
-      <w:hyperlink r:id="rId78">
+      <w:hyperlink r:id="rId69">
         <w:r>
           <w:rPr>
             <w:rStyle w:val="Hyperlink"/>
@@ -14382,7 +18171,7 @@
       <w:r>
         <w:t xml:space="preserve">(</w:t>
       </w:r>
-      <w:hyperlink r:id="rId79">
+      <w:hyperlink r:id="rId95">
         <w:r>
           <w:rPr>
             <w:rStyle w:val="Hyperlink"/>
@@ -14476,7 +18265,7 @@
         <w:t xml:space="preserve">.</w:t>
       </w:r>
     </w:p>
-    <w:bookmarkStart w:id="82" w:name="thm-fermat"/>
+    <w:bookmarkStart w:id="97" w:name="thm-fermat"/>
     <w:p>
       <w:pPr>
         <w:pStyle w:val="BodyText"/>
@@ -14486,7 +18275,7 @@
           <w:b/>
           <w:bCs/>
         </w:rPr>
-        <w:t xml:space="preserve">Theorem 2 (A minimizer has derivative zero)</w:t>
+        <w:t xml:space="preserve">Theorem 3 (A minimizer has derivative zero)</w:t>
       </w:r>
       <w:r>
         <w:t xml:space="preserve"> </w:t>
@@ -14511,7 +18300,7 @@
       <w:r>
         <w:t xml:space="preserve"> </w:t>
       </w:r>
-      <w:hyperlink r:id="rId80">
+      <w:hyperlink r:id="rId96">
         <w:r>
           <w:rPr>
             <w:rStyle w:val="Hyperlink"/>
@@ -14621,7 +18410,7 @@
       <w:r>
         <w:t xml:space="preserve"> </w:t>
       </w:r>
-      <w:hyperlink r:id="rId81">
+      <w:hyperlink r:id="rId72">
         <w:r>
           <w:rPr>
             <w:rStyle w:val="Hyperlink"/>
@@ -14706,7 +18495,7 @@
         <w:t xml:space="preserve">[4]</w:t>
       </w:r>
     </w:p>
-    <w:bookmarkEnd w:id="82"/>
+    <w:bookmarkEnd w:id="97"/>
     <w:p>
       <w:pPr>
         <w:pStyle w:val="BodyText"/>
@@ -15130,7 +18919,7 @@
       <w:r>
         <w:t xml:space="preserve"> </w:t>
       </w:r>
-      <w:hyperlink r:id="rId49">
+      <w:hyperlink r:id="rId50">
         <w:r>
           <w:rPr>
             <w:rStyle w:val="Hyperlink"/>
@@ -15418,7 +19207,7 @@
         <w:t xml:space="preserve">.</w:t>
       </w:r>
     </w:p>
-    <w:bookmarkStart w:id="84" w:name="exm-fermat"/>
+    <w:bookmarkStart w:id="99" w:name="exm-fermat"/>
     <w:p>
       <w:pPr>
         <w:pStyle w:val="BodyText"/>
@@ -15428,7 +19217,7 @@
           <w:b/>
           <w:bCs/>
         </w:rPr>
-        <w:t xml:space="preserve">Example 4 (Applying the test, and its limits)</w:t>
+        <w:t xml:space="preserve">Example 6 (Applying the test, and its limits)</w:t>
       </w:r>
       <w:r>
         <w:t xml:space="preserve"> </w:t>
@@ -15441,7 +19230,7 @@
       <w:pPr>
         <w:numPr>
           <w:ilvl w:val="0"/>
-          <w:numId w:val="1006"/>
+          <w:numId w:val="1007"/>
         </w:numPr>
       </w:pPr>
       <m:oMath>
@@ -15636,7 +19425,7 @@
       <w:pPr>
         <w:numPr>
           <w:ilvl w:val="0"/>
-          <w:numId w:val="1006"/>
+          <w:numId w:val="1007"/>
         </w:numPr>
       </w:pPr>
       <w:r>
@@ -15645,7 +19434,7 @@
       <w:r>
         <w:t xml:space="preserve"> </w:t>
       </w:r>
-      <w:hyperlink r:id="rId83">
+      <w:hyperlink r:id="rId98">
         <w:r>
           <w:rPr>
             <w:rStyle w:val="Hyperlink"/>
@@ -15973,7 +19762,7 @@
       <w:pPr>
         <w:numPr>
           <w:ilvl w:val="0"/>
-          <w:numId w:val="1006"/>
+          <w:numId w:val="1007"/>
         </w:numPr>
       </w:pPr>
       <w:r>
@@ -16214,8 +20003,8 @@
         <w:t xml:space="preserve">does not exist.</w:t>
       </w:r>
     </w:p>
-    <w:bookmarkEnd w:id="84"/>
-    <w:bookmarkStart w:id="85" w:name="def-stationary-point"/>
+    <w:bookmarkEnd w:id="99"/>
+    <w:bookmarkStart w:id="100" w:name="def-stationary-point"/>
     <w:p>
       <w:pPr>
         <w:pStyle w:val="FirstParagraph"/>
@@ -16225,7 +20014,7 @@
           <w:b/>
           <w:bCs/>
         </w:rPr>
-        <w:t xml:space="preserve">Definition 3 (Stationary point)</w:t>
+        <w:t xml:space="preserve">Definition 4 (Stationary point)</w:t>
       </w:r>
       <w:r>
         <w:t xml:space="preserve"> </w:t>
@@ -16343,8 +20132,8 @@
         <w:t xml:space="preserve">.</w:t>
       </w:r>
     </w:p>
-    <w:bookmarkEnd w:id="85"/>
-    <w:bookmarkStart w:id="86" w:name="exm-stationary-point"/>
+    <w:bookmarkEnd w:id="100"/>
+    <w:bookmarkStart w:id="101" w:name="exm-stationary-point"/>
     <w:p>
       <w:pPr>
         <w:pStyle w:val="BodyText"/>
@@ -16354,7 +20143,7 @@
           <w:b/>
           <w:bCs/>
         </w:rPr>
-        <w:t xml:space="preserve">Example 5 (A stationary point, and a point that is not one)</w:t>
+        <w:t xml:space="preserve">Example 7 (A stationary point, and a point that is not one)</w:t>
       </w:r>
       <w:r>
         <w:t xml:space="preserve"> </w:t>
@@ -16658,7 +20447,7 @@
         <w:t xml:space="preserve">.</w:t>
       </w:r>
     </w:p>
-    <w:bookmarkEnd w:id="86"/>
+    <w:bookmarkEnd w:id="101"/>
     <w:tbl>
       <w:tblPr>
         <w:tblStyle w:val="Table"/>
@@ -16672,7 +20461,7 @@
       <w:tr>
         <w:tc>
           <w:tcPr/>
-          <w:bookmarkStart w:id="94" w:name="fig-stationary-point"/>
+          <w:bookmarkStart w:id="109" w:name="fig-stationary-point"/>
           <w:p>
             <w:pPr>
               <w:pStyle w:val="Heading3"/>
@@ -17945,18 +21734,18 @@
                 <wp:inline>
                   <wp:extent cx="4620126" cy="3696101"/>
                   <wp:effectExtent b="0" l="0" r="0" t="0"/>
-                  <wp:docPr descr="" title="" id="88" name="Picture"/>
+                  <wp:docPr descr="" title="" id="103" name="Picture"/>
                   <a:graphic>
                     <a:graphicData uri="http://schemas.openxmlformats.org/drawingml/2006/picture">
                       <pic:pic>
                         <pic:nvPicPr>
-                          <pic:cNvPr descr="optimization-critical-points_files/figure-docx/stationary-point-r-3.png" id="89" name="Picture"/>
+                          <pic:cNvPr descr="optimization-critical-points_files/figure-docx/stationary-point-r-3.png" id="104" name="Picture"/>
                           <pic:cNvPicPr>
                             <a:picLocks noChangeArrowheads="1" noChangeAspect="1"/>
                           </pic:cNvPicPr>
                         </pic:nvPicPr>
                         <pic:blipFill>
-                          <a:blip r:embed="rId87"/>
+                          <a:blip r:embed="rId102"/>
                           <a:stretch>
                             <a:fillRect/>
                           </a:stretch>
@@ -18712,18 +22501,18 @@
                 <wp:inline>
                   <wp:extent cx="4572000" cy="3657600"/>
                   <wp:effectExtent b="0" l="0" r="0" t="0"/>
-                  <wp:docPr descr="" title="" id="91" name="Picture"/>
+                  <wp:docPr descr="" title="" id="106" name="Picture"/>
                   <a:graphic>
                     <a:graphicData uri="http://schemas.openxmlformats.org/drawingml/2006/picture">
                       <pic:pic>
                         <pic:nvPicPr>
-                          <pic:cNvPr descr="optimization-critical-points_files/figure-docx/stationary-point-python-1.png" id="92" name="Picture"/>
+                          <pic:cNvPr descr="optimization-critical-points_files/figure-docx/stationary-point-python-1.png" id="107" name="Picture"/>
                           <pic:cNvPicPr>
                             <a:picLocks noChangeArrowheads="1" noChangeAspect="1"/>
                           </pic:cNvPicPr>
                         </pic:nvPicPr>
                         <pic:blipFill>
-                          <a:blip r:embed="rId90"/>
+                          <a:blip r:embed="rId105"/>
                           <a:stretch>
                             <a:fillRect/>
                           </a:stretch>
@@ -18765,7 +22554,7 @@
             <w:r>
               <w:t xml:space="preserve"> </w:t>
             </w:r>
-            <w:hyperlink r:id="rId93">
+            <w:hyperlink r:id="rId108">
               <w:r>
                 <w:rPr>
                   <w:rStyle w:val="Hyperlink"/>
@@ -18804,7 +22593,7 @@
                 <w:rPr>
                   <w:rStyle w:val="Hyperlink"/>
                 </w:rPr>
-                <w:t xml:space="preserve">Example 5</w:t>
+                <w:t xml:space="preserve">Example 7</w:t>
               </w:r>
             </w:hyperlink>
             <w:r>
@@ -18819,7 +22608,7 @@
             <w:r>
               <w:t xml:space="preserve"> </w:t>
             </w:r>
-            <w:hyperlink r:id="rId79">
+            <w:hyperlink r:id="rId95">
               <w:r>
                 <w:rPr>
                   <w:rStyle w:val="Hyperlink"/>
@@ -18969,11 +22758,11 @@
               <w:t xml:space="preserve">.</w:t>
             </w:r>
           </w:p>
-          <w:bookmarkEnd w:id="94"/>
+          <w:bookmarkEnd w:id="109"/>
         </w:tc>
       </w:tr>
     </w:tbl>
-    <w:bookmarkStart w:id="95" w:name="rem-stationary-point-one-variable"/>
+    <w:bookmarkStart w:id="110" w:name="rem-stationary-point-one-variable"/>
     <w:p>
       <w:pPr>
         <w:pStyle w:val="BodyText"/>
@@ -18983,7 +22772,7 @@
           <w:i/>
           <w:iCs/>
         </w:rPr>
-        <w:t xml:space="preserve">Remark 1</w:t>
+        <w:t xml:space="preserve">Remark 2</w:t>
       </w:r>
       <w:r>
         <w:t xml:space="preserve"> (Stationary points in one variable). </w:t>
@@ -19040,8 +22829,8 @@
         <w:t xml:space="preserve">).</w:t>
       </w:r>
     </w:p>
-    <w:bookmarkEnd w:id="95"/>
-    <w:bookmarkStart w:id="96" w:name="thm-first-order-condition"/>
+    <w:bookmarkEnd w:id="110"/>
+    <w:bookmarkStart w:id="111" w:name="thm-first-order-condition"/>
     <w:p>
       <w:pPr>
         <w:pStyle w:val="BodyText"/>
@@ -19051,7 +22840,7 @@
           <w:b/>
           <w:bCs/>
         </w:rPr>
-        <w:t xml:space="preserve">Theorem 3 (First-order necessary condition)</w:t>
+        <w:t xml:space="preserve">Theorem 4 (First-order necessary condition)</w:t>
       </w:r>
       <w:r>
         <w:t xml:space="preserve"> </w:t>
@@ -19126,7 +22915,7 @@
       <w:r>
         <w:t xml:space="preserve"> </w:t>
       </w:r>
-      <w:hyperlink r:id="rId81">
+      <w:hyperlink r:id="rId72">
         <w:r>
           <w:rPr>
             <w:rStyle w:val="Hyperlink"/>
@@ -19214,14 +23003,14 @@
           <w:rPr>
             <w:rStyle w:val="Hyperlink"/>
           </w:rPr>
-          <w:t xml:space="preserve">Definition 3</w:t>
+          <w:t xml:space="preserve">Definition 4</w:t>
         </w:r>
       </w:hyperlink>
       <w:r>
         <w:t xml:space="preserve">).</w:t>
       </w:r>
     </w:p>
-    <w:bookmarkEnd w:id="96"/>
+    <w:bookmarkEnd w:id="111"/>
     <w:p>
       <w:pPr>
         <w:pStyle w:val="BodyText"/>
@@ -19684,7 +23473,7 @@
           <w:rPr>
             <w:rStyle w:val="Hyperlink"/>
           </w:rPr>
-          <w:t xml:space="preserve">Theorem 2</w:t>
+          <w:t xml:space="preserve">Theorem 3</w:t>
         </w:r>
       </w:hyperlink>
       <w:r>
@@ -19803,7 +23592,7 @@
       <w:r>
         <w:t xml:space="preserve">(</w:t>
       </w:r>
-      <w:hyperlink r:id="rId79">
+      <w:hyperlink r:id="rId95">
         <w:r>
           <w:rPr>
             <w:rStyle w:val="Hyperlink"/>
@@ -19815,7 +23604,7 @@
         <w:t xml:space="preserve">).</w:t>
       </w:r>
     </w:p>
-    <w:bookmarkStart w:id="98" w:name="exm-first-order-condition"/>
+    <w:bookmarkStart w:id="113" w:name="exm-first-order-condition"/>
     <w:p>
       <w:pPr>
         <w:pStyle w:val="BodyText"/>
@@ -19825,7 +23614,7 @@
           <w:b/>
           <w:bCs/>
         </w:rPr>
-        <w:t xml:space="preserve">Example 6 (Using the condition to locate, and to rule out, minimizers)</w:t>
+        <w:t xml:space="preserve">Example 8 (Using the condition to locate, and to rule out, minimizers)</w:t>
       </w:r>
       <w:r>
         <w:t xml:space="preserve"> </w:t>
@@ -19838,7 +23627,7 @@
       <w:pPr>
         <w:numPr>
           <w:ilvl w:val="0"/>
-          <w:numId w:val="1007"/>
+          <w:numId w:val="1008"/>
         </w:numPr>
       </w:pPr>
       <w:r>
@@ -19864,7 +23653,7 @@
           <w:rPr>
             <w:rStyle w:val="Hyperlink"/>
           </w:rPr>
-          <w:t xml:space="preserve">Example 5</w:t>
+          <w:t xml:space="preserve">Example 7</w:t>
         </w:r>
       </w:hyperlink>
       <w:r>
@@ -19945,7 +23734,7 @@
       <w:pPr>
         <w:numPr>
           <w:ilvl w:val="0"/>
-          <w:numId w:val="1007"/>
+          <w:numId w:val="1008"/>
         </w:numPr>
       </w:pPr>
       <w:r>
@@ -19966,7 +23755,7 @@
       <w:r>
         <w:t xml:space="preserve"> </w:t>
       </w:r>
-      <w:hyperlink r:id="rId97">
+      <w:hyperlink r:id="rId112">
         <w:r>
           <w:rPr>
             <w:rStyle w:val="Hyperlink"/>
@@ -20067,7 +23856,7 @@
       <w:pPr>
         <w:numPr>
           <w:ilvl w:val="0"/>
-          <w:numId w:val="1007"/>
+          <w:numId w:val="1008"/>
         </w:numPr>
       </w:pPr>
       <w:r>
@@ -20250,8 +24039,8 @@
         <w:t xml:space="preserve">is not a local minimizer.</w:t>
       </w:r>
     </w:p>
-    <w:bookmarkEnd w:id="98"/>
-    <w:bookmarkStart w:id="102" w:name="exm-stationary-least-squares"/>
+    <w:bookmarkEnd w:id="113"/>
+    <w:bookmarkStart w:id="117" w:name="exm-stationary-least-squares"/>
     <w:p>
       <w:pPr>
         <w:pStyle w:val="FirstParagraph"/>
@@ -20261,7 +24050,7 @@
           <w:b/>
           <w:bCs/>
         </w:rPr>
-        <w:t xml:space="preserve">Example 7 (A stationary point of the sum of squared errors, on real data)</w:t>
+        <w:t xml:space="preserve">Example 9 (A stationary point of the sum of squared errors, on real data)</w:t>
       </w:r>
       <w:r>
         <w:t xml:space="preserve"> </w:t>
@@ -20315,7 +24104,7 @@
       <w:r>
         <w:t xml:space="preserve"> </w:t>
       </w:r>
-      <w:hyperlink r:id="rId99">
+      <w:hyperlink r:id="rId114">
         <w:r>
           <w:rPr>
             <w:rStyle w:val="VerbatimChar"/>
@@ -20347,7 +24136,7 @@
       <w:r>
         <w:t xml:space="preserve"> </w:t>
       </w:r>
-      <w:hyperlink r:id="rId100">
+      <w:hyperlink r:id="rId115">
         <w:r>
           <w:rPr>
             <w:rStyle w:val="VerbatimChar"/>
@@ -20379,7 +24168,7 @@
       <w:r>
         <w:t xml:space="preserve"> </w:t>
       </w:r>
-      <w:hyperlink r:id="rId101">
+      <w:hyperlink r:id="rId116">
         <w:r>
           <w:rPr>
             <w:rStyle w:val="VerbatimChar"/>
@@ -20648,7 +24437,7 @@
           <w:rPr>
             <w:rStyle w:val="Hyperlink"/>
           </w:rPr>
-          <w:t xml:space="preserve">Theorem 3</w:t>
+          <w:t xml:space="preserve">Theorem 4</w:t>
         </w:r>
       </w:hyperlink>
       <w:r>
@@ -22338,7 +26127,7 @@
           <w:rPr>
             <w:rStyle w:val="Hyperlink"/>
           </w:rPr>
-          <w:t xml:space="preserve">Definition 3</w:t>
+          <w:t xml:space="preserve">Definition 4</w:t>
         </w:r>
       </w:hyperlink>
       <w:r>
@@ -22357,8 +26146,8 @@
         <w:t xml:space="preserve">The library fits above agree with the solution of that equation.</w:t>
       </w:r>
     </w:p>
-    <w:bookmarkEnd w:id="102"/>
-    <w:bookmarkStart w:id="104" w:name="thm-taylor-1d"/>
+    <w:bookmarkEnd w:id="117"/>
+    <w:bookmarkStart w:id="119" w:name="thm-taylor-1d"/>
     <w:p>
       <w:pPr>
         <w:pStyle w:val="BodyText"/>
@@ -22368,7 +26157,7 @@
           <w:b/>
           <w:bCs/>
         </w:rPr>
-        <w:t xml:space="preserve">Theorem 4 (Taylor’s theorem with a second-order remainder)</w:t>
+        <w:t xml:space="preserve">Theorem 5 (Taylor’s theorem with a second-order remainder)</w:t>
       </w:r>
       <w:r>
         <w:t xml:space="preserve"> </w:t>
@@ -22474,7 +26263,7 @@
       <w:r>
         <w:t xml:space="preserve"> </w:t>
       </w:r>
-      <w:hyperlink r:id="rId103">
+      <w:hyperlink r:id="rId118">
         <w:r>
           <w:rPr>
             <w:rStyle w:val="Hyperlink"/>
@@ -22526,7 +26315,7 @@
       <w:r>
         <w:t xml:space="preserve"> </w:t>
       </w:r>
-      <w:hyperlink r:id="rId78">
+      <w:hyperlink r:id="rId69">
         <w:r>
           <w:rPr>
             <w:rStyle w:val="Hyperlink"/>
@@ -22862,7 +26651,7 @@
         </m:oMath>
       </m:oMathPara>
     </w:p>
-    <w:bookmarkEnd w:id="104"/>
+    <w:bookmarkEnd w:id="119"/>
     <w:p>
       <w:pPr>
         <w:pStyle w:val="FirstParagraph"/>
@@ -22909,7 +26698,7 @@
         <w:t xml:space="preserve">its proof uses the mean value theorem, which these notes do not develop.</w:t>
       </w:r>
     </w:p>
-    <w:bookmarkStart w:id="106" w:name="exm-taylor-1d"/>
+    <w:bookmarkStart w:id="121" w:name="exm-taylor-1d"/>
     <w:p>
       <w:pPr>
         <w:pStyle w:val="BodyText"/>
@@ -22919,7 +26708,7 @@
           <w:b/>
           <w:bCs/>
         </w:rPr>
-        <w:t xml:space="preserve">Example 8 (The remainder point for</w:t>
+        <w:t xml:space="preserve">Example 10 (The remainder point for</w:t>
       </w:r>
       <w:r>
         <w:rPr>
@@ -23119,7 +26908,7 @@
           <w:rPr>
             <w:rStyle w:val="Hyperlink"/>
           </w:rPr>
-          <w:t xml:space="preserve">Theorem 4</w:t>
+          <w:t xml:space="preserve">Theorem 5</w:t>
         </w:r>
       </w:hyperlink>
       <w:r>
@@ -23396,7 +27185,7 @@
       <w:r>
         <w:t xml:space="preserve">(</w:t>
       </w:r>
-      <w:hyperlink r:id="rId105">
+      <w:hyperlink r:id="rId120">
         <w:r>
           <w:rPr>
             <w:rStyle w:val="Hyperlink"/>
@@ -23440,8 +27229,8 @@
         <w:t xml:space="preserve">.</w:t>
       </w:r>
     </w:p>
-    <w:bookmarkEnd w:id="106"/>
-    <w:bookmarkStart w:id="108" w:name="thm-taylor-mv"/>
+    <w:bookmarkEnd w:id="121"/>
+    <w:bookmarkStart w:id="123" w:name="thm-taylor-mv"/>
     <w:p>
       <w:pPr>
         <w:pStyle w:val="BodyText"/>
@@ -23451,7 +27240,7 @@
           <w:b/>
           <w:bCs/>
         </w:rPr>
-        <w:t xml:space="preserve">Theorem 5 (Second-order Taylor theorem in several variables)</w:t>
+        <w:t xml:space="preserve">Theorem 6 (Second-order Taylor theorem in several variables)</w:t>
       </w:r>
       <w:r>
         <w:t xml:space="preserve"> </w:t>
@@ -23541,7 +27330,7 @@
       <w:r>
         <w:t xml:space="preserve">(</w:t>
       </w:r>
-      <w:hyperlink r:id="rId107">
+      <w:hyperlink r:id="rId122">
         <w:r>
           <w:rPr>
             <w:rStyle w:val="Hyperlink"/>
@@ -23637,7 +27426,7 @@
     $$</w:t>
       </w:r>
     </w:p>
-    <w:bookmarkEnd w:id="108"/>
+    <w:bookmarkEnd w:id="123"/>
     <w:p>
       <w:pPr>
         <w:pStyle w:val="FirstParagraph"/>
@@ -23741,7 +27530,7 @@
       <w:r>
         <w:t xml:space="preserve"> </w:t>
       </w:r>
-      <w:hyperlink r:id="rId109">
+      <w:hyperlink r:id="rId124">
         <w:r>
           <w:rPr>
             <w:rStyle w:val="Hyperlink"/>
@@ -23888,7 +27677,7 @@
       <w:r>
         <w:t xml:space="preserve">, and its derivative (</w:t>
       </w:r>
-      <w:hyperlink r:id="rId110">
+      <w:hyperlink r:id="rId125">
         <w:r>
           <w:rPr>
             <w:rStyle w:val="Hyperlink"/>
@@ -23937,7 +27726,7 @@
       <w:r>
         <w:t xml:space="preserve">By the vector chain rule (</w:t>
       </w:r>
-      <w:hyperlink r:id="rId111">
+      <w:hyperlink r:id="rId126">
         <w:r>
           <w:rPr>
             <w:rStyle w:val="Hyperlink"/>
@@ -24027,7 +27816,7 @@
       <w:r>
         <w:t xml:space="preserve"> </w:t>
       </w:r>
-      <w:hyperlink r:id="rId112">
+      <w:hyperlink r:id="rId127">
         <w:r>
           <w:rPr>
             <w:rStyle w:val="Hyperlink"/>
@@ -24064,7 +27853,7 @@
       <w:r>
         <w:t xml:space="preserve">is continuous (</w:t>
       </w:r>
-      <w:hyperlink r:id="rId113">
+      <w:hyperlink r:id="rId128">
         <w:r>
           <w:rPr>
             <w:rStyle w:val="Hyperlink"/>
@@ -24271,7 +28060,7 @@
       <w:r>
         <w:t xml:space="preserve"> </w:t>
       </w:r>
-      <w:hyperlink r:id="rId112">
+      <w:hyperlink r:id="rId127">
         <w:r>
           <w:rPr>
             <w:rStyle w:val="Hyperlink"/>
@@ -24296,7 +28085,7 @@
           <w:rPr>
             <w:rStyle w:val="Hyperlink"/>
           </w:rPr>
-          <w:t xml:space="preserve">Theorem 4</w:t>
+          <w:t xml:space="preserve">Theorem 5</w:t>
         </w:r>
       </w:hyperlink>
       <w:r>
@@ -24414,7 +28203,7 @@
     &amp;&amp; \text{(definition of } g \text{)}
     \\
     &amp;= g(0) + g'(0)\,(1 - 0) + \frac{1}{2}\,g''(\tau)\,(1 - 0)^2
-    &amp;&amp; \text{(}\text{Theorem~4}\text{, with } a = 0, b = 1 \text{)}
+    &amp;&amp; \text{(}\text{Theorem~5}\text{, with } a = 0, b = 1 \text{)}
     \\
     &amp;= g(0) + g'(0) + \frac{1}{2}\,g''(\tau)
     &amp;&amp; \text{(} 1 - 0 = 1 \text{)}
@@ -24428,7 +28217,7 @@
     $$</w:t>
       </w:r>
     </w:p>
-    <w:bookmarkStart w:id="116" w:name="exm-taylor-mv"/>
+    <w:bookmarkStart w:id="131" w:name="exm-taylor-mv"/>
     <w:p>
       <w:pPr>
         <w:pStyle w:val="FirstParagraph"/>
@@ -24438,7 +28227,7 @@
           <w:b/>
           <w:bCs/>
         </w:rPr>
-        <w:t xml:space="preserve">Example 9 (For a quadratic form the expansion is exact)</w:t>
+        <w:t xml:space="preserve">Example 11 (For a quadratic form the expansion is exact)</w:t>
       </w:r>
       <w:r>
         <w:t xml:space="preserve"> </w:t>
@@ -24493,7 +28282,7 @@
       <w:r>
         <w:t xml:space="preserve">(</w:t>
       </w:r>
-      <w:hyperlink r:id="rId114">
+      <w:hyperlink r:id="rId129">
         <w:r>
           <w:rPr>
             <w:rStyle w:val="Hyperlink"/>
@@ -24530,7 +28319,7 @@
       <w:r>
         <w:t xml:space="preserve">at every point (</w:t>
       </w:r>
-      <w:hyperlink r:id="rId115">
+      <w:hyperlink r:id="rId130">
         <w:r>
           <w:rPr>
             <w:rStyle w:val="Hyperlink"/>
@@ -24569,7 +28358,7 @@
           <w:rPr>
             <w:rStyle w:val="Hyperlink"/>
           </w:rPr>
-          <w:t xml:space="preserve">Theorem 5</w:t>
+          <w:t xml:space="preserve">Theorem 6</w:t>
         </w:r>
       </w:hyperlink>
       <w:r>
@@ -24639,8 +28428,8 @@
     $$</w:t>
       </w:r>
     </w:p>
-    <w:bookmarkEnd w:id="116"/>
-    <w:bookmarkStart w:id="117" w:name="def-strict-local-minimizer"/>
+    <w:bookmarkEnd w:id="131"/>
+    <w:bookmarkStart w:id="132" w:name="def-strict-local-minimizer"/>
     <w:p>
       <w:pPr>
         <w:pStyle w:val="FirstParagraph"/>
@@ -24650,7 +28439,7 @@
           <w:b/>
           <w:bCs/>
         </w:rPr>
-        <w:t xml:space="preserve">Definition 4 (Strict local minimizer)</w:t>
+        <w:t xml:space="preserve">Definition 5 (Strict local minimizer)</w:t>
       </w:r>
       <w:r>
         <w:t xml:space="preserve"> </w:t>
@@ -24809,8 +28598,8 @@
         <w:t xml:space="preserve">.</w:t>
       </w:r>
     </w:p>
-    <w:bookmarkEnd w:id="117"/>
-    <w:bookmarkStart w:id="118" w:name="exm-strict-local-minimizer"/>
+    <w:bookmarkEnd w:id="132"/>
+    <w:bookmarkStart w:id="133" w:name="exm-strict-local-minimizer"/>
     <w:p>
       <w:pPr>
         <w:pStyle w:val="BodyText"/>
@@ -24820,7 +28609,7 @@
           <w:b/>
           <w:bCs/>
         </w:rPr>
-        <w:t xml:space="preserve">Example 10 (Strict and non-strict local minimizers)</w:t>
+        <w:t xml:space="preserve">Example 12 (Strict and non-strict local minimizers)</w:t>
       </w:r>
       <w:r>
         <w:t xml:space="preserve"> </w:t>
@@ -24833,7 +28622,7 @@
       <w:pPr>
         <w:numPr>
           <w:ilvl w:val="0"/>
-          <w:numId w:val="1008"/>
+          <w:numId w:val="1009"/>
         </w:numPr>
       </w:pPr>
       <m:oMath>
@@ -25099,7 +28888,7 @@
       <w:pPr>
         <w:numPr>
           <w:ilvl w:val="0"/>
-          <w:numId w:val="1008"/>
+          <w:numId w:val="1009"/>
         </w:numPr>
       </w:pPr>
       <w:r>
@@ -25159,7 +28948,7 @@
       <w:r>
         <w:t xml:space="preserve"> </w:t>
       </w:r>
-      <w:hyperlink r:id="rId81">
+      <w:hyperlink r:id="rId72">
         <w:r>
           <w:rPr>
             <w:rStyle w:val="Hyperlink"/>
@@ -25189,8 +28978,8 @@
         <w:t xml:space="preserve">never holds.</w:t>
       </w:r>
     </w:p>
-    <w:bookmarkEnd w:id="118"/>
-    <w:bookmarkStart w:id="120" w:name="lem-qf-eigen-bound"/>
+    <w:bookmarkEnd w:id="133"/>
+    <w:bookmarkStart w:id="135" w:name="lem-qf-eigen-bound"/>
     <w:p>
       <w:pPr>
         <w:pStyle w:val="FirstParagraph"/>
@@ -25286,7 +29075,7 @@
       <w:r>
         <w:t xml:space="preserve">(</w:t>
       </w:r>
-      <w:hyperlink r:id="rId119">
+      <w:hyperlink r:id="rId134">
         <w:r>
           <w:rPr>
             <w:rStyle w:val="Hyperlink"/>
@@ -25325,7 +29114,7 @@
         <w:t xml:space="preserve">.</w:t>
       </w:r>
     </w:p>
-    <w:bookmarkEnd w:id="120"/>
+    <w:bookmarkEnd w:id="135"/>
     <w:p>
       <w:pPr>
         <w:pStyle w:val="BodyText"/>
@@ -25502,7 +29291,7 @@
       <w:r>
         <w:t xml:space="preserve">(</w:t>
       </w:r>
-      <w:hyperlink r:id="rId121">
+      <w:hyperlink r:id="rId136">
         <w:r>
           <w:rPr>
             <w:rStyle w:val="Hyperlink"/>
@@ -25568,7 +29357,7 @@
       <w:r>
         <w:t xml:space="preserve"> </w:t>
       </w:r>
-      <w:hyperlink r:id="rId122">
+      <w:hyperlink r:id="rId137">
         <w:r>
           <w:rPr>
             <w:rStyle w:val="Hyperlink"/>
@@ -25588,7 +29377,7 @@
       <w:r>
         <w:t xml:space="preserve"> </w:t>
       </w:r>
-      <w:hyperlink r:id="rId123">
+      <w:hyperlink r:id="rId138">
         <w:r>
           <w:rPr>
             <w:rStyle w:val="Hyperlink"/>
@@ -25741,7 +29530,7 @@
       <w:r>
         <w:t xml:space="preserve">(</w:t>
       </w:r>
-      <w:hyperlink r:id="rId124">
+      <w:hyperlink r:id="rId139">
         <w:r>
           <w:rPr>
             <w:rStyle w:val="Hyperlink"/>
@@ -25753,7 +29542,7 @@
         <w:t xml:space="preserve">).</w:t>
       </w:r>
     </w:p>
-    <w:bookmarkStart w:id="126" w:name="exm-qf-eigen-bound"/>
+    <w:bookmarkStart w:id="141" w:name="exm-qf-eigen-bound"/>
     <w:p>
       <w:pPr>
         <w:pStyle w:val="BodyText"/>
@@ -25763,7 +29552,7 @@
           <w:b/>
           <w:bCs/>
         </w:rPr>
-        <w:t xml:space="preserve">Example 11 (Checking the bound)</w:t>
+        <w:t xml:space="preserve">Example 13 (Checking the bound)</w:t>
       </w:r>
       <w:r>
         <w:t xml:space="preserve"> </w:t>
@@ -25870,7 +29659,7 @@
       <w:r>
         <w:t xml:space="preserve">(</w:t>
       </w:r>
-      <w:hyperlink r:id="rId125">
+      <w:hyperlink r:id="rId140">
         <w:r>
           <w:rPr>
             <w:rStyle w:val="Hyperlink"/>
@@ -26010,8 +29799,8 @@
         <w:t xml:space="preserve">.</w:t>
       </w:r>
     </w:p>
-    <w:bookmarkEnd w:id="126"/>
-    <w:bookmarkStart w:id="127" w:name="lem-qf-entry-bound"/>
+    <w:bookmarkEnd w:id="141"/>
+    <w:bookmarkStart w:id="142" w:name="lem-qf-entry-bound"/>
     <w:p>
       <w:pPr>
         <w:pStyle w:val="BodyText"/>
@@ -26145,7 +29934,7 @@
         <w:t xml:space="preserve">.</w:t>
       </w:r>
     </w:p>
-    <w:bookmarkEnd w:id="127"/>
+    <w:bookmarkEnd w:id="142"/>
     <w:p>
       <w:pPr>
         <w:pStyle w:val="BodyText"/>
@@ -26251,7 +30040,7 @@
       <w:r>
         <w:t xml:space="preserve"> </w:t>
       </w:r>
-      <w:hyperlink r:id="rId112">
+      <w:hyperlink r:id="rId127">
         <w:r>
           <w:rPr>
             <w:rStyle w:val="Hyperlink"/>
@@ -26271,7 +30060,7 @@
       <w:r>
         <w:t xml:space="preserve"> </w:t>
       </w:r>
-      <w:hyperlink r:id="rId128">
+      <w:hyperlink r:id="rId143">
         <w:r>
           <w:rPr>
             <w:rStyle w:val="Hyperlink"/>
@@ -26288,7 +30077,7 @@
       <w:r>
         <w:t xml:space="preserve"> </w:t>
       </w:r>
-      <w:hyperlink r:id="rId129">
+      <w:hyperlink r:id="rId144">
         <w:r>
           <w:rPr>
             <w:rStyle w:val="Hyperlink"/>
@@ -26300,7 +30089,7 @@
         <w:t xml:space="preserve">.</w:t>
       </w:r>
     </w:p>
-    <w:bookmarkStart w:id="130" w:name="exm-qf-entry-bound"/>
+    <w:bookmarkStart w:id="145" w:name="exm-qf-entry-bound"/>
     <w:p>
       <w:pPr>
         <w:pStyle w:val="BodyText"/>
@@ -26310,7 +30099,7 @@
           <w:b/>
           <w:bCs/>
         </w:rPr>
-        <w:t xml:space="preserve">Example 12 (Checking the bound)</w:t>
+        <w:t xml:space="preserve">Example 14 (Checking the bound)</w:t>
       </w:r>
       <w:r>
         <w:t xml:space="preserve"> </w:t>
@@ -26584,8 +30373,8 @@
         </m:oMath>
       </m:oMathPara>
     </w:p>
-    <w:bookmarkEnd w:id="130"/>
-    <w:bookmarkStart w:id="132" w:name="thm-second-order-condition"/>
+    <w:bookmarkEnd w:id="145"/>
+    <w:bookmarkStart w:id="147" w:name="thm-second-order-condition"/>
     <w:p>
       <w:pPr>
         <w:pStyle w:val="FirstParagraph"/>
@@ -26595,7 +30384,7 @@
           <w:b/>
           <w:bCs/>
         </w:rPr>
-        <w:t xml:space="preserve">Theorem 6 (Second-order sufficient condition)</w:t>
+        <w:t xml:space="preserve">Theorem 7 (Second-order sufficient condition)</w:t>
       </w:r>
       <w:r>
         <w:t xml:space="preserve"> </w:t>
@@ -26685,7 +30474,7 @@
       <w:r>
         <w:t xml:space="preserve">(</w:t>
       </w:r>
-      <w:hyperlink r:id="rId107">
+      <w:hyperlink r:id="rId122">
         <w:r>
           <w:rPr>
             <w:rStyle w:val="Hyperlink"/>
@@ -26733,7 +30522,7 @@
           <w:rPr>
             <w:rStyle w:val="Hyperlink"/>
           </w:rPr>
-          <w:t xml:space="preserve">Definition 3</w:t>
+          <w:t xml:space="preserve">Definition 4</w:t>
         </w:r>
       </w:hyperlink>
       <w:r>
@@ -26760,7 +30549,7 @@
       <w:r>
         <w:t xml:space="preserve"> </w:t>
       </w:r>
-      <w:hyperlink r:id="rId131">
+      <w:hyperlink r:id="rId146">
         <w:r>
           <w:rPr>
             <w:rStyle w:val="Hyperlink"/>
@@ -26808,14 +30597,14 @@
           <w:rPr>
             <w:rStyle w:val="Hyperlink"/>
           </w:rPr>
-          <w:t xml:space="preserve">Definition 4</w:t>
+          <w:t xml:space="preserve">Definition 5</w:t>
         </w:r>
       </w:hyperlink>
       <w:r>
         <w:t xml:space="preserve">).</w:t>
       </w:r>
     </w:p>
-    <w:bookmarkEnd w:id="132"/>
+    <w:bookmarkEnd w:id="147"/>
     <w:p>
       <w:pPr>
         <w:pStyle w:val="BodyText"/>
@@ -26865,7 +30654,7 @@
       <w:r>
         <w:t xml:space="preserve">(</w:t>
       </w:r>
-      <w:hyperlink r:id="rId133">
+      <w:hyperlink r:id="rId148">
         <w:r>
           <w:rPr>
             <w:rStyle w:val="Hyperlink"/>
@@ -26943,7 +30732,7 @@
       <w:r>
         <w:t xml:space="preserve">(</w:t>
       </w:r>
-      <w:hyperlink r:id="rId113">
+      <w:hyperlink r:id="rId128">
         <w:r>
           <w:rPr>
             <w:rStyle w:val="Hyperlink"/>
@@ -27137,7 +30926,7 @@
           <w:rPr>
             <w:rStyle w:val="Hyperlink"/>
           </w:rPr>
-          <w:t xml:space="preserve">Theorem 5</w:t>
+          <w:t xml:space="preserve">Theorem 6</w:t>
         </w:r>
       </w:hyperlink>
       <w:r>
@@ -27367,7 +31156,7 @@
     \begin{aligned}
     f(\mathord{\smash[b]{\underset{\raise.3ex\hbox{$\scriptstyle\sim$}}{x}}\vphantom{x}}^* + \mathord{\smash[b]{\underset{\raise.3ex\hbox{$\scriptstyle\sim$}}{h}}\vphantom{h}}) - f(\mathord{\smash[b]{\underset{\raise.3ex\hbox{$\scriptstyle\sim$}}{x}}\vphantom{x}}^*)
     &amp;= {\mathopen{}\left(\frac{\partial}{\partial \mathord{\smash[b]{\underset{\raise.3ex\hbox{$\scriptstyle\sim$}}{x}}\vphantom{x}}} f(\mathord{\smash[b]{\underset{\raise.3ex\hbox{$\scriptstyle\sim$}}{x}}\vphantom{x}}^*)\right)\mathclose{}}^{\top} \mathord{\smash[b]{\underset{\raise.3ex\hbox{$\scriptstyle\sim$}}{h}}\vphantom{h}} + \frac{1}{2}\,{\mathord{\smash[b]{\underset{\raise.3ex\hbox{$\scriptstyle\sim$}}{h}}\vphantom{h}}}^{\top}\,\mathbf{H}_f(\mathord{\smash[b]{\underset{\raise.3ex\hbox{$\scriptstyle\sim$}}{y}}\vphantom{y}})\,\mathord{\smash[b]{\underset{\raise.3ex\hbox{$\scriptstyle\sim$}}{h}}\vphantom{h}}
-    &amp;&amp; \text{(}\text{Theorem~5}\text{)}
+    &amp;&amp; \text{(}\text{Theorem~6}\text{)}
     \\
     &amp;= \frac{1}{2}\,{\mathord{\smash[b]{\underset{\raise.3ex\hbox{$\scriptstyle\sim$}}{h}}\vphantom{h}}}^{\top}\,\mathbf{H}_f(\mathord{\smash[b]{\underset{\raise.3ex\hbox{$\scriptstyle\sim$}}{y}}\vphantom{y}})\,\mathord{\smash[b]{\underset{\raise.3ex\hbox{$\scriptstyle\sim$}}{h}}\vphantom{h}}
     &amp;&amp; \text{(} \mathord{\smash[b]{\underset{\raise.3ex\hbox{$\scriptstyle\sim$}}{x}}\vphantom{x}}^* \text{ is stationary)}
@@ -27434,7 +31223,7 @@
         <w:t xml:space="preserve">).</w:t>
       </w:r>
     </w:p>
-    <w:bookmarkStart w:id="134" w:name="exm-second-order-condition"/>
+    <w:bookmarkStart w:id="149" w:name="exm-second-order-condition"/>
     <w:p>
       <w:pPr>
         <w:pStyle w:val="BodyText"/>
@@ -27444,7 +31233,7 @@
           <w:b/>
           <w:bCs/>
         </w:rPr>
-        <w:t xml:space="preserve">Example 13 (Classifying stationary points)</w:t>
+        <w:t xml:space="preserve">Example 15 (Classifying stationary points)</w:t>
       </w:r>
       <w:r>
         <w:t xml:space="preserve"> </w:t>
@@ -27457,7 +31246,7 @@
       <w:pPr>
         <w:numPr>
           <w:ilvl w:val="0"/>
-          <w:numId w:val="1009"/>
+          <w:numId w:val="1010"/>
         </w:numPr>
       </w:pPr>
       <w:r>
@@ -27521,7 +31310,7 @@
           <w:rPr>
             <w:rStyle w:val="Hyperlink"/>
           </w:rPr>
-          <w:t xml:space="preserve">Example 5</w:t>
+          <w:t xml:space="preserve">Example 7</w:t>
         </w:r>
       </w:hyperlink>
       <w:r>
@@ -27609,7 +31398,7 @@
       <w:pPr>
         <w:numPr>
           <w:ilvl w:val="0"/>
-          <w:numId w:val="1009"/>
+          <w:numId w:val="1010"/>
         </w:numPr>
       </w:pPr>
       <w:r>
@@ -27791,15 +31580,15 @@
           <w:rPr>
             <w:rStyle w:val="Hyperlink"/>
           </w:rPr>
-          <w:t xml:space="preserve">Example 6</w:t>
+          <w:t xml:space="preserve">Example 8</w:t>
         </w:r>
       </w:hyperlink>
       <w:r>
         <w:t xml:space="preserve">).</w:t>
       </w:r>
     </w:p>
-    <w:bookmarkEnd w:id="134"/>
-    <w:bookmarkStart w:id="135" w:name="exm-second-order-inconclusive"/>
+    <w:bookmarkEnd w:id="149"/>
+    <w:bookmarkStart w:id="150" w:name="exm-second-order-inconclusive"/>
     <w:p>
       <w:pPr>
         <w:pStyle w:val="FirstParagraph"/>
@@ -27809,7 +31598,7 @@
           <w:b/>
           <w:bCs/>
         </w:rPr>
-        <w:t xml:space="preserve">Example 14 (The condition is sufficient, not necessary)</w:t>
+        <w:t xml:space="preserve">Example 16 (The condition is sufficient, not necessary)</w:t>
       </w:r>
       <w:r>
         <w:t xml:space="preserve"> </w:t>
@@ -28221,7 +32010,7 @@
           <w:rPr>
             <w:rStyle w:val="Hyperlink"/>
           </w:rPr>
-          <w:t xml:space="preserve">Theorem 6</w:t>
+          <w:t xml:space="preserve">Theorem 7</w:t>
         </w:r>
       </w:hyperlink>
       <w:r>
@@ -28346,8 +32135,8 @@
         <w:t xml:space="preserve">.</w:t>
       </w:r>
     </w:p>
-    <w:bookmarkEnd w:id="135"/>
-    <w:bookmarkStart w:id="136" w:name="def-local-maximizer"/>
+    <w:bookmarkEnd w:id="150"/>
+    <w:bookmarkStart w:id="151" w:name="def-local-maximizer"/>
     <w:p>
       <w:pPr>
         <w:pStyle w:val="BodyText"/>
@@ -28357,7 +32146,7 @@
           <w:b/>
           <w:bCs/>
         </w:rPr>
-        <w:t xml:space="preserve">Definition 5 (Local maximizer)</w:t>
+        <w:t xml:space="preserve">Definition 6 (Local maximizer)</w:t>
       </w:r>
       <w:r>
         <w:t xml:space="preserve"> </w:t>
@@ -28516,8 +32305,8 @@
         <w:t xml:space="preserve">.</w:t>
       </w:r>
     </w:p>
-    <w:bookmarkEnd w:id="136"/>
-    <w:bookmarkStart w:id="137" w:name="exm-local-maximizer"/>
+    <w:bookmarkEnd w:id="151"/>
+    <w:bookmarkStart w:id="152" w:name="exm-local-maximizer"/>
     <w:p>
       <w:pPr>
         <w:pStyle w:val="BodyText"/>
@@ -28527,7 +32316,7 @@
           <w:b/>
           <w:bCs/>
         </w:rPr>
-        <w:t xml:space="preserve">Example 15 (A local maximizer)</w:t>
+        <w:t xml:space="preserve">Example 17 (A local maximizer)</w:t>
       </w:r>
       <w:r>
         <w:t xml:space="preserve"> </w:t>
@@ -28930,8 +32719,8 @@
         <w:t xml:space="preserve">.</w:t>
       </w:r>
     </w:p>
-    <w:bookmarkEnd w:id="137"/>
-    <w:bookmarkStart w:id="138" w:name="def-saddle-point"/>
+    <w:bookmarkEnd w:id="152"/>
+    <w:bookmarkStart w:id="153" w:name="def-saddle-point"/>
     <w:p>
       <w:pPr>
         <w:pStyle w:val="BodyText"/>
@@ -28941,7 +32730,7 @@
           <w:b/>
           <w:bCs/>
         </w:rPr>
-        <w:t xml:space="preserve">Definition 6 (Saddle point)</w:t>
+        <w:t xml:space="preserve">Definition 7 (Saddle point)</w:t>
       </w:r>
       <w:r>
         <w:t xml:space="preserve"> </w:t>
@@ -29041,7 +32830,7 @@
       <w:r>
         <w:t xml:space="preserve"> </w:t>
       </w:r>
-      <w:hyperlink r:id="rId81">
+      <w:hyperlink r:id="rId72">
         <w:r>
           <w:rPr>
             <w:rStyle w:val="Hyperlink"/>
@@ -29120,8 +32909,8 @@
         <w:t xml:space="preserve">.</w:t>
       </w:r>
     </w:p>
-    <w:bookmarkEnd w:id="138"/>
-    <w:bookmarkStart w:id="139" w:name="exm-saddle-point"/>
+    <w:bookmarkEnd w:id="153"/>
+    <w:bookmarkStart w:id="154" w:name="exm-saddle-point"/>
     <w:p>
       <w:pPr>
         <w:pStyle w:val="BodyText"/>
@@ -29131,7 +32920,7 @@
           <w:b/>
           <w:bCs/>
         </w:rPr>
-        <w:t xml:space="preserve">Example 16 (A saddle point)</w:t>
+        <w:t xml:space="preserve">Example 18 (A saddle point)</w:t>
       </w:r>
       <w:r>
         <w:t xml:space="preserve"> </w:t>
@@ -29385,9 +33174,9 @@
         <w:t xml:space="preserve">and it is a saddle point.</w:t>
       </w:r>
     </w:p>
-    <w:bookmarkEnd w:id="139"/>
-    <w:bookmarkStart w:id="153" w:name="refs"/>
-    <w:bookmarkStart w:id="141" w:name="ref-wikipedia_stationary_point"/>
+    <w:bookmarkEnd w:id="154"/>
+    <w:bookmarkStart w:id="168" w:name="refs"/>
+    <w:bookmarkStart w:id="156" w:name="ref-wikipedia_stationary_point"/>
     <w:p>
       <w:pPr>
         <w:pStyle w:val="Bibliography"/>
@@ -29434,7 +33223,7 @@
       <w:r>
         <w:t xml:space="preserve"> </w:t>
       </w:r>
-      <w:hyperlink r:id="rId140">
+      <w:hyperlink r:id="rId155">
         <w:r>
           <w:rPr>
             <w:rStyle w:val="Hyperlink"/>
@@ -29443,8 +33232,8 @@
         </w:r>
       </w:hyperlink>
     </w:p>
-    <w:bookmarkEnd w:id="141"/>
-    <w:bookmarkStart w:id="143" w:name="ref-problifesavercalc"/>
+    <w:bookmarkEnd w:id="156"/>
+    <w:bookmarkStart w:id="158" w:name="ref-problifesavercalc"/>
     <w:p>
       <w:pPr>
         <w:pStyle w:val="Bibliography"/>
@@ -29477,7 +33266,7 @@
       <w:r>
         <w:t xml:space="preserve"> </w:t>
       </w:r>
-      <w:hyperlink r:id="rId142">
+      <w:hyperlink r:id="rId157">
         <w:r>
           <w:rPr>
             <w:rStyle w:val="Hyperlink"/>
@@ -29486,8 +33275,8 @@
         </w:r>
       </w:hyperlink>
     </w:p>
-    <w:bookmarkEnd w:id="143"/>
-    <w:bookmarkStart w:id="145" w:name="ref-zhou2024optim"/>
+    <w:bookmarkEnd w:id="158"/>
+    <w:bookmarkStart w:id="160" w:name="ref-zhou2024optim"/>
     <w:p>
       <w:pPr>
         <w:pStyle w:val="Bibliography"/>
@@ -29519,7 +33308,7 @@
       <w:r>
         <w:t xml:space="preserve"> </w:t>
       </w:r>
-      <w:hyperlink r:id="rId144">
+      <w:hyperlink r:id="rId159">
         <w:r>
           <w:rPr>
             <w:rStyle w:val="Hyperlink"/>
@@ -29528,8 +33317,8 @@
         </w:r>
       </w:hyperlink>
     </w:p>
-    <w:bookmarkEnd w:id="145"/>
-    <w:bookmarkStart w:id="147" w:name="Xa9ec915cd94511c84068c1cc8483385b59fa411"/>
+    <w:bookmarkEnd w:id="160"/>
+    <w:bookmarkStart w:id="162" w:name="Xa9ec915cd94511c84068c1cc8483385b59fa411"/>
     <w:p>
       <w:pPr>
         <w:pStyle w:val="Bibliography"/>
@@ -29576,7 +33365,7 @@
       <w:r>
         <w:t xml:space="preserve"> </w:t>
       </w:r>
-      <w:hyperlink r:id="rId146">
+      <w:hyperlink r:id="rId161">
         <w:r>
           <w:rPr>
             <w:rStyle w:val="Hyperlink"/>
@@ -29585,8 +33374,8 @@
         </w:r>
       </w:hyperlink>
     </w:p>
-    <w:bookmarkEnd w:id="147"/>
-    <w:bookmarkStart w:id="149" w:name="ref-wikipedia_taylors_theorem"/>
+    <w:bookmarkEnd w:id="162"/>
+    <w:bookmarkStart w:id="164" w:name="ref-wikipedia_taylors_theorem"/>
     <w:p>
       <w:pPr>
         <w:pStyle w:val="Bibliography"/>
@@ -29633,7 +33422,7 @@
       <w:r>
         <w:t xml:space="preserve"> </w:t>
       </w:r>
-      <w:hyperlink r:id="rId148">
+      <w:hyperlink r:id="rId163">
         <w:r>
           <w:rPr>
             <w:rStyle w:val="Hyperlink"/>
@@ -29642,8 +33431,8 @@
         </w:r>
       </w:hyperlink>
     </w:p>
-    <w:bookmarkEnd w:id="149"/>
-    <w:bookmarkStart w:id="150" w:name="ref-rudin1976principles"/>
+    <w:bookmarkEnd w:id="164"/>
+    <w:bookmarkStart w:id="165" w:name="ref-rudin1976principles"/>
     <w:p>
       <w:pPr>
         <w:pStyle w:val="Bibliography"/>
@@ -29674,8 +33463,8 @@
         <w:t xml:space="preserve">, 3rd ed. in International series in pure and applied mathematics. New York: McGraw-Hill, 1976.</w:t>
       </w:r>
     </w:p>
-    <w:bookmarkEnd w:id="150"/>
-    <w:bookmarkStart w:id="152" w:name="ref-wikipedia_saddle_point"/>
+    <w:bookmarkEnd w:id="165"/>
+    <w:bookmarkStart w:id="167" w:name="ref-wikipedia_saddle_point"/>
     <w:p>
       <w:pPr>
         <w:pStyle w:val="Bibliography"/>
@@ -29722,7 +33511,7 @@
       <w:r>
         <w:t xml:space="preserve"> </w:t>
       </w:r>
-      <w:hyperlink r:id="rId151">
+      <w:hyperlink r:id="rId166">
         <w:r>
           <w:rPr>
             <w:rStyle w:val="Hyperlink"/>
@@ -29731,9 +33520,9 @@
         </w:r>
       </w:hyperlink>
     </w:p>
-    <w:bookmarkEnd w:id="152"/>
-    <w:bookmarkEnd w:id="153"/>
-    <w:bookmarkEnd w:id="154"/>
+    <w:bookmarkEnd w:id="167"/>
+    <w:bookmarkEnd w:id="168"/>
+    <w:bookmarkEnd w:id="169"/>
     <w:sectPr>
       <w:footnotePr>
         <w:numRestart w:val="eachSect"/>
@@ -29975,6 +33764,9 @@
     <w:abstractNumId w:val="991"/>
   </w:num>
   <w:num w:numId="1009">
+    <w:abstractNumId w:val="991"/>
+  </w:num>
+  <w:num w:numId="1010">
     <w:abstractNumId w:val="991"/>
   </w:num>
 </w:numbering>

--- a/optimization-critical-points.docx
+++ b/optimization-critical-points.docx
@@ -15,10 +15,10 @@
         <w:pStyle w:val="Date"/>
       </w:pPr>
       <w:r>
-        <w:t xml:space="preserve">Last modified: 2026-10-29 16:45:03 (PDT)</w:t>
+        <w:t xml:space="preserve">Last modified: 2026-10-29 20:01:11 (PDT)</w:t>
       </w:r>
     </w:p>
-    <w:bookmarkStart w:id="89" w:name="sec-critical-points"/>
+    <w:bookmarkStart w:id="90" w:name="sec-critical-points"/>
     <w:p>
       <w:pPr>
         <w:pStyle w:val="Heading2"/>
@@ -14839,124 +14839,24 @@
       </w:r>
     </w:p>
     <w:bookmarkEnd w:id="73"/>
-    <w:bookmarkStart w:id="74" w:name="def-inflection-point"/>
+    <w:bookmarkStart w:id="74" w:name="rem-second-derivative-test-zero"/>
     <w:p>
       <w:pPr>
         <w:pStyle w:val="BodyText"/>
       </w:pPr>
       <w:r>
         <w:rPr>
-          <w:b/>
-          <w:bCs/>
-        </w:rPr>
-        <w:t xml:space="preserve">Definition 3 (Inflection point)</w:t>
-      </w:r>
-      <w:r>
-        <w:t xml:space="preserve"> </w:t>
-      </w:r>
-      <w:r>
-        <w:t xml:space="preserve">An</w:t>
-      </w:r>
-      <w:r>
-        <w:t xml:space="preserve"> </w:t>
-      </w:r>
-      <w:r>
-        <w:rPr>
-          <w:b/>
-          <w:bCs/>
-        </w:rPr>
-        <w:t xml:space="preserve">inflection point</w:t>
-      </w:r>
-      <w:r>
-        <w:t xml:space="preserve"> </w:t>
-      </w:r>
-      <w:r>
-        <w:t xml:space="preserve">of a</w:t>
-      </w:r>
-      <w:r>
-        <w:t xml:space="preserve"> </w:t>
-      </w:r>
-      <w:hyperlink r:id="rId22">
-        <w:r>
-          <w:rPr>
-            <w:rStyle w:val="Hyperlink"/>
-          </w:rPr>
-          <w:t xml:space="preserve">function</w:t>
-        </w:r>
-      </w:hyperlink>
-      <w:r>
-        <w:t xml:space="preserve"> </w:t>
-      </w:r>
-      <m:oMath>
-        <m:r>
-          <m:t>f</m:t>
-        </m:r>
-      </m:oMath>
-      <w:r>
-        <w:t xml:space="preserve"> </w:t>
-      </w:r>
-      <w:r>
-        <w:t xml:space="preserve">is a point</w:t>
-      </w:r>
-      <w:r>
-        <w:t xml:space="preserve"> </w:t>
-      </w:r>
-      <m:oMath>
-        <m:r>
-          <m:t>c</m:t>
-        </m:r>
-      </m:oMath>
-      <w:r>
-        <w:t xml:space="preserve"> </w:t>
-      </w:r>
-      <w:r>
-        <w:t xml:space="preserve">such that, on some</w:t>
-      </w:r>
-      <w:r>
-        <w:t xml:space="preserve"> </w:t>
-      </w:r>
-      <w:hyperlink r:id="rId14">
-        <w:r>
-          <w:rPr>
-            <w:rStyle w:val="Hyperlink"/>
-          </w:rPr>
-          <w:t xml:space="preserve">open interval</w:t>
-        </w:r>
-      </w:hyperlink>
-      <w:r>
-        <w:t xml:space="preserve"> </w:t>
-      </w:r>
-      <w:r>
-        <w:t xml:space="preserve">around</w:t>
-      </w:r>
-      <w:r>
-        <w:t xml:space="preserve"> </w:t>
-      </w:r>
-      <m:oMath>
-        <m:r>
-          <m:t>c</m:t>
-        </m:r>
-      </m:oMath>
-      <w:r>
-        <w:t xml:space="preserve">,</w:t>
-      </w:r>
-      <w:r>
-        <w:t xml:space="preserve"> </w:t>
-      </w:r>
-      <w:r>
-        <w:t xml:space="preserve">the</w:t>
-      </w:r>
-      <w:r>
-        <w:t xml:space="preserve"> </w:t>
-      </w:r>
-      <w:hyperlink r:id="rId69">
-        <w:r>
-          <w:rPr>
-            <w:rStyle w:val="Hyperlink"/>
-          </w:rPr>
-          <w:t xml:space="preserve">second derivative</w:t>
-        </w:r>
-      </w:hyperlink>
+          <w:i/>
+          <w:iCs/>
+        </w:rPr>
+        <w:t xml:space="preserve">Remark 1</w:t>
+      </w:r>
+      <w:r>
+        <w:t xml:space="preserve"> (The second derivative test can fail to decide). </w:t>
+      </w:r>
+      <w:r>
+        <w:t xml:space="preserve">If</w:t>
+      </w:r>
       <w:r>
         <w:t xml:space="preserve"> </w:t>
       </w:r>
@@ -14976,169 +14876,235 @@
             </m:r>
           </m:sup>
         </m:sSup>
-      </m:oMath>
-      <w:r>
-        <w:t xml:space="preserve"> </w:t>
-      </w:r>
-      <w:r>
-        <w:t xml:space="preserve">is positive on one side of</w:t>
-      </w:r>
-      <w:r>
-        <w:t xml:space="preserve"> </w:t>
-      </w:r>
-      <m:oMath>
+        <m:r>
+          <m:rPr>
+            <m:sty m:val="p"/>
+          </m:rPr>
+          <m:t>(</m:t>
+        </m:r>
         <m:r>
           <m:t>c</m:t>
         </m:r>
-      </m:oMath>
-      <w:r>
-        <w:t xml:space="preserve"> </w:t>
-      </w:r>
-      <w:r>
-        <w:t xml:space="preserve">and negative on the other.</w:t>
+        <m:r>
+          <m:rPr>
+            <m:sty m:val="p"/>
+          </m:rPr>
+          <m:t>)</m:t>
+        </m:r>
+        <m:r>
+          <m:rPr>
+            <m:sty m:val="p"/>
+          </m:rPr>
+          <m:t>=</m:t>
+        </m:r>
+        <m:r>
+          <m:t>0</m:t>
+        </m:r>
+      </m:oMath>
+      <w:r>
+        <w:t xml:space="preserve"> </w:t>
+      </w:r>
+      <w:r>
+        <w:t xml:space="preserve">at a</w:t>
+      </w:r>
+      <w:r>
+        <w:t xml:space="preserve"> </w:t>
+      </w:r>
+      <w:hyperlink w:anchor="def-flat-point">
+        <w:r>
+          <w:rPr>
+            <w:rStyle w:val="Hyperlink"/>
+          </w:rPr>
+          <w:t xml:space="preserve">flat point</w:t>
+        </w:r>
+      </w:hyperlink>
+      <w:r>
+        <w:t xml:space="preserve"> </w:t>
+      </w:r>
+      <m:oMath>
+        <m:r>
+          <m:t>c</m:t>
+        </m:r>
+      </m:oMath>
+      <w:r>
+        <w:t xml:space="preserve">,</w:t>
+      </w:r>
+      <w:r>
+        <w:t xml:space="preserve"> </w:t>
+      </w:r>
+      <w:r>
+        <w:t xml:space="preserve">the</w:t>
+      </w:r>
+      <w:r>
+        <w:t xml:space="preserve"> </w:t>
+      </w:r>
+      <w:hyperlink w:anchor="thm-second-derivative-test">
+        <w:r>
+          <w:rPr>
+            <w:rStyle w:val="Hyperlink"/>
+          </w:rPr>
+          <w:t xml:space="preserve">second derivative test</w:t>
+        </w:r>
+      </w:hyperlink>
+      <w:r>
+        <w:t xml:space="preserve"> </w:t>
+      </w:r>
+      <w:r>
+        <w:t xml:space="preserve">does not decide:</w:t>
+      </w:r>
+      <w:r>
+        <w:t xml:space="preserve"> </w:t>
+      </w:r>
+      <m:oMath>
+        <m:r>
+          <m:t>f</m:t>
+        </m:r>
+      </m:oMath>
+      <w:r>
+        <w:t xml:space="preserve"> </w:t>
+      </w:r>
+      <w:r>
+        <w:t xml:space="preserve">may be smallest at</w:t>
+      </w:r>
+      <w:r>
+        <w:t xml:space="preserve"> </w:t>
+      </w:r>
+      <m:oMath>
+        <m:r>
+          <m:t>c</m:t>
+        </m:r>
+      </m:oMath>
+      <w:r>
+        <w:t xml:space="preserve"> </w:t>
+      </w:r>
+      <w:r>
+        <w:t xml:space="preserve">among nearby points, largest there, or neither</w:t>
+      </w:r>
+      <w:r>
+        <w:t xml:space="preserve"> </w:t>
+      </w:r>
+      <w:r>
+        <w:t xml:space="preserve">(</w:t>
+      </w:r>
+      <w:hyperlink w:anchor="exm-second-derivative-test">
+        <w:r>
+          <w:rPr>
+            <w:rStyle w:val="Hyperlink"/>
+          </w:rPr>
+          <w:t xml:space="preserve">Example 4</w:t>
+        </w:r>
+      </w:hyperlink>
+      <w:r>
+        <w:t xml:space="preserve">).</w:t>
       </w:r>
     </w:p>
     <w:bookmarkEnd w:id="74"/>
-    <w:bookmarkStart w:id="76" w:name="rem-inflection-point"/>
+    <w:bookmarkStart w:id="75" w:name="def-inflection-point"/>
     <w:p>
       <w:pPr>
         <w:pStyle w:val="BodyText"/>
       </w:pPr>
       <w:r>
         <w:rPr>
-          <w:i/>
-          <w:iCs/>
-        </w:rPr>
-        <w:t xml:space="preserve">Remark 1</w:t>
-      </w:r>
-      <w:r>
-        <w:t xml:space="preserve"> (Inflection points change the curvature). </w:t>
-      </w:r>
-      <w:r>
-        <w:t xml:space="preserve">At an</w:t>
-      </w:r>
-      <w:r>
-        <w:t xml:space="preserve"> </w:t>
-      </w:r>
-      <w:hyperlink w:anchor="def-inflection-point">
+          <w:b/>
+          <w:bCs/>
+        </w:rPr>
+        <w:t xml:space="preserve">Definition 3 (Inflection point)</w:t>
+      </w:r>
+      <w:r>
+        <w:t xml:space="preserve"> </w:t>
+      </w:r>
+      <w:r>
+        <w:t xml:space="preserve">An</w:t>
+      </w:r>
+      <w:r>
+        <w:t xml:space="preserve"> </w:t>
+      </w:r>
+      <w:r>
+        <w:rPr>
+          <w:b/>
+          <w:bCs/>
+        </w:rPr>
+        <w:t xml:space="preserve">inflection point</w:t>
+      </w:r>
+      <w:r>
+        <w:t xml:space="preserve"> </w:t>
+      </w:r>
+      <w:r>
+        <w:t xml:space="preserve">of a</w:t>
+      </w:r>
+      <w:r>
+        <w:t xml:space="preserve"> </w:t>
+      </w:r>
+      <w:hyperlink r:id="rId22">
         <w:r>
           <w:rPr>
             <w:rStyle w:val="Hyperlink"/>
           </w:rPr>
-          <w:t xml:space="preserve">inflection point</w:t>
+          <w:t xml:space="preserve">function</w:t>
         </w:r>
       </w:hyperlink>
       <w:r>
-        <w:t xml:space="preserve">, the</w:t>
-      </w:r>
-      <w:r>
-        <w:t xml:space="preserve"> </w:t>
-      </w:r>
-      <w:hyperlink r:id="rId75">
+        <w:t xml:space="preserve"> </w:t>
+      </w:r>
+      <m:oMath>
+        <m:r>
+          <m:t>f</m:t>
+        </m:r>
+      </m:oMath>
+      <w:r>
+        <w:t xml:space="preserve"> </w:t>
+      </w:r>
+      <w:r>
+        <w:t xml:space="preserve">is a point</w:t>
+      </w:r>
+      <w:r>
+        <w:t xml:space="preserve"> </w:t>
+      </w:r>
+      <m:oMath>
+        <m:r>
+          <m:t>c</m:t>
+        </m:r>
+      </m:oMath>
+      <w:r>
+        <w:t xml:space="preserve"> </w:t>
+      </w:r>
+      <w:r>
+        <w:t xml:space="preserve">such that, on some</w:t>
+      </w:r>
+      <w:r>
+        <w:t xml:space="preserve"> </w:t>
+      </w:r>
+      <w:hyperlink r:id="rId14">
         <w:r>
           <w:rPr>
             <w:rStyle w:val="Hyperlink"/>
           </w:rPr>
-          <w:t xml:space="preserve">graph</w:t>
+          <w:t xml:space="preserve">open interval</w:t>
         </w:r>
       </w:hyperlink>
       <w:r>
         <w:t xml:space="preserve"> </w:t>
       </w:r>
       <w:r>
-        <w:t xml:space="preserve">changes between curving up and curving down.</w:t>
-      </w:r>
-    </w:p>
-    <w:bookmarkEnd w:id="76"/>
-    <w:bookmarkStart w:id="77" w:name="exm-inflection-point"/>
-    <w:p>
-      <w:pPr>
-        <w:pStyle w:val="BodyText"/>
-      </w:pPr>
-      <w:r>
-        <w:rPr>
-          <w:b/>
-          <w:bCs/>
-        </w:rPr>
-        <w:t xml:space="preserve">Example 5 (An inflection point of</w:t>
-      </w:r>
-      <w:r>
-        <w:rPr>
-          <w:b/>
-          <w:bCs/>
-        </w:rPr>
-        <w:t xml:space="preserve"> </w:t>
-      </w:r>
-      <m:oMath>
-        <m:sSup>
-          <m:e>
-            <m:r>
-              <m:t>x</m:t>
-            </m:r>
-          </m:e>
-          <m:sup>
-            <m:r>
-              <m:t>3</m:t>
-            </m:r>
-          </m:sup>
-        </m:sSup>
-      </m:oMath>
-      <w:r>
-        <w:rPr>
-          <w:b/>
-          <w:bCs/>
-        </w:rPr>
-        <w:t xml:space="preserve">)</w:t>
-      </w:r>
-      <w:r>
-        <w:t xml:space="preserve"> </w:t>
-      </w:r>
-      <w:r>
-        <w:t xml:space="preserve">For</w:t>
-      </w:r>
-      <w:r>
-        <w:t xml:space="preserve"> </w:t>
-      </w:r>
-      <m:oMath>
-        <m:r>
-          <m:t>f</m:t>
-        </m:r>
-        <m:r>
-          <m:rPr>
-            <m:sty m:val="p"/>
-          </m:rPr>
-          <m:t>(</m:t>
-        </m:r>
-        <m:r>
-          <m:t>x</m:t>
-        </m:r>
-        <m:r>
-          <m:rPr>
-            <m:sty m:val="p"/>
-          </m:rPr>
-          <m:t>)</m:t>
-        </m:r>
-        <m:r>
-          <m:rPr>
-            <m:sty m:val="p"/>
-          </m:rPr>
-          <m:t>=</m:t>
-        </m:r>
-        <m:sSup>
-          <m:e>
-            <m:r>
-              <m:t>x</m:t>
-            </m:r>
-          </m:e>
-          <m:sup>
-            <m:r>
-              <m:t>3</m:t>
-            </m:r>
-          </m:sup>
-        </m:sSup>
-      </m:oMath>
-      <w:r>
-        <w:t xml:space="preserve">, the</w:t>
+        <w:t xml:space="preserve">around</w:t>
+      </w:r>
+      <w:r>
+        <w:t xml:space="preserve"> </w:t>
+      </w:r>
+      <m:oMath>
+        <m:r>
+          <m:t>c</m:t>
+        </m:r>
+      </m:oMath>
+      <w:r>
+        <w:t xml:space="preserve">,</w:t>
+      </w:r>
+      <w:r>
+        <w:t xml:space="preserve"> </w:t>
+      </w:r>
+      <w:r>
+        <w:t xml:space="preserve">the</w:t>
       </w:r>
       <w:r>
         <w:t xml:space="preserve"> </w:t>
@@ -15151,12 +15117,6 @@
           <w:t xml:space="preserve">second derivative</w:t>
         </w:r>
       </w:hyperlink>
-      <w:r>
-        <w:t xml:space="preserve"> </w:t>
-      </w:r>
-      <w:r>
-        <w:t xml:space="preserve">is</w:t>
-      </w:r>
       <w:r>
         <w:t xml:space="preserve"> </w:t>
       </w:r>
@@ -15176,105 +15136,46 @@
             </m:r>
           </m:sup>
         </m:sSup>
-        <m:r>
-          <m:rPr>
-            <m:sty m:val="p"/>
-          </m:rPr>
-          <m:t>(</m:t>
-        </m:r>
-        <m:r>
-          <m:t>x</m:t>
-        </m:r>
-        <m:r>
-          <m:rPr>
-            <m:sty m:val="p"/>
-          </m:rPr>
-          <m:t>)</m:t>
-        </m:r>
-        <m:r>
-          <m:rPr>
-            <m:sty m:val="p"/>
-          </m:rPr>
-          <m:t>=</m:t>
-        </m:r>
-        <m:r>
-          <m:t>6</m:t>
-        </m:r>
-        <m:r>
-          <m:t>x</m:t>
-        </m:r>
-      </m:oMath>
-      <w:r>
-        <w:t xml:space="preserve">,</w:t>
-      </w:r>
-      <w:r>
-        <w:t xml:space="preserve"> </w:t>
-      </w:r>
-      <w:r>
-        <w:t xml:space="preserve">which is negative for</w:t>
-      </w:r>
-      <w:r>
-        <w:t xml:space="preserve"> </w:t>
-      </w:r>
-      <m:oMath>
-        <m:r>
-          <m:t>x</m:t>
-        </m:r>
-        <m:r>
-          <m:rPr>
-            <m:sty m:val="p"/>
-          </m:rPr>
-          <m:t>&lt;</m:t>
-        </m:r>
-        <m:r>
-          <m:t>0</m:t>
-        </m:r>
-      </m:oMath>
-      <w:r>
-        <w:t xml:space="preserve"> </w:t>
-      </w:r>
-      <w:r>
-        <w:t xml:space="preserve">and positive for</w:t>
-      </w:r>
-      <w:r>
-        <w:t xml:space="preserve"> </w:t>
-      </w:r>
-      <m:oMath>
-        <m:r>
-          <m:t>x</m:t>
-        </m:r>
-        <m:r>
-          <m:rPr>
-            <m:sty m:val="p"/>
-          </m:rPr>
-          <m:t>&gt;</m:t>
-        </m:r>
-        <m:r>
-          <m:t>0</m:t>
-        </m:r>
-      </m:oMath>
-      <w:r>
-        <w:t xml:space="preserve">.</w:t>
-      </w:r>
-      <w:r>
-        <w:t xml:space="preserve"> </w:t>
-      </w:r>
-      <w:r>
-        <w:t xml:space="preserve">So</w:t>
-      </w:r>
-      <w:r>
-        <w:t xml:space="preserve"> </w:t>
-      </w:r>
-      <m:oMath>
-        <m:r>
-          <m:t>0</m:t>
-        </m:r>
-      </m:oMath>
-      <w:r>
-        <w:t xml:space="preserve"> </w:t>
-      </w:r>
-      <w:r>
-        <w:t xml:space="preserve">is an</w:t>
+      </m:oMath>
+      <w:r>
+        <w:t xml:space="preserve"> </w:t>
+      </w:r>
+      <w:r>
+        <w:t xml:space="preserve">is positive on one side of</w:t>
+      </w:r>
+      <w:r>
+        <w:t xml:space="preserve"> </w:t>
+      </w:r>
+      <m:oMath>
+        <m:r>
+          <m:t>c</m:t>
+        </m:r>
+      </m:oMath>
+      <w:r>
+        <w:t xml:space="preserve"> </w:t>
+      </w:r>
+      <w:r>
+        <w:t xml:space="preserve">and negative on the other.</w:t>
+      </w:r>
+    </w:p>
+    <w:bookmarkEnd w:id="75"/>
+    <w:bookmarkStart w:id="77" w:name="rem-inflection-point"/>
+    <w:p>
+      <w:pPr>
+        <w:pStyle w:val="BodyText"/>
+      </w:pPr>
+      <w:r>
+        <w:rPr>
+          <w:i/>
+          <w:iCs/>
+        </w:rPr>
+        <w:t xml:space="preserve">Remark 2</w:t>
+      </w:r>
+      <w:r>
+        <w:t xml:space="preserve"> (Inflection points change the curvature). </w:t>
+      </w:r>
+      <w:r>
+        <w:t xml:space="preserve">At an</w:t>
       </w:r>
       <w:r>
         <w:t xml:space="preserve"> </w:t>
@@ -15288,25 +15189,284 @@
         </w:r>
       </w:hyperlink>
       <w:r>
-        <w:t xml:space="preserve"> </w:t>
-      </w:r>
-      <w:r>
-        <w:t xml:space="preserve">of</w:t>
-      </w:r>
-      <w:r>
-        <w:t xml:space="preserve"> </w:t>
-      </w:r>
-      <m:oMath>
-        <m:r>
-          <m:t>f</m:t>
-        </m:r>
-      </m:oMath>
-      <w:r>
-        <w:t xml:space="preserve">.</w:t>
+        <w:t xml:space="preserve">, the</w:t>
+      </w:r>
+      <w:r>
+        <w:t xml:space="preserve"> </w:t>
+      </w:r>
+      <w:hyperlink r:id="rId76">
+        <w:r>
+          <w:rPr>
+            <w:rStyle w:val="Hyperlink"/>
+          </w:rPr>
+          <w:t xml:space="preserve">graph</w:t>
+        </w:r>
+      </w:hyperlink>
+      <w:r>
+        <w:t xml:space="preserve"> </w:t>
+      </w:r>
+      <w:r>
+        <w:t xml:space="preserve">changes between curving up and curving down.</w:t>
       </w:r>
     </w:p>
     <w:bookmarkEnd w:id="77"/>
-    <w:bookmarkStart w:id="83" w:name="exr-miller-deriv-opt-gamma-kernel"/>
+    <w:bookmarkStart w:id="78" w:name="exm-inflection-point"/>
+    <w:p>
+      <w:pPr>
+        <w:pStyle w:val="BodyText"/>
+      </w:pPr>
+      <w:r>
+        <w:rPr>
+          <w:b/>
+          <w:bCs/>
+        </w:rPr>
+        <w:t xml:space="preserve">Example 5 (An inflection point of</w:t>
+      </w:r>
+      <w:r>
+        <w:rPr>
+          <w:b/>
+          <w:bCs/>
+        </w:rPr>
+        <w:t xml:space="preserve"> </w:t>
+      </w:r>
+      <m:oMath>
+        <m:sSup>
+          <m:e>
+            <m:r>
+              <m:t>x</m:t>
+            </m:r>
+          </m:e>
+          <m:sup>
+            <m:r>
+              <m:t>3</m:t>
+            </m:r>
+          </m:sup>
+        </m:sSup>
+      </m:oMath>
+      <w:r>
+        <w:rPr>
+          <w:b/>
+          <w:bCs/>
+        </w:rPr>
+        <w:t xml:space="preserve">)</w:t>
+      </w:r>
+      <w:r>
+        <w:t xml:space="preserve"> </w:t>
+      </w:r>
+      <w:r>
+        <w:t xml:space="preserve">For</w:t>
+      </w:r>
+      <w:r>
+        <w:t xml:space="preserve"> </w:t>
+      </w:r>
+      <m:oMath>
+        <m:r>
+          <m:t>f</m:t>
+        </m:r>
+        <m:r>
+          <m:rPr>
+            <m:sty m:val="p"/>
+          </m:rPr>
+          <m:t>(</m:t>
+        </m:r>
+        <m:r>
+          <m:t>x</m:t>
+        </m:r>
+        <m:r>
+          <m:rPr>
+            <m:sty m:val="p"/>
+          </m:rPr>
+          <m:t>)</m:t>
+        </m:r>
+        <m:r>
+          <m:rPr>
+            <m:sty m:val="p"/>
+          </m:rPr>
+          <m:t>=</m:t>
+        </m:r>
+        <m:sSup>
+          <m:e>
+            <m:r>
+              <m:t>x</m:t>
+            </m:r>
+          </m:e>
+          <m:sup>
+            <m:r>
+              <m:t>3</m:t>
+            </m:r>
+          </m:sup>
+        </m:sSup>
+      </m:oMath>
+      <w:r>
+        <w:t xml:space="preserve">, the</w:t>
+      </w:r>
+      <w:r>
+        <w:t xml:space="preserve"> </w:t>
+      </w:r>
+      <w:hyperlink r:id="rId69">
+        <w:r>
+          <w:rPr>
+            <w:rStyle w:val="Hyperlink"/>
+          </w:rPr>
+          <w:t xml:space="preserve">second derivative</w:t>
+        </w:r>
+      </w:hyperlink>
+      <w:r>
+        <w:t xml:space="preserve"> </w:t>
+      </w:r>
+      <w:r>
+        <w:t xml:space="preserve">is</w:t>
+      </w:r>
+      <w:r>
+        <w:t xml:space="preserve"> </w:t>
+      </w:r>
+      <m:oMath>
+        <m:sSup>
+          <m:e>
+            <m:r>
+              <m:t>f</m:t>
+            </m:r>
+          </m:e>
+          <m:sup>
+            <m:r>
+              <m:rPr>
+                <m:sty m:val="p"/>
+              </m:rPr>
+              <m:t>″</m:t>
+            </m:r>
+          </m:sup>
+        </m:sSup>
+        <m:r>
+          <m:rPr>
+            <m:sty m:val="p"/>
+          </m:rPr>
+          <m:t>(</m:t>
+        </m:r>
+        <m:r>
+          <m:t>x</m:t>
+        </m:r>
+        <m:r>
+          <m:rPr>
+            <m:sty m:val="p"/>
+          </m:rPr>
+          <m:t>)</m:t>
+        </m:r>
+        <m:r>
+          <m:rPr>
+            <m:sty m:val="p"/>
+          </m:rPr>
+          <m:t>=</m:t>
+        </m:r>
+        <m:r>
+          <m:t>6</m:t>
+        </m:r>
+        <m:r>
+          <m:t>x</m:t>
+        </m:r>
+      </m:oMath>
+      <w:r>
+        <w:t xml:space="preserve">,</w:t>
+      </w:r>
+      <w:r>
+        <w:t xml:space="preserve"> </w:t>
+      </w:r>
+      <w:r>
+        <w:t xml:space="preserve">which is negative for</w:t>
+      </w:r>
+      <w:r>
+        <w:t xml:space="preserve"> </w:t>
+      </w:r>
+      <m:oMath>
+        <m:r>
+          <m:t>x</m:t>
+        </m:r>
+        <m:r>
+          <m:rPr>
+            <m:sty m:val="p"/>
+          </m:rPr>
+          <m:t>&lt;</m:t>
+        </m:r>
+        <m:r>
+          <m:t>0</m:t>
+        </m:r>
+      </m:oMath>
+      <w:r>
+        <w:t xml:space="preserve"> </w:t>
+      </w:r>
+      <w:r>
+        <w:t xml:space="preserve">and positive for</w:t>
+      </w:r>
+      <w:r>
+        <w:t xml:space="preserve"> </w:t>
+      </w:r>
+      <m:oMath>
+        <m:r>
+          <m:t>x</m:t>
+        </m:r>
+        <m:r>
+          <m:rPr>
+            <m:sty m:val="p"/>
+          </m:rPr>
+          <m:t>&gt;</m:t>
+        </m:r>
+        <m:r>
+          <m:t>0</m:t>
+        </m:r>
+      </m:oMath>
+      <w:r>
+        <w:t xml:space="preserve">.</w:t>
+      </w:r>
+      <w:r>
+        <w:t xml:space="preserve"> </w:t>
+      </w:r>
+      <w:r>
+        <w:t xml:space="preserve">So</w:t>
+      </w:r>
+      <w:r>
+        <w:t xml:space="preserve"> </w:t>
+      </w:r>
+      <m:oMath>
+        <m:r>
+          <m:t>0</m:t>
+        </m:r>
+      </m:oMath>
+      <w:r>
+        <w:t xml:space="preserve"> </w:t>
+      </w:r>
+      <w:r>
+        <w:t xml:space="preserve">is an</w:t>
+      </w:r>
+      <w:r>
+        <w:t xml:space="preserve"> </w:t>
+      </w:r>
+      <w:hyperlink w:anchor="def-inflection-point">
+        <w:r>
+          <w:rPr>
+            <w:rStyle w:val="Hyperlink"/>
+          </w:rPr>
+          <w:t xml:space="preserve">inflection point</w:t>
+        </w:r>
+      </w:hyperlink>
+      <w:r>
+        <w:t xml:space="preserve"> </w:t>
+      </w:r>
+      <w:r>
+        <w:t xml:space="preserve">of</w:t>
+      </w:r>
+      <w:r>
+        <w:t xml:space="preserve"> </w:t>
+      </w:r>
+      <m:oMath>
+        <m:r>
+          <m:t>f</m:t>
+        </m:r>
+      </m:oMath>
+      <w:r>
+        <w:t xml:space="preserve">.</w:t>
+      </w:r>
+    </w:p>
+    <w:bookmarkEnd w:id="78"/>
+    <w:bookmarkStart w:id="84" w:name="exr-miller-deriv-opt-gamma-kernel"/>
     <w:p>
       <w:pPr>
         <w:pStyle w:val="BodyText"/>
@@ -15344,7 +15504,7 @@
       <w:r>
         <w:t xml:space="preserve"> </w:t>
       </w:r>
-      <w:hyperlink r:id="rId78">
+      <w:hyperlink r:id="rId79">
         <w:r>
           <w:rPr>
             <w:rStyle w:val="Hyperlink"/>
@@ -15384,7 +15544,7 @@
       <w:r>
         <w:t xml:space="preserve"> </w:t>
       </w:r>
-      <w:hyperlink r:id="rId79">
+      <w:hyperlink r:id="rId80">
         <w:r>
           <w:rPr>
             <w:rStyle w:val="Hyperlink"/>
@@ -15486,7 +15646,7 @@
       <w:r>
         <w:t xml:space="preserve"> </w:t>
       </w:r>
-      <w:hyperlink r:id="rId80">
+      <w:hyperlink r:id="rId81">
         <w:r>
           <w:rPr>
             <w:rStyle w:val="Hyperlink"/>
@@ -15506,7 +15666,7 @@
       <w:r>
         <w:t xml:space="preserve">(</w:t>
       </w:r>
-      <w:hyperlink r:id="rId81">
+      <w:hyperlink r:id="rId82">
         <w:r>
           <w:rPr>
             <w:rStyle w:val="Hyperlink"/>
@@ -15526,7 +15686,7 @@
       <w:r>
         <w:t xml:space="preserve"> </w:t>
       </w:r>
-      <w:hyperlink r:id="rId82">
+      <w:hyperlink r:id="rId83">
         <w:r>
           <w:rPr>
             <w:rStyle w:val="Hyperlink"/>
@@ -15712,8 +15872,8 @@
         <w:t xml:space="preserve">.</w:t>
       </w:r>
     </w:p>
-    <w:bookmarkEnd w:id="83"/>
-    <w:bookmarkStart w:id="84" w:name="sol-miller-deriv-opt-gamma-kernel"/>
+    <w:bookmarkEnd w:id="84"/>
+    <w:bookmarkStart w:id="85" w:name="sol-miller-deriv-opt-gamma-kernel"/>
     <w:p>
       <w:pPr>
         <w:pStyle w:val="BodyText"/>
@@ -16597,8 +16757,8 @@
         <w:t xml:space="preserve">.</w:t>
       </w:r>
     </w:p>
-    <w:bookmarkEnd w:id="84"/>
-    <w:bookmarkStart w:id="87" w:name="X2af8583915c3d6755df2ace9fe2e1b48908f679"/>
+    <w:bookmarkEnd w:id="85"/>
+    <w:bookmarkStart w:id="88" w:name="X2af8583915c3d6755df2ace9fe2e1b48908f679"/>
     <w:p>
       <w:pPr>
         <w:pStyle w:val="BodyText"/>
@@ -16636,7 +16796,7 @@
       <w:r>
         <w:t xml:space="preserve"> </w:t>
       </w:r>
-      <w:hyperlink r:id="rId85">
+      <w:hyperlink r:id="rId86">
         <w:r>
           <w:rPr>
             <w:rStyle w:val="Hyperlink"/>
@@ -16653,7 +16813,7 @@
       <w:r>
         <w:t xml:space="preserve"> </w:t>
       </w:r>
-      <w:hyperlink r:id="rId86">
+      <w:hyperlink r:id="rId87">
         <w:r>
           <w:rPr>
             <w:rStyle w:val="Hyperlink"/>
@@ -16881,8 +17041,8 @@
         <w:t xml:space="preserve">.</w:t>
       </w:r>
     </w:p>
-    <w:bookmarkEnd w:id="87"/>
-    <w:bookmarkStart w:id="88" w:name="X9a58de6c6ab4baf2df3e3111c406b3abe7c25e0"/>
+    <w:bookmarkEnd w:id="88"/>
+    <w:bookmarkStart w:id="89" w:name="X9a58de6c6ab4baf2df3e3111c406b3abe7c25e0"/>
     <w:p>
       <w:pPr>
         <w:pStyle w:val="BodyText"/>
@@ -17659,9 +17819,9 @@
         <w:t xml:space="preserve">is non-zero at both critical points, neither is an inflection point.</w:t>
       </w:r>
     </w:p>
-    <w:bookmarkEnd w:id="88"/>
     <w:bookmarkEnd w:id="89"/>
-    <w:bookmarkStart w:id="169" w:name="sec-optimality-vector"/>
+    <w:bookmarkEnd w:id="90"/>
+    <w:bookmarkStart w:id="170" w:name="sec-optimality-vector"/>
     <w:p>
       <w:pPr>
         <w:pStyle w:val="Heading2"/>
@@ -17711,18 +17871,18 @@
                 <wp:inline>
                   <wp:extent cx="152400" cy="152400"/>
                   <wp:effectExtent b="0" l="0" r="0" t="0"/>
-                  <wp:docPr descr="" title="" id="91" name="Picture"/>
+                  <wp:docPr descr="" title="" id="92" name="Picture"/>
                   <a:graphic>
                     <a:graphicData uri="http://schemas.openxmlformats.org/drawingml/2006/picture">
                       <pic:pic>
                         <pic:nvPicPr>
-                          <pic:cNvPr descr="/opt/quarto/share/formats/docx/note.png" id="92" name="Picture"/>
+                          <pic:cNvPr descr="/opt/quarto/share/formats/docx/note.png" id="93" name="Picture"/>
                           <pic:cNvPicPr>
                             <a:picLocks noChangeArrowheads="1" noChangeAspect="1"/>
                           </pic:cNvPicPr>
                         </pic:nvPicPr>
                         <pic:blipFill>
-                          <a:blip r:embed="rId90"/>
+                          <a:blip r:embed="rId91"/>
                           <a:stretch>
                             <a:fillRect/>
                           </a:stretch>
@@ -17805,7 +17965,7 @@
             <w:r>
               <w:t xml:space="preserve"> </w:t>
             </w:r>
-            <w:hyperlink r:id="rId93">
+            <w:hyperlink r:id="rId94">
               <w:r>
                 <w:rPr>
                   <w:rStyle w:val="Hyperlink"/>
@@ -17825,7 +17985,7 @@
             <w:r>
               <w:t xml:space="preserve"> </w:t>
             </w:r>
-            <w:hyperlink r:id="rId94">
+            <w:hyperlink r:id="rId95">
               <w:r>
                 <w:rPr>
                   <w:rStyle w:val="Hyperlink"/>
@@ -18171,7 +18331,7 @@
       <w:r>
         <w:t xml:space="preserve">(</w:t>
       </w:r>
-      <w:hyperlink r:id="rId95">
+      <w:hyperlink r:id="rId96">
         <w:r>
           <w:rPr>
             <w:rStyle w:val="Hyperlink"/>
@@ -18265,7 +18425,7 @@
         <w:t xml:space="preserve">.</w:t>
       </w:r>
     </w:p>
-    <w:bookmarkStart w:id="97" w:name="thm-fermat"/>
+    <w:bookmarkStart w:id="98" w:name="thm-fermat"/>
     <w:p>
       <w:pPr>
         <w:pStyle w:val="BodyText"/>
@@ -18300,7 +18460,7 @@
       <w:r>
         <w:t xml:space="preserve"> </w:t>
       </w:r>
-      <w:hyperlink r:id="rId96">
+      <w:hyperlink r:id="rId97">
         <w:r>
           <w:rPr>
             <w:rStyle w:val="Hyperlink"/>
@@ -18495,7 +18655,7 @@
         <w:t xml:space="preserve">[4]</w:t>
       </w:r>
     </w:p>
-    <w:bookmarkEnd w:id="97"/>
+    <w:bookmarkEnd w:id="98"/>
     <w:p>
       <w:pPr>
         <w:pStyle w:val="BodyText"/>
@@ -19207,7 +19367,7 @@
         <w:t xml:space="preserve">.</w:t>
       </w:r>
     </w:p>
-    <w:bookmarkStart w:id="99" w:name="exm-fermat"/>
+    <w:bookmarkStart w:id="100" w:name="exm-fermat"/>
     <w:p>
       <w:pPr>
         <w:pStyle w:val="BodyText"/>
@@ -19434,7 +19594,7 @@
       <w:r>
         <w:t xml:space="preserve"> </w:t>
       </w:r>
-      <w:hyperlink r:id="rId98">
+      <w:hyperlink r:id="rId99">
         <w:r>
           <w:rPr>
             <w:rStyle w:val="Hyperlink"/>
@@ -20003,8 +20163,8 @@
         <w:t xml:space="preserve">does not exist.</w:t>
       </w:r>
     </w:p>
-    <w:bookmarkEnd w:id="99"/>
-    <w:bookmarkStart w:id="100" w:name="def-stationary-point"/>
+    <w:bookmarkEnd w:id="100"/>
+    <w:bookmarkStart w:id="101" w:name="def-stationary-point"/>
     <w:p>
       <w:pPr>
         <w:pStyle w:val="FirstParagraph"/>
@@ -20132,8 +20292,8 @@
         <w:t xml:space="preserve">.</w:t>
       </w:r>
     </w:p>
-    <w:bookmarkEnd w:id="100"/>
-    <w:bookmarkStart w:id="101" w:name="exm-stationary-point"/>
+    <w:bookmarkEnd w:id="101"/>
+    <w:bookmarkStart w:id="102" w:name="exm-stationary-point"/>
     <w:p>
       <w:pPr>
         <w:pStyle w:val="BodyText"/>
@@ -20447,7 +20607,7 @@
         <w:t xml:space="preserve">.</w:t>
       </w:r>
     </w:p>
-    <w:bookmarkEnd w:id="101"/>
+    <w:bookmarkEnd w:id="102"/>
     <w:tbl>
       <w:tblPr>
         <w:tblStyle w:val="Table"/>
@@ -20461,7 +20621,7 @@
       <w:tr>
         <w:tc>
           <w:tcPr/>
-          <w:bookmarkStart w:id="109" w:name="fig-stationary-point"/>
+          <w:bookmarkStart w:id="110" w:name="fig-stationary-point"/>
           <w:p>
             <w:pPr>
               <w:pStyle w:val="Heading3"/>
@@ -21734,18 +21894,18 @@
                 <wp:inline>
                   <wp:extent cx="4620126" cy="3696101"/>
                   <wp:effectExtent b="0" l="0" r="0" t="0"/>
-                  <wp:docPr descr="" title="" id="103" name="Picture"/>
+                  <wp:docPr descr="" title="" id="104" name="Picture"/>
                   <a:graphic>
                     <a:graphicData uri="http://schemas.openxmlformats.org/drawingml/2006/picture">
                       <pic:pic>
                         <pic:nvPicPr>
-                          <pic:cNvPr descr="optimization-critical-points_files/figure-docx/stationary-point-r-3.png" id="104" name="Picture"/>
+                          <pic:cNvPr descr="optimization-critical-points_files/figure-docx/stationary-point-r-3.png" id="105" name="Picture"/>
                           <pic:cNvPicPr>
                             <a:picLocks noChangeArrowheads="1" noChangeAspect="1"/>
                           </pic:cNvPicPr>
                         </pic:nvPicPr>
                         <pic:blipFill>
-                          <a:blip r:embed="rId102"/>
+                          <a:blip r:embed="rId103"/>
                           <a:stretch>
                             <a:fillRect/>
                           </a:stretch>
@@ -22501,18 +22661,18 @@
                 <wp:inline>
                   <wp:extent cx="4572000" cy="3657600"/>
                   <wp:effectExtent b="0" l="0" r="0" t="0"/>
-                  <wp:docPr descr="" title="" id="106" name="Picture"/>
+                  <wp:docPr descr="" title="" id="107" name="Picture"/>
                   <a:graphic>
                     <a:graphicData uri="http://schemas.openxmlformats.org/drawingml/2006/picture">
                       <pic:pic>
                         <pic:nvPicPr>
-                          <pic:cNvPr descr="optimization-critical-points_files/figure-docx/stationary-point-python-1.png" id="107" name="Picture"/>
+                          <pic:cNvPr descr="optimization-critical-points_files/figure-docx/stationary-point-python-1.png" id="108" name="Picture"/>
                           <pic:cNvPicPr>
                             <a:picLocks noChangeArrowheads="1" noChangeAspect="1"/>
                           </pic:cNvPicPr>
                         </pic:nvPicPr>
                         <pic:blipFill>
-                          <a:blip r:embed="rId105"/>
+                          <a:blip r:embed="rId106"/>
                           <a:stretch>
                             <a:fillRect/>
                           </a:stretch>
@@ -22554,7 +22714,7 @@
             <w:r>
               <w:t xml:space="preserve"> </w:t>
             </w:r>
-            <w:hyperlink r:id="rId108">
+            <w:hyperlink r:id="rId109">
               <w:r>
                 <w:rPr>
                   <w:rStyle w:val="Hyperlink"/>
@@ -22608,7 +22768,7 @@
             <w:r>
               <w:t xml:space="preserve"> </w:t>
             </w:r>
-            <w:hyperlink r:id="rId95">
+            <w:hyperlink r:id="rId96">
               <w:r>
                 <w:rPr>
                   <w:rStyle w:val="Hyperlink"/>
@@ -22758,11 +22918,11 @@
               <w:t xml:space="preserve">.</w:t>
             </w:r>
           </w:p>
-          <w:bookmarkEnd w:id="109"/>
+          <w:bookmarkEnd w:id="110"/>
         </w:tc>
       </w:tr>
     </w:tbl>
-    <w:bookmarkStart w:id="110" w:name="rem-stationary-point-one-variable"/>
+    <w:bookmarkStart w:id="111" w:name="rem-stationary-point-one-variable"/>
     <w:p>
       <w:pPr>
         <w:pStyle w:val="BodyText"/>
@@ -22772,7 +22932,7 @@
           <w:i/>
           <w:iCs/>
         </w:rPr>
-        <w:t xml:space="preserve">Remark 2</w:t>
+        <w:t xml:space="preserve">Remark 3</w:t>
       </w:r>
       <w:r>
         <w:t xml:space="preserve"> (Stationary points in one variable). </w:t>
@@ -22829,8 +22989,8 @@
         <w:t xml:space="preserve">).</w:t>
       </w:r>
     </w:p>
-    <w:bookmarkEnd w:id="110"/>
-    <w:bookmarkStart w:id="111" w:name="thm-first-order-condition"/>
+    <w:bookmarkEnd w:id="111"/>
+    <w:bookmarkStart w:id="112" w:name="thm-first-order-condition"/>
     <w:p>
       <w:pPr>
         <w:pStyle w:val="BodyText"/>
@@ -23010,7 +23170,7 @@
         <w:t xml:space="preserve">).</w:t>
       </w:r>
     </w:p>
-    <w:bookmarkEnd w:id="111"/>
+    <w:bookmarkEnd w:id="112"/>
     <w:p>
       <w:pPr>
         <w:pStyle w:val="BodyText"/>
@@ -23592,7 +23752,7 @@
       <w:r>
         <w:t xml:space="preserve">(</w:t>
       </w:r>
-      <w:hyperlink r:id="rId95">
+      <w:hyperlink r:id="rId96">
         <w:r>
           <w:rPr>
             <w:rStyle w:val="Hyperlink"/>
@@ -23604,7 +23764,7 @@
         <w:t xml:space="preserve">).</w:t>
       </w:r>
     </w:p>
-    <w:bookmarkStart w:id="113" w:name="exm-first-order-condition"/>
+    <w:bookmarkStart w:id="114" w:name="exm-first-order-condition"/>
     <w:p>
       <w:pPr>
         <w:pStyle w:val="BodyText"/>
@@ -23755,7 +23915,7 @@
       <w:r>
         <w:t xml:space="preserve"> </w:t>
       </w:r>
-      <w:hyperlink r:id="rId112">
+      <w:hyperlink r:id="rId113">
         <w:r>
           <w:rPr>
             <w:rStyle w:val="Hyperlink"/>
@@ -24039,8 +24199,8 @@
         <w:t xml:space="preserve">is not a local minimizer.</w:t>
       </w:r>
     </w:p>
-    <w:bookmarkEnd w:id="113"/>
-    <w:bookmarkStart w:id="117" w:name="exm-stationary-least-squares"/>
+    <w:bookmarkEnd w:id="114"/>
+    <w:bookmarkStart w:id="118" w:name="exm-stationary-least-squares"/>
     <w:p>
       <w:pPr>
         <w:pStyle w:val="FirstParagraph"/>
@@ -24104,7 +24264,7 @@
       <w:r>
         <w:t xml:space="preserve"> </w:t>
       </w:r>
-      <w:hyperlink r:id="rId114">
+      <w:hyperlink r:id="rId115">
         <w:r>
           <w:rPr>
             <w:rStyle w:val="VerbatimChar"/>
@@ -24136,7 +24296,7 @@
       <w:r>
         <w:t xml:space="preserve"> </w:t>
       </w:r>
-      <w:hyperlink r:id="rId115">
+      <w:hyperlink r:id="rId116">
         <w:r>
           <w:rPr>
             <w:rStyle w:val="VerbatimChar"/>
@@ -24168,7 +24328,7 @@
       <w:r>
         <w:t xml:space="preserve"> </w:t>
       </w:r>
-      <w:hyperlink r:id="rId116">
+      <w:hyperlink r:id="rId117">
         <w:r>
           <w:rPr>
             <w:rStyle w:val="VerbatimChar"/>
@@ -25913,7 +26073,7 @@
         <w:rPr>
           <w:rStyle w:val="CommentTok"/>
         </w:rPr>
-        <w:t xml:space="preserve">#&gt; [1] 9.471535e-12 6.662049e-11</w:t>
+        <w:t xml:space="preserve">#&gt; [1] 1.071498e-11 1.673470e-10</w:t>
       </w:r>
       <w:r>
         <w:br/>
@@ -26096,7 +26256,7 @@
         <w:t xml:space="preserve"> </w:t>
       </w:r>
       <w:r>
-        <w:t xml:space="preserve">6.7e-11,</w:t>
+        <w:t xml:space="preserve">1.7e-10,</w:t>
       </w:r>
       <w:r>
         <w:t xml:space="preserve"> </w:t>
@@ -26146,8 +26306,8 @@
         <w:t xml:space="preserve">The library fits above agree with the solution of that equation.</w:t>
       </w:r>
     </w:p>
-    <w:bookmarkEnd w:id="117"/>
-    <w:bookmarkStart w:id="119" w:name="thm-taylor-1d"/>
+    <w:bookmarkEnd w:id="118"/>
+    <w:bookmarkStart w:id="120" w:name="thm-taylor-1d"/>
     <w:p>
       <w:pPr>
         <w:pStyle w:val="BodyText"/>
@@ -26263,7 +26423,7 @@
       <w:r>
         <w:t xml:space="preserve"> </w:t>
       </w:r>
-      <w:hyperlink r:id="rId118">
+      <w:hyperlink r:id="rId119">
         <w:r>
           <w:rPr>
             <w:rStyle w:val="Hyperlink"/>
@@ -26651,7 +26811,7 @@
         </m:oMath>
       </m:oMathPara>
     </w:p>
-    <w:bookmarkEnd w:id="119"/>
+    <w:bookmarkEnd w:id="120"/>
     <w:p>
       <w:pPr>
         <w:pStyle w:val="FirstParagraph"/>
@@ -26698,7 +26858,7 @@
         <w:t xml:space="preserve">its proof uses the mean value theorem, which these notes do not develop.</w:t>
       </w:r>
     </w:p>
-    <w:bookmarkStart w:id="121" w:name="exm-taylor-1d"/>
+    <w:bookmarkStart w:id="122" w:name="exm-taylor-1d"/>
     <w:p>
       <w:pPr>
         <w:pStyle w:val="BodyText"/>
@@ -27185,7 +27345,7 @@
       <w:r>
         <w:t xml:space="preserve">(</w:t>
       </w:r>
-      <w:hyperlink r:id="rId120">
+      <w:hyperlink r:id="rId121">
         <w:r>
           <w:rPr>
             <w:rStyle w:val="Hyperlink"/>
@@ -27229,8 +27389,8 @@
         <w:t xml:space="preserve">.</w:t>
       </w:r>
     </w:p>
-    <w:bookmarkEnd w:id="121"/>
-    <w:bookmarkStart w:id="123" w:name="thm-taylor-mv"/>
+    <w:bookmarkEnd w:id="122"/>
+    <w:bookmarkStart w:id="124" w:name="thm-taylor-mv"/>
     <w:p>
       <w:pPr>
         <w:pStyle w:val="BodyText"/>
@@ -27330,7 +27490,7 @@
       <w:r>
         <w:t xml:space="preserve">(</w:t>
       </w:r>
-      <w:hyperlink r:id="rId122">
+      <w:hyperlink r:id="rId123">
         <w:r>
           <w:rPr>
             <w:rStyle w:val="Hyperlink"/>
@@ -27426,7 +27586,7 @@
     $$</w:t>
       </w:r>
     </w:p>
-    <w:bookmarkEnd w:id="123"/>
+    <w:bookmarkEnd w:id="124"/>
     <w:p>
       <w:pPr>
         <w:pStyle w:val="FirstParagraph"/>
@@ -27530,7 +27690,7 @@
       <w:r>
         <w:t xml:space="preserve"> </w:t>
       </w:r>
-      <w:hyperlink r:id="rId124">
+      <w:hyperlink r:id="rId125">
         <w:r>
           <w:rPr>
             <w:rStyle w:val="Hyperlink"/>
@@ -27677,7 +27837,7 @@
       <w:r>
         <w:t xml:space="preserve">, and its derivative (</w:t>
       </w:r>
-      <w:hyperlink r:id="rId125">
+      <w:hyperlink r:id="rId126">
         <w:r>
           <w:rPr>
             <w:rStyle w:val="Hyperlink"/>
@@ -27726,7 +27886,7 @@
       <w:r>
         <w:t xml:space="preserve">By the vector chain rule (</w:t>
       </w:r>
-      <w:hyperlink r:id="rId126">
+      <w:hyperlink r:id="rId127">
         <w:r>
           <w:rPr>
             <w:rStyle w:val="Hyperlink"/>
@@ -27816,7 +27976,7 @@
       <w:r>
         <w:t xml:space="preserve"> </w:t>
       </w:r>
-      <w:hyperlink r:id="rId127">
+      <w:hyperlink r:id="rId128">
         <w:r>
           <w:rPr>
             <w:rStyle w:val="Hyperlink"/>
@@ -27853,7 +28013,7 @@
       <w:r>
         <w:t xml:space="preserve">is continuous (</w:t>
       </w:r>
-      <w:hyperlink r:id="rId128">
+      <w:hyperlink r:id="rId129">
         <w:r>
           <w:rPr>
             <w:rStyle w:val="Hyperlink"/>
@@ -28060,7 +28220,7 @@
       <w:r>
         <w:t xml:space="preserve"> </w:t>
       </w:r>
-      <w:hyperlink r:id="rId127">
+      <w:hyperlink r:id="rId128">
         <w:r>
           <w:rPr>
             <w:rStyle w:val="Hyperlink"/>
@@ -28217,7 +28377,7 @@
     $$</w:t>
       </w:r>
     </w:p>
-    <w:bookmarkStart w:id="131" w:name="exm-taylor-mv"/>
+    <w:bookmarkStart w:id="132" w:name="exm-taylor-mv"/>
     <w:p>
       <w:pPr>
         <w:pStyle w:val="FirstParagraph"/>
@@ -28282,7 +28442,7 @@
       <w:r>
         <w:t xml:space="preserve">(</w:t>
       </w:r>
-      <w:hyperlink r:id="rId129">
+      <w:hyperlink r:id="rId130">
         <w:r>
           <w:rPr>
             <w:rStyle w:val="Hyperlink"/>
@@ -28319,7 +28479,7 @@
       <w:r>
         <w:t xml:space="preserve">at every point (</w:t>
       </w:r>
-      <w:hyperlink r:id="rId130">
+      <w:hyperlink r:id="rId131">
         <w:r>
           <w:rPr>
             <w:rStyle w:val="Hyperlink"/>
@@ -28428,8 +28588,8 @@
     $$</w:t>
       </w:r>
     </w:p>
-    <w:bookmarkEnd w:id="131"/>
-    <w:bookmarkStart w:id="132" w:name="def-strict-local-minimizer"/>
+    <w:bookmarkEnd w:id="132"/>
+    <w:bookmarkStart w:id="133" w:name="def-strict-local-minimizer"/>
     <w:p>
       <w:pPr>
         <w:pStyle w:val="FirstParagraph"/>
@@ -28598,8 +28758,8 @@
         <w:t xml:space="preserve">.</w:t>
       </w:r>
     </w:p>
-    <w:bookmarkEnd w:id="132"/>
-    <w:bookmarkStart w:id="133" w:name="exm-strict-local-minimizer"/>
+    <w:bookmarkEnd w:id="133"/>
+    <w:bookmarkStart w:id="134" w:name="exm-strict-local-minimizer"/>
     <w:p>
       <w:pPr>
         <w:pStyle w:val="BodyText"/>
@@ -28978,8 +29138,8 @@
         <w:t xml:space="preserve">never holds.</w:t>
       </w:r>
     </w:p>
-    <w:bookmarkEnd w:id="133"/>
-    <w:bookmarkStart w:id="135" w:name="lem-qf-eigen-bound"/>
+    <w:bookmarkEnd w:id="134"/>
+    <w:bookmarkStart w:id="136" w:name="lem-qf-eigen-bound"/>
     <w:p>
       <w:pPr>
         <w:pStyle w:val="FirstParagraph"/>
@@ -29075,7 +29235,7 @@
       <w:r>
         <w:t xml:space="preserve">(</w:t>
       </w:r>
-      <w:hyperlink r:id="rId134">
+      <w:hyperlink r:id="rId135">
         <w:r>
           <w:rPr>
             <w:rStyle w:val="Hyperlink"/>
@@ -29114,7 +29274,7 @@
         <w:t xml:space="preserve">.</w:t>
       </w:r>
     </w:p>
-    <w:bookmarkEnd w:id="135"/>
+    <w:bookmarkEnd w:id="136"/>
     <w:p>
       <w:pPr>
         <w:pStyle w:val="BodyText"/>
@@ -29291,7 +29451,7 @@
       <w:r>
         <w:t xml:space="preserve">(</w:t>
       </w:r>
-      <w:hyperlink r:id="rId136">
+      <w:hyperlink r:id="rId137">
         <w:r>
           <w:rPr>
             <w:rStyle w:val="Hyperlink"/>
@@ -29357,7 +29517,7 @@
       <w:r>
         <w:t xml:space="preserve"> </w:t>
       </w:r>
-      <w:hyperlink r:id="rId137">
+      <w:hyperlink r:id="rId138">
         <w:r>
           <w:rPr>
             <w:rStyle w:val="Hyperlink"/>
@@ -29377,7 +29537,7 @@
       <w:r>
         <w:t xml:space="preserve"> </w:t>
       </w:r>
-      <w:hyperlink r:id="rId138">
+      <w:hyperlink r:id="rId139">
         <w:r>
           <w:rPr>
             <w:rStyle w:val="Hyperlink"/>
@@ -29530,7 +29690,7 @@
       <w:r>
         <w:t xml:space="preserve">(</w:t>
       </w:r>
-      <w:hyperlink r:id="rId139">
+      <w:hyperlink r:id="rId140">
         <w:r>
           <w:rPr>
             <w:rStyle w:val="Hyperlink"/>
@@ -29542,7 +29702,7 @@
         <w:t xml:space="preserve">).</w:t>
       </w:r>
     </w:p>
-    <w:bookmarkStart w:id="141" w:name="exm-qf-eigen-bound"/>
+    <w:bookmarkStart w:id="142" w:name="exm-qf-eigen-bound"/>
     <w:p>
       <w:pPr>
         <w:pStyle w:val="BodyText"/>
@@ -29659,7 +29819,7 @@
       <w:r>
         <w:t xml:space="preserve">(</w:t>
       </w:r>
-      <w:hyperlink r:id="rId140">
+      <w:hyperlink r:id="rId141">
         <w:r>
           <w:rPr>
             <w:rStyle w:val="Hyperlink"/>
@@ -29799,8 +29959,8 @@
         <w:t xml:space="preserve">.</w:t>
       </w:r>
     </w:p>
-    <w:bookmarkEnd w:id="141"/>
-    <w:bookmarkStart w:id="142" w:name="lem-qf-entry-bound"/>
+    <w:bookmarkEnd w:id="142"/>
+    <w:bookmarkStart w:id="143" w:name="lem-qf-entry-bound"/>
     <w:p>
       <w:pPr>
         <w:pStyle w:val="BodyText"/>
@@ -29934,7 +30094,7 @@
         <w:t xml:space="preserve">.</w:t>
       </w:r>
     </w:p>
-    <w:bookmarkEnd w:id="142"/>
+    <w:bookmarkEnd w:id="143"/>
     <w:p>
       <w:pPr>
         <w:pStyle w:val="BodyText"/>
@@ -30040,7 +30200,7 @@
       <w:r>
         <w:t xml:space="preserve"> </w:t>
       </w:r>
-      <w:hyperlink r:id="rId127">
+      <w:hyperlink r:id="rId128">
         <w:r>
           <w:rPr>
             <w:rStyle w:val="Hyperlink"/>
@@ -30060,7 +30220,7 @@
       <w:r>
         <w:t xml:space="preserve"> </w:t>
       </w:r>
-      <w:hyperlink r:id="rId143">
+      <w:hyperlink r:id="rId144">
         <w:r>
           <w:rPr>
             <w:rStyle w:val="Hyperlink"/>
@@ -30077,7 +30237,7 @@
       <w:r>
         <w:t xml:space="preserve"> </w:t>
       </w:r>
-      <w:hyperlink r:id="rId144">
+      <w:hyperlink r:id="rId145">
         <w:r>
           <w:rPr>
             <w:rStyle w:val="Hyperlink"/>
@@ -30089,7 +30249,7 @@
         <w:t xml:space="preserve">.</w:t>
       </w:r>
     </w:p>
-    <w:bookmarkStart w:id="145" w:name="exm-qf-entry-bound"/>
+    <w:bookmarkStart w:id="146" w:name="exm-qf-entry-bound"/>
     <w:p>
       <w:pPr>
         <w:pStyle w:val="BodyText"/>
@@ -30373,8 +30533,8 @@
         </m:oMath>
       </m:oMathPara>
     </w:p>
-    <w:bookmarkEnd w:id="145"/>
-    <w:bookmarkStart w:id="147" w:name="thm-second-order-condition"/>
+    <w:bookmarkEnd w:id="146"/>
+    <w:bookmarkStart w:id="148" w:name="thm-second-order-condition"/>
     <w:p>
       <w:pPr>
         <w:pStyle w:val="FirstParagraph"/>
@@ -30474,7 +30634,7 @@
       <w:r>
         <w:t xml:space="preserve">(</w:t>
       </w:r>
-      <w:hyperlink r:id="rId122">
+      <w:hyperlink r:id="rId123">
         <w:r>
           <w:rPr>
             <w:rStyle w:val="Hyperlink"/>
@@ -30549,7 +30709,7 @@
       <w:r>
         <w:t xml:space="preserve"> </w:t>
       </w:r>
-      <w:hyperlink r:id="rId146">
+      <w:hyperlink r:id="rId147">
         <w:r>
           <w:rPr>
             <w:rStyle w:val="Hyperlink"/>
@@ -30604,7 +30764,7 @@
         <w:t xml:space="preserve">).</w:t>
       </w:r>
     </w:p>
-    <w:bookmarkEnd w:id="147"/>
+    <w:bookmarkEnd w:id="148"/>
     <w:p>
       <w:pPr>
         <w:pStyle w:val="BodyText"/>
@@ -30654,7 +30814,7 @@
       <w:r>
         <w:t xml:space="preserve">(</w:t>
       </w:r>
-      <w:hyperlink r:id="rId148">
+      <w:hyperlink r:id="rId149">
         <w:r>
           <w:rPr>
             <w:rStyle w:val="Hyperlink"/>
@@ -30732,7 +30892,7 @@
       <w:r>
         <w:t xml:space="preserve">(</w:t>
       </w:r>
-      <w:hyperlink r:id="rId128">
+      <w:hyperlink r:id="rId129">
         <w:r>
           <w:rPr>
             <w:rStyle w:val="Hyperlink"/>
@@ -31223,7 +31383,7 @@
         <w:t xml:space="preserve">).</w:t>
       </w:r>
     </w:p>
-    <w:bookmarkStart w:id="149" w:name="exm-second-order-condition"/>
+    <w:bookmarkStart w:id="150" w:name="exm-second-order-condition"/>
     <w:p>
       <w:pPr>
         <w:pStyle w:val="BodyText"/>
@@ -31587,8 +31747,8 @@
         <w:t xml:space="preserve">).</w:t>
       </w:r>
     </w:p>
-    <w:bookmarkEnd w:id="149"/>
-    <w:bookmarkStart w:id="150" w:name="exm-second-order-inconclusive"/>
+    <w:bookmarkEnd w:id="150"/>
+    <w:bookmarkStart w:id="151" w:name="exm-second-order-inconclusive"/>
     <w:p>
       <w:pPr>
         <w:pStyle w:val="FirstParagraph"/>
@@ -32135,8 +32295,8 @@
         <w:t xml:space="preserve">.</w:t>
       </w:r>
     </w:p>
-    <w:bookmarkEnd w:id="150"/>
-    <w:bookmarkStart w:id="151" w:name="def-local-maximizer"/>
+    <w:bookmarkEnd w:id="151"/>
+    <w:bookmarkStart w:id="152" w:name="def-local-maximizer"/>
     <w:p>
       <w:pPr>
         <w:pStyle w:val="BodyText"/>
@@ -32305,8 +32465,8 @@
         <w:t xml:space="preserve">.</w:t>
       </w:r>
     </w:p>
-    <w:bookmarkEnd w:id="151"/>
-    <w:bookmarkStart w:id="152" w:name="exm-local-maximizer"/>
+    <w:bookmarkEnd w:id="152"/>
+    <w:bookmarkStart w:id="153" w:name="exm-local-maximizer"/>
     <w:p>
       <w:pPr>
         <w:pStyle w:val="BodyText"/>
@@ -32719,8 +32879,8 @@
         <w:t xml:space="preserve">.</w:t>
       </w:r>
     </w:p>
-    <w:bookmarkEnd w:id="152"/>
-    <w:bookmarkStart w:id="153" w:name="def-saddle-point"/>
+    <w:bookmarkEnd w:id="153"/>
+    <w:bookmarkStart w:id="154" w:name="def-saddle-point"/>
     <w:p>
       <w:pPr>
         <w:pStyle w:val="BodyText"/>
@@ -32909,8 +33069,8 @@
         <w:t xml:space="preserve">.</w:t>
       </w:r>
     </w:p>
-    <w:bookmarkEnd w:id="153"/>
-    <w:bookmarkStart w:id="154" w:name="exm-saddle-point"/>
+    <w:bookmarkEnd w:id="154"/>
+    <w:bookmarkStart w:id="155" w:name="exm-saddle-point"/>
     <w:p>
       <w:pPr>
         <w:pStyle w:val="BodyText"/>
@@ -33174,9 +33334,9 @@
         <w:t xml:space="preserve">and it is a saddle point.</w:t>
       </w:r>
     </w:p>
-    <w:bookmarkEnd w:id="154"/>
-    <w:bookmarkStart w:id="168" w:name="refs"/>
-    <w:bookmarkStart w:id="156" w:name="ref-wikipedia_stationary_point"/>
+    <w:bookmarkEnd w:id="155"/>
+    <w:bookmarkStart w:id="169" w:name="refs"/>
+    <w:bookmarkStart w:id="157" w:name="ref-wikipedia_stationary_point"/>
     <w:p>
       <w:pPr>
         <w:pStyle w:val="Bibliography"/>
@@ -33223,7 +33383,7 @@
       <w:r>
         <w:t xml:space="preserve"> </w:t>
       </w:r>
-      <w:hyperlink r:id="rId155">
+      <w:hyperlink r:id="rId156">
         <w:r>
           <w:rPr>
             <w:rStyle w:val="Hyperlink"/>
@@ -33232,8 +33392,8 @@
         </w:r>
       </w:hyperlink>
     </w:p>
-    <w:bookmarkEnd w:id="156"/>
-    <w:bookmarkStart w:id="158" w:name="ref-problifesavercalc"/>
+    <w:bookmarkEnd w:id="157"/>
+    <w:bookmarkStart w:id="159" w:name="ref-problifesavercalc"/>
     <w:p>
       <w:pPr>
         <w:pStyle w:val="Bibliography"/>
@@ -33266,7 +33426,7 @@
       <w:r>
         <w:t xml:space="preserve"> </w:t>
       </w:r>
-      <w:hyperlink r:id="rId157">
+      <w:hyperlink r:id="rId158">
         <w:r>
           <w:rPr>
             <w:rStyle w:val="Hyperlink"/>
@@ -33275,8 +33435,8 @@
         </w:r>
       </w:hyperlink>
     </w:p>
-    <w:bookmarkEnd w:id="158"/>
-    <w:bookmarkStart w:id="160" w:name="ref-zhou2024optim"/>
+    <w:bookmarkEnd w:id="159"/>
+    <w:bookmarkStart w:id="161" w:name="ref-zhou2024optim"/>
     <w:p>
       <w:pPr>
         <w:pStyle w:val="Bibliography"/>
@@ -33308,7 +33468,7 @@
       <w:r>
         <w:t xml:space="preserve"> </w:t>
       </w:r>
-      <w:hyperlink r:id="rId159">
+      <w:hyperlink r:id="rId160">
         <w:r>
           <w:rPr>
             <w:rStyle w:val="Hyperlink"/>
@@ -33317,8 +33477,8 @@
         </w:r>
       </w:hyperlink>
     </w:p>
-    <w:bookmarkEnd w:id="160"/>
-    <w:bookmarkStart w:id="162" w:name="Xa9ec915cd94511c84068c1cc8483385b59fa411"/>
+    <w:bookmarkEnd w:id="161"/>
+    <w:bookmarkStart w:id="163" w:name="Xa9ec915cd94511c84068c1cc8483385b59fa411"/>
     <w:p>
       <w:pPr>
         <w:pStyle w:val="Bibliography"/>
@@ -33365,7 +33525,7 @@
       <w:r>
         <w:t xml:space="preserve"> </w:t>
       </w:r>
-      <w:hyperlink r:id="rId161">
+      <w:hyperlink r:id="rId162">
         <w:r>
           <w:rPr>
             <w:rStyle w:val="Hyperlink"/>
@@ -33374,8 +33534,8 @@
         </w:r>
       </w:hyperlink>
     </w:p>
-    <w:bookmarkEnd w:id="162"/>
-    <w:bookmarkStart w:id="164" w:name="ref-wikipedia_taylors_theorem"/>
+    <w:bookmarkEnd w:id="163"/>
+    <w:bookmarkStart w:id="165" w:name="ref-wikipedia_taylors_theorem"/>
     <w:p>
       <w:pPr>
         <w:pStyle w:val="Bibliography"/>
@@ -33422,7 +33582,7 @@
       <w:r>
         <w:t xml:space="preserve"> </w:t>
       </w:r>
-      <w:hyperlink r:id="rId163">
+      <w:hyperlink r:id="rId164">
         <w:r>
           <w:rPr>
             <w:rStyle w:val="Hyperlink"/>
@@ -33431,8 +33591,8 @@
         </w:r>
       </w:hyperlink>
     </w:p>
-    <w:bookmarkEnd w:id="164"/>
-    <w:bookmarkStart w:id="165" w:name="ref-rudin1976principles"/>
+    <w:bookmarkEnd w:id="165"/>
+    <w:bookmarkStart w:id="166" w:name="ref-rudin1976principles"/>
     <w:p>
       <w:pPr>
         <w:pStyle w:val="Bibliography"/>
@@ -33463,8 +33623,8 @@
         <w:t xml:space="preserve">, 3rd ed. in International series in pure and applied mathematics. New York: McGraw-Hill, 1976.</w:t>
       </w:r>
     </w:p>
-    <w:bookmarkEnd w:id="165"/>
-    <w:bookmarkStart w:id="167" w:name="ref-wikipedia_saddle_point"/>
+    <w:bookmarkEnd w:id="166"/>
+    <w:bookmarkStart w:id="168" w:name="ref-wikipedia_saddle_point"/>
     <w:p>
       <w:pPr>
         <w:pStyle w:val="Bibliography"/>
@@ -33511,7 +33671,7 @@
       <w:r>
         <w:t xml:space="preserve"> </w:t>
       </w:r>
-      <w:hyperlink r:id="rId166">
+      <w:hyperlink r:id="rId167">
         <w:r>
           <w:rPr>
             <w:rStyle w:val="Hyperlink"/>
@@ -33520,9 +33680,9 @@
         </w:r>
       </w:hyperlink>
     </w:p>
-    <w:bookmarkEnd w:id="167"/>
     <w:bookmarkEnd w:id="168"/>
     <w:bookmarkEnd w:id="169"/>
+    <w:bookmarkEnd w:id="170"/>
     <w:sectPr>
       <w:footnotePr>
         <w:numRestart w:val="eachSect"/>

--- a/optimization-critical-points.docx
+++ b/optimization-critical-points.docx
@@ -15,7 +15,7 @@
         <w:pStyle w:val="Date"/>
       </w:pPr>
       <w:r>
-        <w:t xml:space="preserve">Last modified: 2026-10-29 20:01:11 (PDT)</w:t>
+        <w:t xml:space="preserve">Last modified: 2026-10-30 00:52:40 (PDT)</w:t>
       </w:r>
     </w:p>
     <w:bookmarkStart w:id="90" w:name="sec-critical-points"/>

--- a/optimization-critical-points.docx
+++ b/optimization-critical-points.docx
@@ -15,7 +15,7 @@
         <w:pStyle w:val="Date"/>
       </w:pPr>
       <w:r>
-        <w:t xml:space="preserve">Last modified: 2026-10-30 00:52:40 (PDT)</w:t>
+        <w:t xml:space="preserve">Last modified: 2026-10-30 02:22:19 (PDT)</w:t>
       </w:r>
     </w:p>
     <w:bookmarkStart w:id="90" w:name="sec-critical-points"/>

--- a/optimization-critical-points.docx
+++ b/optimization-critical-points.docx
@@ -15,7 +15,7 @@
         <w:pStyle w:val="Date"/>
       </w:pPr>
       <w:r>
-        <w:t xml:space="preserve">Last modified: 2026-10-30 02:22:19 (PDT)</w:t>
+        <w:t xml:space="preserve">Last modified: 2026-10-30 12:07:09 (PDT)</w:t>
       </w:r>
     </w:p>
     <w:bookmarkStart w:id="90" w:name="sec-critical-points"/>

--- a/optimization-critical-points.docx
+++ b/optimization-critical-points.docx
@@ -15,7 +15,7 @@
         <w:pStyle w:val="Date"/>
       </w:pPr>
       <w:r>
-        <w:t xml:space="preserve">Last modified: 2026-10-30 12:07:09 (PDT)</w:t>
+        <w:t xml:space="preserve">Last modified: 2026-10-30 13:54:56 (PDT)</w:t>
       </w:r>
     </w:p>
     <w:bookmarkStart w:id="90" w:name="sec-critical-points"/>

--- a/optimization-critical-points.docx
+++ b/optimization-critical-points.docx
@@ -15,7 +15,7 @@
         <w:pStyle w:val="Date"/>
       </w:pPr>
       <w:r>
-        <w:t xml:space="preserve">Last modified: 2026-10-30 13:54:56 (PDT)</w:t>
+        <w:t xml:space="preserve">Last modified: 2026-10-30 15:46:06 (PDT)</w:t>
       </w:r>
     </w:p>
     <w:bookmarkStart w:id="90" w:name="sec-critical-points"/>

--- a/optimization-critical-points.docx
+++ b/optimization-critical-points.docx
@@ -15,7 +15,7 @@
         <w:pStyle w:val="Date"/>
       </w:pPr>
       <w:r>
-        <w:t xml:space="preserve">Last modified: 2026-10-30 15:46:06 (PDT)</w:t>
+        <w:t xml:space="preserve">Last modified: 2026-10-30 17:15:43 (PDT)</w:t>
       </w:r>
     </w:p>
     <w:bookmarkStart w:id="90" w:name="sec-critical-points"/>

--- a/optimization-critical-points.docx
+++ b/optimization-critical-points.docx
@@ -15,7 +15,7 @@
         <w:pStyle w:val="Date"/>
       </w:pPr>
       <w:r>
-        <w:t xml:space="preserve">Last modified: 2026-10-30 17:15:43 (PDT)</w:t>
+        <w:t xml:space="preserve">Last modified: 2026-10-30 18:45:42 (PDT)</w:t>
       </w:r>
     </w:p>
     <w:bookmarkStart w:id="90" w:name="sec-critical-points"/>

--- a/optimization-critical-points.docx
+++ b/optimization-critical-points.docx
@@ -15,7 +15,7 @@
         <w:pStyle w:val="Date"/>
       </w:pPr>
       <w:r>
-        <w:t xml:space="preserve">Last modified: 2026-10-30 18:45:42 (PDT)</w:t>
+        <w:t xml:space="preserve">Last modified: 2026-10-30 21:18:12 (PDT)</w:t>
       </w:r>
     </w:p>
     <w:bookmarkStart w:id="90" w:name="sec-critical-points"/>

--- a/optimization-critical-points.docx
+++ b/optimization-critical-points.docx
@@ -15,7 +15,7 @@
         <w:pStyle w:val="Date"/>
       </w:pPr>
       <w:r>
-        <w:t xml:space="preserve">Last modified: 2026-10-30 21:18:12 (PDT)</w:t>
+        <w:t xml:space="preserve">Last modified: 2026-10-31 00:08:50 (PDT)</w:t>
       </w:r>
     </w:p>
     <w:bookmarkStart w:id="90" w:name="sec-critical-points"/>

--- a/optimization-critical-points.docx
+++ b/optimization-critical-points.docx
@@ -15,7 +15,7 @@
         <w:pStyle w:val="Date"/>
       </w:pPr>
       <w:r>
-        <w:t xml:space="preserve">Last modified: 2026-10-31 00:08:50 (PDT)</w:t>
+        <w:t xml:space="preserve">Last modified: 2026-10-31 06:43:52 (PDT)</w:t>
       </w:r>
     </w:p>
     <w:bookmarkStart w:id="90" w:name="sec-critical-points"/>
